--- a/Labs/EG 02- Unit testing C#.docx
+++ b/Labs/EG 02- Unit testing C#.docx
@@ -240,6 +240,101 @@
         <w:t xml:space="preserve"> of each method.</w:t>
       </w:r>
     </w:p>
+    <w:p>
+      <w:pPr>
+        <w:rPr>
+          <w:b/>
+          <w:bCs/>
+        </w:rPr>
+      </w:pPr>
+    </w:p>
+    <w:p>
+      <w:r>
+        <w:rPr>
+          <w:rStyle w:val="Heading2Char"/>
+        </w:rPr>
+        <w:t xml:space="preserve">Testing scope for this lab: </w:t>
+      </w:r>
+      <w:r>
+        <w:rPr>
+          <w:rStyle w:val="Heading2Char"/>
+        </w:rPr>
+        <w:br/>
+      </w:r>
+      <w:r>
+        <w:t xml:space="preserve">The </w:t>
+      </w:r>
+      <w:proofErr w:type="spellStart"/>
+      <w:r>
+        <w:rPr>
+          <w:b/>
+          <w:bCs/>
+        </w:rPr>
+        <w:t>UserService</w:t>
+      </w:r>
+      <w:proofErr w:type="spellEnd"/>
+      <w:r>
+        <w:t xml:space="preserve"> class is designed to work with a user store (database), which you will implement or mock in a later module. For this exercise, </w:t>
+      </w:r>
+      <w:r>
+        <w:rPr>
+          <w:b/>
+          <w:bCs/>
+        </w:rPr>
+        <w:t>do not write tests that require a real database or persistence layer</w:t>
+      </w:r>
+      <w:r>
+        <w:t>.</w:t>
+      </w:r>
+      <w:r>
+        <w:t xml:space="preserve"> These are indicated using the icon </w:t>
+      </w:r>
+      <w:r>
+        <w:rPr>
+          <mc:AlternateContent>
+            <mc:Choice Requires="w16se"/>
+            <mc:Fallback>
+              <w:rFonts w:ascii="Segoe UI Emoji" w:eastAsia="Segoe UI Emoji" w:hAnsi="Segoe UI Emoji" w:cs="Segoe UI Emoji"/>
+            </mc:Fallback>
+          </mc:AlternateContent>
+        </w:rPr>
+        <mc:AlternateContent>
+          <mc:Choice Requires="w16se">
+            <w16se:symEx w16se:font="Segoe UI Emoji" w16se:char="2622"/>
+          </mc:Choice>
+          <mc:Fallback>
+            <w:t>☢</w:t>
+          </mc:Fallback>
+        </mc:AlternateContent>
+      </w:r>
+      <w:r>
+        <w:t xml:space="preserve">️ </w:t>
+      </w:r>
+    </w:p>
+    <w:p>
+      <w:r>
+        <w:t xml:space="preserve">Instead, focus on testing the </w:t>
+      </w:r>
+      <w:r>
+        <w:rPr>
+          <w:b/>
+          <w:bCs/>
+        </w:rPr>
+        <w:t>business rules only</w:t>
+      </w:r>
+      <w:r>
+        <w:t>.</w:t>
+      </w:r>
+    </w:p>
+    <w:p>
+      <w:r>
+        <w:t xml:space="preserve">Tests involving external storage, repositories, or mocks will be covered </w:t>
+      </w:r>
+      <w:r>
+        <w:t>later.</w:t>
+      </w:r>
+    </w:p>
+    <w:p/>
     <w:p/>
     <w:p>
       <w:pPr>
@@ -337,6 +432,30 @@
       <w:r>
         <w:t>The username already exists.</w:t>
       </w:r>
+      <w:r>
+        <w:t xml:space="preserve"> </w:t>
+      </w:r>
+      <w:r>
+        <w:rPr>
+          <mc:AlternateContent>
+            <mc:Choice Requires="w16se"/>
+            <mc:Fallback>
+              <w:rFonts w:ascii="Segoe UI Emoji" w:eastAsia="Segoe UI Emoji" w:hAnsi="Segoe UI Emoji" w:cs="Segoe UI Emoji"/>
+            </mc:Fallback>
+          </mc:AlternateContent>
+        </w:rPr>
+        <mc:AlternateContent>
+          <mc:Choice Requires="w16se">
+            <w16se:symEx w16se:font="Segoe UI Emoji" w16se:char="2622"/>
+          </mc:Choice>
+          <mc:Fallback>
+            <w:t>☢</w:t>
+          </mc:Fallback>
+        </mc:AlternateContent>
+      </w:r>
+      <w:r>
+        <w:t>️</w:t>
+      </w:r>
     </w:p>
     <w:p>
       <w:pPr>
@@ -477,6 +596,30 @@
         <w:t>The user does not exist.</w:t>
       </w:r>
       <w:r>
+        <w:t xml:space="preserve"> </w:t>
+      </w:r>
+      <w:r>
+        <w:rPr>
+          <mc:AlternateContent>
+            <mc:Choice Requires="w16se"/>
+            <mc:Fallback>
+              <w:rFonts w:ascii="Segoe UI Emoji" w:eastAsia="Segoe UI Emoji" w:hAnsi="Segoe UI Emoji" w:cs="Segoe UI Emoji"/>
+            </mc:Fallback>
+          </mc:AlternateContent>
+        </w:rPr>
+        <mc:AlternateContent>
+          <mc:Choice Requires="w16se">
+            <w16se:symEx w16se:font="Segoe UI Emoji" w16se:char="2622"/>
+          </mc:Choice>
+          <mc:Fallback>
+            <w:t>☢</w:t>
+          </mc:Fallback>
+        </mc:AlternateContent>
+      </w:r>
+      <w:r>
+        <w:t>️</w:t>
+      </w:r>
+      <w:r>
         <w:br/>
       </w:r>
     </w:p>
@@ -496,16 +639,19 @@
     </w:p>
     <w:p>
       <w:pPr>
-        <w:rPr>
-          <w:b/>
-          <w:bCs/>
-        </w:rPr>
-      </w:pPr>
-      <w:r>
-        <w:rPr>
-          <w:b/>
-          <w:bCs/>
-        </w:rPr>
+        <w:keepNext/>
+        <w:keepLines/>
+        <w:rPr>
+          <w:b/>
+          <w:bCs/>
+        </w:rPr>
+      </w:pPr>
+      <w:r>
+        <w:rPr>
+          <w:b/>
+          <w:bCs/>
+        </w:rPr>
+        <w:lastRenderedPageBreak/>
         <w:t xml:space="preserve">3. </w:t>
       </w:r>
       <w:proofErr w:type="spellStart"/>
@@ -543,6 +689,8 @@
     </w:p>
     <w:p>
       <w:pPr>
+        <w:keepNext/>
+        <w:keepLines/>
         <w:numPr>
           <w:ilvl w:val="0"/>
           <w:numId w:val="5"/>
@@ -554,13 +702,49 @@
     </w:p>
     <w:p>
       <w:pPr>
+        <w:keepNext/>
+        <w:keepLines/>
         <w:numPr>
           <w:ilvl w:val="0"/>
           <w:numId w:val="5"/>
         </w:numPr>
       </w:pPr>
       <w:r>
-        <w:t xml:space="preserve">Return true if the user exists and their role matches </w:t>
+        <w:t xml:space="preserve">Return </w:t>
+      </w:r>
+      <w:r>
+        <w:rPr>
+          <w:b/>
+          <w:bCs/>
+        </w:rPr>
+        <w:t>true</w:t>
+      </w:r>
+      <w:r>
+        <w:t xml:space="preserve"> if the user exists </w:t>
+      </w:r>
+      <w:r>
+        <w:rPr>
+          <mc:AlternateContent>
+            <mc:Choice Requires="w16se"/>
+            <mc:Fallback>
+              <w:rFonts w:ascii="Segoe UI Emoji" w:eastAsia="Segoe UI Emoji" w:hAnsi="Segoe UI Emoji" w:cs="Segoe UI Emoji"/>
+            </mc:Fallback>
+          </mc:AlternateContent>
+        </w:rPr>
+        <mc:AlternateContent>
+          <mc:Choice Requires="w16se">
+            <w16se:symEx w16se:font="Segoe UI Emoji" w16se:char="2622"/>
+          </mc:Choice>
+          <mc:Fallback>
+            <w:t>☢</w:t>
+          </mc:Fallback>
+        </mc:AlternateContent>
+      </w:r>
+      <w:r>
+        <w:t xml:space="preserve">️ </w:t>
+      </w:r>
+      <w:r>
+        <w:t xml:space="preserve">and their role matches </w:t>
       </w:r>
       <w:proofErr w:type="spellStart"/>
       <w:r>
@@ -568,9 +752,6 @@
       </w:r>
       <w:proofErr w:type="spellEnd"/>
       <w:r>
-        <w:t>; otherwise return false.</w:t>
-      </w:r>
-      <w:r>
         <w:br/>
       </w:r>
       <w:r>
@@ -591,7 +772,6 @@
         <w:pStyle w:val="Heading2"/>
       </w:pPr>
       <w:r>
-        <w:lastRenderedPageBreak/>
         <w:t xml:space="preserve"> Part 2: Write Unit Tests (</w:t>
       </w:r>
       <w:proofErr w:type="spellStart"/>
@@ -668,6 +848,30 @@
       <w:r>
         <w:t>Registering a duplicate username throws exception.</w:t>
       </w:r>
+      <w:r>
+        <w:t xml:space="preserve"> </w:t>
+      </w:r>
+      <w:r>
+        <w:rPr>
+          <mc:AlternateContent>
+            <mc:Choice Requires="w16se"/>
+            <mc:Fallback>
+              <w:rFonts w:ascii="Segoe UI Emoji" w:eastAsia="Segoe UI Emoji" w:hAnsi="Segoe UI Emoji" w:cs="Segoe UI Emoji"/>
+            </mc:Fallback>
+          </mc:AlternateContent>
+        </w:rPr>
+        <mc:AlternateContent>
+          <mc:Choice Requires="w16se">
+            <w16se:symEx w16se:font="Segoe UI Emoji" w16se:char="2622"/>
+          </mc:Choice>
+          <mc:Fallback>
+            <w:t>☢</w:t>
+          </mc:Fallback>
+        </mc:AlternateContent>
+      </w:r>
+      <w:r>
+        <w:t>️</w:t>
+      </w:r>
     </w:p>
     <w:p>
       <w:pPr>
@@ -713,6 +917,13 @@
     </w:p>
     <w:p>
       <w:pPr>
+        <w:pStyle w:val="ListParagraph"/>
+        <w:keepNext/>
+        <w:keepLines/>
+      </w:pPr>
+    </w:p>
+    <w:p>
+      <w:pPr>
         <w:pStyle w:val="Heading2"/>
       </w:pPr>
       <w:r>
@@ -775,6 +986,30 @@
         <w:t>Unregistered username throws exception.</w:t>
       </w:r>
       <w:r>
+        <w:t xml:space="preserve"> </w:t>
+      </w:r>
+      <w:r>
+        <w:rPr>
+          <mc:AlternateContent>
+            <mc:Choice Requires="w16se"/>
+            <mc:Fallback>
+              <w:rFonts w:ascii="Segoe UI Emoji" w:eastAsia="Segoe UI Emoji" w:hAnsi="Segoe UI Emoji" w:cs="Segoe UI Emoji"/>
+            </mc:Fallback>
+          </mc:AlternateContent>
+        </w:rPr>
+        <mc:AlternateContent>
+          <mc:Choice Requires="w16se">
+            <w16se:symEx w16se:font="Segoe UI Emoji" w16se:char="2622"/>
+          </mc:Choice>
+          <mc:Fallback>
+            <w:t>☢</w:t>
+          </mc:Fallback>
+        </mc:AlternateContent>
+      </w:r>
+      <w:r>
+        <w:t>️</w:t>
+      </w:r>
+      <w:r>
         <w:br/>
       </w:r>
     </w:p>
@@ -807,7 +1042,10 @@
         </w:rPr>
       </w:pPr>
       <w:r>
-        <w:t>Returns true if user role matches.</w:t>
+        <w:t>Returns true if user role matches</w:t>
+      </w:r>
+      <w:r>
+        <w:t xml:space="preserve"> otherwise false</w:t>
       </w:r>
     </w:p>
     <w:p>
@@ -823,32 +1061,10 @@
         </w:rPr>
       </w:pPr>
       <w:r>
-        <w:t>Returns false if role doesn't match.</w:t>
-      </w:r>
-    </w:p>
-    <w:p>
-      <w:pPr>
-        <w:pStyle w:val="ListParagraph"/>
-        <w:numPr>
-          <w:ilvl w:val="0"/>
-          <w:numId w:val="10"/>
-        </w:numPr>
-        <w:rPr>
-          <w:b/>
-          <w:bCs/>
-        </w:rPr>
-      </w:pPr>
-      <w:r>
         <w:t>Null or empty username throws exception.</w:t>
       </w:r>
     </w:p>
-    <w:p>
-      <w:r>
-        <w:pict w14:anchorId="0824031F">
-          <v:rect id="_x0000_i1025" style="width:0;height:1.5pt" o:hralign="center" o:hrstd="t" o:hr="t" fillcolor="#a0a0a0" stroked="f"/>
-        </w:pict>
-      </w:r>
-    </w:p>
+    <w:p/>
     <w:p>
       <w:pPr>
         <w:pStyle w:val="Heading2"/>
@@ -890,11 +1106,6 @@
         <w:tab/>
       </w:r>
       <w:r>
-        <w:rPr>
-          <w:rFonts w:ascii="Courier New" w:hAnsi="Courier New" w:cs="Courier New"/>
-          <w:b/>
-          <w:bCs/>
-        </w:rPr>
         <w:t>[</w:t>
       </w:r>
       <w:proofErr w:type="spellStart"/>
@@ -1014,6 +1225,10 @@
       </w:r>
       <w:proofErr w:type="spellStart"/>
       <w:r>
+        <w:rPr>
+          <w:b/>
+          <w:bCs/>
+        </w:rPr>
         <w:t>Assert.IsTrue</w:t>
       </w:r>
       <w:proofErr w:type="spellEnd"/>
@@ -1022,6 +1237,10 @@
       </w:r>
       <w:proofErr w:type="spellStart"/>
       <w:r>
+        <w:rPr>
+          <w:b/>
+          <w:bCs/>
+        </w:rPr>
         <w:t>Assert.IsFalse</w:t>
       </w:r>
       <w:proofErr w:type="spellEnd"/>
@@ -1030,6 +1249,10 @@
       </w:r>
       <w:proofErr w:type="spellStart"/>
       <w:r>
+        <w:rPr>
+          <w:b/>
+          <w:bCs/>
+        </w:rPr>
         <w:t>Assert.AreEqual</w:t>
       </w:r>
       <w:proofErr w:type="spellEnd"/>
@@ -1037,23 +1260,20 @@
         <w:t>(...) where appropriate.</w:t>
       </w:r>
     </w:p>
-    <w:p>
-      <w:r>
-        <w:pict w14:anchorId="68987222">
-          <v:rect id="_x0000_i1026" style="width:0;height:1.5pt" o:hralign="center" o:hrstd="t" o:hr="t" fillcolor="#a0a0a0" stroked="f"/>
-        </w:pict>
-      </w:r>
-    </w:p>
+    <w:p/>
     <w:p>
       <w:pPr>
         <w:pStyle w:val="Heading2"/>
       </w:pPr>
       <w:r>
+        <w:lastRenderedPageBreak/>
         <w:t>Example Test Method Skeleton</w:t>
       </w:r>
     </w:p>
     <w:p>
       <w:pPr>
+        <w:keepNext/>
+        <w:keepLines/>
         <w:suppressAutoHyphens w:val="0"/>
         <w:autoSpaceDE w:val="0"/>
         <w:autoSpaceDN w:val="0"/>
@@ -1101,6 +1321,8 @@
     </w:p>
     <w:p>
       <w:pPr>
+        <w:keepNext/>
+        <w:keepLines/>
         <w:suppressAutoHyphens w:val="0"/>
         <w:autoSpaceDE w:val="0"/>
         <w:autoSpaceDN w:val="0"/>
@@ -1188,6 +1410,8 @@
     </w:p>
     <w:p>
       <w:pPr>
+        <w:keepNext/>
+        <w:keepLines/>
         <w:suppressAutoHyphens w:val="0"/>
         <w:autoSpaceDE w:val="0"/>
         <w:autoSpaceDN w:val="0"/>
@@ -1277,21 +1501,25 @@
     </w:p>
     <w:p>
       <w:pPr>
-        <w:suppressAutoHyphens w:val="0"/>
-        <w:autoSpaceDE w:val="0"/>
-        <w:autoSpaceDN w:val="0"/>
-        <w:adjustRightInd w:val="0"/>
-        <w:rPr>
-          <w:rFonts w:ascii="Consolas" w:hAnsi="Consolas" w:cs="Consolas"/>
-          <w:color w:val="000000"/>
-          <w:sz w:val="19"/>
-          <w:szCs w:val="19"/>
-          <w:lang w:eastAsia="en-US"/>
-        </w:rPr>
-      </w:pPr>
-    </w:p>
-    <w:p>
-      <w:pPr>
+        <w:keepNext/>
+        <w:keepLines/>
+        <w:suppressAutoHyphens w:val="0"/>
+        <w:autoSpaceDE w:val="0"/>
+        <w:autoSpaceDN w:val="0"/>
+        <w:adjustRightInd w:val="0"/>
+        <w:rPr>
+          <w:rFonts w:ascii="Consolas" w:hAnsi="Consolas" w:cs="Consolas"/>
+          <w:color w:val="000000"/>
+          <w:sz w:val="19"/>
+          <w:szCs w:val="19"/>
+          <w:lang w:eastAsia="en-US"/>
+        </w:rPr>
+      </w:pPr>
+    </w:p>
+    <w:p>
+      <w:pPr>
+        <w:keepNext/>
+        <w:keepLines/>
         <w:suppressAutoHyphens w:val="0"/>
         <w:autoSpaceDE w:val="0"/>
         <w:autoSpaceDN w:val="0"/>
@@ -1339,6 +1567,8 @@
     </w:p>
     <w:p>
       <w:pPr>
+        <w:keepNext/>
+        <w:keepLines/>
         <w:suppressAutoHyphens w:val="0"/>
         <w:autoSpaceDE w:val="0"/>
         <w:autoSpaceDN w:val="0"/>
@@ -1404,6 +1634,8 @@
     </w:p>
     <w:p>
       <w:pPr>
+        <w:keepNext/>
+        <w:keepLines/>
         <w:suppressAutoHyphens w:val="0"/>
         <w:autoSpaceDE w:val="0"/>
         <w:autoSpaceDN w:val="0"/>
@@ -1493,6 +1725,8 @@
     </w:p>
     <w:p>
       <w:pPr>
+        <w:keepNext/>
+        <w:keepLines/>
         <w:suppressAutoHyphens w:val="0"/>
         <w:autoSpaceDE w:val="0"/>
         <w:autoSpaceDN w:val="0"/>
@@ -1518,21 +1752,25 @@
     </w:p>
     <w:p>
       <w:pPr>
-        <w:suppressAutoHyphens w:val="0"/>
-        <w:autoSpaceDE w:val="0"/>
-        <w:autoSpaceDN w:val="0"/>
-        <w:adjustRightInd w:val="0"/>
-        <w:rPr>
-          <w:rFonts w:ascii="Consolas" w:hAnsi="Consolas" w:cs="Consolas"/>
-          <w:color w:val="000000"/>
-          <w:sz w:val="19"/>
-          <w:szCs w:val="19"/>
-          <w:lang w:eastAsia="en-US"/>
-        </w:rPr>
-      </w:pPr>
-    </w:p>
-    <w:p>
-      <w:pPr>
+        <w:keepNext/>
+        <w:keepLines/>
+        <w:suppressAutoHyphens w:val="0"/>
+        <w:autoSpaceDE w:val="0"/>
+        <w:autoSpaceDN w:val="0"/>
+        <w:adjustRightInd w:val="0"/>
+        <w:rPr>
+          <w:rFonts w:ascii="Consolas" w:hAnsi="Consolas" w:cs="Consolas"/>
+          <w:color w:val="000000"/>
+          <w:sz w:val="19"/>
+          <w:szCs w:val="19"/>
+          <w:lang w:eastAsia="en-US"/>
+        </w:rPr>
+      </w:pPr>
+    </w:p>
+    <w:p>
+      <w:pPr>
+        <w:keepNext/>
+        <w:keepLines/>
         <w:suppressAutoHyphens w:val="0"/>
         <w:autoSpaceDE w:val="0"/>
         <w:autoSpaceDN w:val="0"/>
@@ -1580,6 +1818,8 @@
     </w:p>
     <w:p>
       <w:pPr>
+        <w:keepNext/>
+        <w:keepLines/>
         <w:suppressAutoHyphens w:val="0"/>
         <w:autoSpaceDE w:val="0"/>
         <w:autoSpaceDN w:val="0"/>
@@ -1667,6 +1907,8 @@
     </w:p>
     <w:p>
       <w:pPr>
+        <w:keepNext/>
+        <w:keepLines/>
         <w:suppressAutoHyphens w:val="0"/>
         <w:autoSpaceDE w:val="0"/>
         <w:autoSpaceDN w:val="0"/>
@@ -1702,6 +1944,8 @@
     </w:p>
     <w:p>
       <w:pPr>
+        <w:keepNext/>
+        <w:keepLines/>
         <w:suppressAutoHyphens w:val="0"/>
         <w:autoSpaceDE w:val="0"/>
         <w:autoSpaceDN w:val="0"/>
@@ -1737,6 +1981,8 @@
     </w:p>
     <w:p>
       <w:pPr>
+        <w:keepNext/>
+        <w:keepLines/>
         <w:suppressAutoHyphens w:val="0"/>
         <w:autoSpaceDE w:val="0"/>
         <w:autoSpaceDN w:val="0"/>
@@ -1772,6 +2018,8 @@
     </w:p>
     <w:p>
       <w:pPr>
+        <w:keepNext/>
+        <w:keepLines/>
         <w:suppressAutoHyphens w:val="0"/>
         <w:autoSpaceDE w:val="0"/>
         <w:autoSpaceDN w:val="0"/>
@@ -1796,6 +2044,17 @@
       </w:r>
     </w:p>
     <w:p>
+      <w:pPr>
+        <w:keepNext/>
+        <w:keepLines/>
+        <w:rPr>
+          <w:rFonts w:ascii="Consolas" w:hAnsi="Consolas" w:cs="Consolas"/>
+          <w:color w:val="000000"/>
+          <w:sz w:val="19"/>
+          <w:szCs w:val="19"/>
+          <w:lang w:eastAsia="en-US"/>
+        </w:rPr>
+      </w:pPr>
       <w:r>
         <w:rPr>
           <w:rFonts w:ascii="Consolas" w:hAnsi="Consolas" w:cs="Consolas"/>
@@ -1809,22 +2068,8228 @@
     </w:p>
     <w:p>
       <w:pPr>
-        <w:rPr>
-          <w:b/>
-          <w:bCs/>
+        <w:keepNext/>
+        <w:keepLines/>
+        <w:rPr>
+          <w:rFonts w:ascii="Consolas" w:hAnsi="Consolas" w:cs="Consolas"/>
+          <w:color w:val="000000"/>
+          <w:sz w:val="19"/>
+          <w:szCs w:val="19"/>
+          <w:lang w:eastAsia="en-US"/>
+        </w:rPr>
+      </w:pPr>
+    </w:p>
+    <w:p>
+      <w:pPr>
+        <w:keepNext/>
+        <w:keepLines/>
+        <w:rPr>
+          <w:rFonts w:ascii="Consolas" w:hAnsi="Consolas" w:cs="Consolas"/>
+          <w:color w:val="000000"/>
+          <w:sz w:val="19"/>
+          <w:szCs w:val="19"/>
+          <w:lang w:eastAsia="en-US"/>
+        </w:rPr>
+      </w:pPr>
+    </w:p>
+    <w:p>
+      <w:pPr>
+        <w:pStyle w:val="Heading2"/>
+        <w:rPr>
+          <w:lang w:eastAsia="en-US"/>
+        </w:rPr>
+      </w:pPr>
+      <w:r>
+        <w:rPr>
+          <w:lang w:eastAsia="en-US"/>
+        </w:rPr>
+        <w:t xml:space="preserve">Starter code for </w:t>
+      </w:r>
+      <w:proofErr w:type="spellStart"/>
+      <w:r>
+        <w:rPr>
+          <w:lang w:eastAsia="en-US"/>
+        </w:rPr>
+        <w:t>UserService</w:t>
+      </w:r>
+      <w:proofErr w:type="spellEnd"/>
+    </w:p>
+    <w:p>
+      <w:pPr>
+        <w:suppressAutoHyphens w:val="0"/>
+        <w:autoSpaceDE w:val="0"/>
+        <w:autoSpaceDN w:val="0"/>
+        <w:adjustRightInd w:val="0"/>
+        <w:rPr>
+          <w:rFonts w:ascii="Consolas" w:hAnsi="Consolas" w:cs="Consolas"/>
+          <w:b/>
+          <w:bCs/>
+          <w:color w:val="000000"/>
+          <w:sz w:val="18"/>
+          <w:szCs w:val="18"/>
+          <w:lang w:eastAsia="en-US"/>
+        </w:rPr>
+      </w:pPr>
+      <w:r>
+        <w:rPr>
+          <w:rFonts w:ascii="Consolas" w:hAnsi="Consolas" w:cs="Consolas"/>
+          <w:b/>
+          <w:bCs/>
+          <w:color w:val="0000FF"/>
+          <w:sz w:val="18"/>
+          <w:szCs w:val="18"/>
+          <w:lang w:eastAsia="en-US"/>
+        </w:rPr>
+        <w:t>public</w:t>
+      </w:r>
+      <w:r>
+        <w:rPr>
+          <w:rFonts w:ascii="Consolas" w:hAnsi="Consolas" w:cs="Consolas"/>
+          <w:b/>
+          <w:bCs/>
+          <w:color w:val="000000"/>
+          <w:sz w:val="18"/>
+          <w:szCs w:val="18"/>
+          <w:lang w:eastAsia="en-US"/>
+        </w:rPr>
+        <w:t xml:space="preserve"> </w:t>
+      </w:r>
+      <w:r>
+        <w:rPr>
+          <w:rFonts w:ascii="Consolas" w:hAnsi="Consolas" w:cs="Consolas"/>
+          <w:b/>
+          <w:bCs/>
+          <w:color w:val="0000FF"/>
+          <w:sz w:val="18"/>
+          <w:szCs w:val="18"/>
+          <w:lang w:eastAsia="en-US"/>
+        </w:rPr>
+        <w:t>class</w:t>
+      </w:r>
+      <w:r>
+        <w:rPr>
+          <w:rFonts w:ascii="Consolas" w:hAnsi="Consolas" w:cs="Consolas"/>
+          <w:b/>
+          <w:bCs/>
+          <w:color w:val="000000"/>
+          <w:sz w:val="18"/>
+          <w:szCs w:val="18"/>
+          <w:lang w:eastAsia="en-US"/>
+        </w:rPr>
+        <w:t xml:space="preserve"> </w:t>
+      </w:r>
+      <w:proofErr w:type="spellStart"/>
+      <w:r>
+        <w:rPr>
+          <w:rFonts w:ascii="Consolas" w:hAnsi="Consolas" w:cs="Consolas"/>
+          <w:b/>
+          <w:bCs/>
+          <w:color w:val="2B91AF"/>
+          <w:sz w:val="18"/>
+          <w:szCs w:val="18"/>
+          <w:lang w:eastAsia="en-US"/>
+        </w:rPr>
+        <w:t>UserService</w:t>
+      </w:r>
+      <w:proofErr w:type="spellEnd"/>
+    </w:p>
+    <w:p>
+      <w:pPr>
+        <w:suppressAutoHyphens w:val="0"/>
+        <w:autoSpaceDE w:val="0"/>
+        <w:autoSpaceDN w:val="0"/>
+        <w:adjustRightInd w:val="0"/>
+        <w:rPr>
+          <w:rFonts w:ascii="Consolas" w:hAnsi="Consolas" w:cs="Consolas"/>
+          <w:color w:val="000000"/>
+          <w:sz w:val="18"/>
+          <w:szCs w:val="18"/>
+          <w:lang w:eastAsia="en-US"/>
+        </w:rPr>
+      </w:pPr>
+      <w:r>
+        <w:rPr>
+          <w:rFonts w:ascii="Consolas" w:hAnsi="Consolas" w:cs="Consolas"/>
+          <w:color w:val="000000"/>
+          <w:sz w:val="18"/>
+          <w:szCs w:val="18"/>
+          <w:lang w:eastAsia="en-US"/>
+        </w:rPr>
+        <w:t>{</w:t>
+      </w:r>
+    </w:p>
+    <w:p>
+      <w:pPr>
+        <w:suppressAutoHyphens w:val="0"/>
+        <w:autoSpaceDE w:val="0"/>
+        <w:autoSpaceDN w:val="0"/>
+        <w:adjustRightInd w:val="0"/>
+        <w:rPr>
+          <w:rFonts w:ascii="Consolas" w:hAnsi="Consolas" w:cs="Consolas"/>
+          <w:b/>
+          <w:bCs/>
+          <w:color w:val="000000"/>
+          <w:sz w:val="18"/>
+          <w:szCs w:val="18"/>
+          <w:lang w:eastAsia="en-US"/>
+        </w:rPr>
+      </w:pPr>
+      <w:r>
+        <w:rPr>
+          <w:rFonts w:ascii="Consolas" w:hAnsi="Consolas" w:cs="Consolas"/>
+          <w:b/>
+          <w:bCs/>
+          <w:color w:val="000000"/>
+          <w:sz w:val="18"/>
+          <w:szCs w:val="18"/>
+          <w:lang w:eastAsia="en-US"/>
+        </w:rPr>
+        <w:t xml:space="preserve">    </w:t>
+      </w:r>
+      <w:r>
+        <w:rPr>
+          <w:rFonts w:ascii="Consolas" w:hAnsi="Consolas" w:cs="Consolas"/>
+          <w:b/>
+          <w:bCs/>
+          <w:color w:val="0000FF"/>
+          <w:sz w:val="18"/>
+          <w:szCs w:val="18"/>
+          <w:lang w:eastAsia="en-US"/>
+        </w:rPr>
+        <w:t>public</w:t>
+      </w:r>
+      <w:r>
+        <w:rPr>
+          <w:rFonts w:ascii="Consolas" w:hAnsi="Consolas" w:cs="Consolas"/>
+          <w:b/>
+          <w:bCs/>
+          <w:color w:val="000000"/>
+          <w:sz w:val="18"/>
+          <w:szCs w:val="18"/>
+          <w:lang w:eastAsia="en-US"/>
+        </w:rPr>
+        <w:t xml:space="preserve"> </w:t>
+      </w:r>
+      <w:r>
+        <w:rPr>
+          <w:rFonts w:ascii="Consolas" w:hAnsi="Consolas" w:cs="Consolas"/>
+          <w:b/>
+          <w:bCs/>
+          <w:color w:val="0000FF"/>
+          <w:sz w:val="18"/>
+          <w:szCs w:val="18"/>
+          <w:lang w:eastAsia="en-US"/>
+        </w:rPr>
+        <w:t>void</w:t>
+      </w:r>
+      <w:r>
+        <w:rPr>
+          <w:rFonts w:ascii="Consolas" w:hAnsi="Consolas" w:cs="Consolas"/>
+          <w:b/>
+          <w:bCs/>
+          <w:color w:val="000000"/>
+          <w:sz w:val="18"/>
+          <w:szCs w:val="18"/>
+          <w:lang w:eastAsia="en-US"/>
+        </w:rPr>
+        <w:t xml:space="preserve"> </w:t>
+      </w:r>
+      <w:proofErr w:type="spellStart"/>
+      <w:r>
+        <w:rPr>
+          <w:rFonts w:ascii="Consolas" w:hAnsi="Consolas" w:cs="Consolas"/>
+          <w:b/>
+          <w:bCs/>
+          <w:color w:val="000000"/>
+          <w:sz w:val="18"/>
+          <w:szCs w:val="18"/>
+          <w:lang w:eastAsia="en-US"/>
+        </w:rPr>
+        <w:t>registerUser</w:t>
+      </w:r>
+      <w:proofErr w:type="spellEnd"/>
+      <w:r>
+        <w:rPr>
+          <w:rFonts w:ascii="Consolas" w:hAnsi="Consolas" w:cs="Consolas"/>
+          <w:b/>
+          <w:bCs/>
+          <w:color w:val="000000"/>
+          <w:sz w:val="18"/>
+          <w:szCs w:val="18"/>
+          <w:lang w:eastAsia="en-US"/>
+        </w:rPr>
+        <w:t>(String username, String password, String role)</w:t>
+      </w:r>
+    </w:p>
+    <w:p>
+      <w:pPr>
+        <w:suppressAutoHyphens w:val="0"/>
+        <w:autoSpaceDE w:val="0"/>
+        <w:autoSpaceDN w:val="0"/>
+        <w:adjustRightInd w:val="0"/>
+        <w:rPr>
+          <w:rFonts w:ascii="Consolas" w:hAnsi="Consolas" w:cs="Consolas"/>
+          <w:color w:val="000000"/>
+          <w:sz w:val="18"/>
+          <w:szCs w:val="18"/>
+          <w:lang w:eastAsia="en-US"/>
+        </w:rPr>
+      </w:pPr>
+      <w:r>
+        <w:rPr>
+          <w:rFonts w:ascii="Consolas" w:hAnsi="Consolas" w:cs="Consolas"/>
+          <w:color w:val="000000"/>
+          <w:sz w:val="18"/>
+          <w:szCs w:val="18"/>
+          <w:lang w:eastAsia="en-US"/>
+        </w:rPr>
+        <w:t xml:space="preserve">    {</w:t>
+      </w:r>
+    </w:p>
+    <w:p>
+      <w:pPr>
+        <w:suppressAutoHyphens w:val="0"/>
+        <w:autoSpaceDE w:val="0"/>
+        <w:autoSpaceDN w:val="0"/>
+        <w:adjustRightInd w:val="0"/>
+        <w:rPr>
+          <w:rFonts w:ascii="Consolas" w:hAnsi="Consolas" w:cs="Consolas"/>
+          <w:color w:val="3A7C22" w:themeColor="accent6" w:themeShade="BF"/>
+          <w:sz w:val="18"/>
+          <w:szCs w:val="18"/>
+          <w:lang w:eastAsia="en-US"/>
+        </w:rPr>
+      </w:pPr>
+      <w:r>
+        <w:rPr>
+          <w:rFonts w:ascii="Consolas" w:hAnsi="Consolas" w:cs="Consolas"/>
+          <w:color w:val="000000"/>
+          <w:sz w:val="18"/>
+          <w:szCs w:val="18"/>
+          <w:lang w:eastAsia="en-US"/>
+        </w:rPr>
+        <w:t xml:space="preserve">        //</w:t>
+      </w:r>
+      <w:r>
+        <w:rPr>
+          <w:rFonts w:ascii="Consolas" w:hAnsi="Consolas" w:cs="Consolas"/>
+          <w:color w:val="3A7C22" w:themeColor="accent6" w:themeShade="BF"/>
+          <w:sz w:val="18"/>
+          <w:szCs w:val="18"/>
+          <w:lang w:eastAsia="en-US"/>
+        </w:rPr>
+        <w:t xml:space="preserve"> throw </w:t>
+      </w:r>
+      <w:proofErr w:type="spellStart"/>
+      <w:r>
+        <w:rPr>
+          <w:rFonts w:ascii="Consolas" w:hAnsi="Consolas" w:cs="Consolas"/>
+          <w:color w:val="77206D" w:themeColor="accent5" w:themeShade="BF"/>
+          <w:sz w:val="18"/>
+          <w:szCs w:val="18"/>
+          <w:lang w:eastAsia="en-US"/>
+        </w:rPr>
+        <w:t>ArgumentException</w:t>
+      </w:r>
+      <w:proofErr w:type="spellEnd"/>
+      <w:r>
+        <w:rPr>
+          <w:rFonts w:ascii="Consolas" w:hAnsi="Consolas" w:cs="Consolas"/>
+          <w:color w:val="77206D" w:themeColor="accent5" w:themeShade="BF"/>
+          <w:sz w:val="18"/>
+          <w:szCs w:val="18"/>
+          <w:lang w:eastAsia="en-US"/>
+        </w:rPr>
+        <w:t xml:space="preserve"> </w:t>
+      </w:r>
+      <w:r>
+        <w:rPr>
+          <w:rFonts w:ascii="Consolas" w:hAnsi="Consolas" w:cs="Consolas"/>
+          <w:color w:val="3A7C22" w:themeColor="accent6" w:themeShade="BF"/>
+          <w:sz w:val="18"/>
+          <w:szCs w:val="18"/>
+          <w:lang w:eastAsia="en-US"/>
+        </w:rPr>
+        <w:t>(or a custom exception)</w:t>
+      </w:r>
+    </w:p>
+    <w:p>
+      <w:pPr>
+        <w:suppressAutoHyphens w:val="0"/>
+        <w:autoSpaceDE w:val="0"/>
+        <w:autoSpaceDN w:val="0"/>
+        <w:adjustRightInd w:val="0"/>
+        <w:ind w:firstLine="720"/>
+        <w:rPr>
+          <w:rFonts w:ascii="Consolas" w:hAnsi="Consolas" w:cs="Consolas"/>
+          <w:color w:val="3A7C22" w:themeColor="accent6" w:themeShade="BF"/>
+          <w:sz w:val="18"/>
+          <w:szCs w:val="18"/>
+          <w:lang w:eastAsia="en-US"/>
+        </w:rPr>
+      </w:pPr>
+      <w:r>
+        <w:rPr>
+          <w:rFonts w:ascii="Consolas" w:hAnsi="Consolas" w:cs="Consolas"/>
+          <w:color w:val="77206D" w:themeColor="accent5" w:themeShade="BF"/>
+          <w:sz w:val="18"/>
+          <w:szCs w:val="18"/>
+          <w:lang w:eastAsia="en-US"/>
+        </w:rPr>
+        <w:t xml:space="preserve"> //  </w:t>
+      </w:r>
+      <w:r>
+        <w:rPr>
+          <w:rFonts w:ascii="Consolas" w:hAnsi="Consolas" w:cs="Consolas"/>
+          <w:color w:val="77206D" w:themeColor="accent5" w:themeShade="BF"/>
+          <w:sz w:val="18"/>
+          <w:szCs w:val="18"/>
+          <w:lang w:eastAsia="en-US"/>
+        </w:rPr>
+        <w:tab/>
+      </w:r>
+      <w:r>
+        <w:rPr>
+          <w:rFonts w:ascii="Consolas" w:hAnsi="Consolas" w:cs="Consolas"/>
+          <w:color w:val="3A7C22" w:themeColor="accent6" w:themeShade="BF"/>
+          <w:sz w:val="18"/>
+          <w:szCs w:val="18"/>
+          <w:lang w:eastAsia="en-US"/>
+        </w:rPr>
+        <w:t>if username exists</w:t>
+      </w:r>
+      <w:r>
+        <w:rPr>
+          <w:rFonts w:ascii="Consolas" w:hAnsi="Consolas" w:cs="Consolas"/>
+          <w:color w:val="3A7C22" w:themeColor="accent6" w:themeShade="BF"/>
+          <w:sz w:val="18"/>
+          <w:szCs w:val="18"/>
+          <w:lang w:eastAsia="en-US"/>
+        </w:rPr>
+        <w:t xml:space="preserve"> </w:t>
+      </w:r>
+      <w:r>
+        <w:rPr>
+          <mc:AlternateContent>
+            <mc:Choice Requires="w16se"/>
+            <mc:Fallback>
+              <w:rFonts w:ascii="Segoe UI Emoji" w:eastAsia="Segoe UI Emoji" w:hAnsi="Segoe UI Emoji" w:cs="Segoe UI Emoji"/>
+            </mc:Fallback>
+          </mc:AlternateContent>
+        </w:rPr>
+        <mc:AlternateContent>
+          <mc:Choice Requires="w16se">
+            <w16se:symEx w16se:font="Segoe UI Emoji" w16se:char="2622"/>
+          </mc:Choice>
+          <mc:Fallback>
+            <w:t>☢</w:t>
+          </mc:Fallback>
+        </mc:AlternateContent>
+      </w:r>
+      <w:r>
+        <w:t>️</w:t>
+      </w:r>
+    </w:p>
+    <w:p>
+      <w:pPr>
+        <w:suppressAutoHyphens w:val="0"/>
+        <w:autoSpaceDE w:val="0"/>
+        <w:autoSpaceDN w:val="0"/>
+        <w:adjustRightInd w:val="0"/>
+        <w:ind w:left="720" w:firstLine="120"/>
+        <w:rPr>
+          <w:rFonts w:ascii="Consolas" w:hAnsi="Consolas" w:cs="Consolas"/>
+          <w:color w:val="3A7C22" w:themeColor="accent6" w:themeShade="BF"/>
+          <w:sz w:val="18"/>
+          <w:szCs w:val="18"/>
+          <w:lang w:eastAsia="en-US"/>
+        </w:rPr>
+      </w:pPr>
+      <w:r>
+        <w:rPr>
+          <w:rFonts w:ascii="Consolas" w:hAnsi="Consolas" w:cs="Consolas"/>
+          <w:color w:val="3A7C22" w:themeColor="accent6" w:themeShade="BF"/>
+          <w:sz w:val="18"/>
+          <w:szCs w:val="18"/>
+          <w:lang w:eastAsia="en-US"/>
+        </w:rPr>
+        <w:t xml:space="preserve">// </w:t>
+      </w:r>
+      <w:r>
+        <w:rPr>
+          <w:rFonts w:ascii="Consolas" w:hAnsi="Consolas" w:cs="Consolas"/>
+          <w:color w:val="3A7C22" w:themeColor="accent6" w:themeShade="BF"/>
+          <w:sz w:val="18"/>
+          <w:szCs w:val="18"/>
+          <w:lang w:eastAsia="en-US"/>
+        </w:rPr>
+        <w:tab/>
+        <w:t>if password is invalid</w:t>
+      </w:r>
+    </w:p>
+    <w:p>
+      <w:pPr>
+        <w:suppressAutoHyphens w:val="0"/>
+        <w:autoSpaceDE w:val="0"/>
+        <w:autoSpaceDN w:val="0"/>
+        <w:adjustRightInd w:val="0"/>
+        <w:ind w:firstLine="720"/>
+        <w:rPr>
+          <w:rFonts w:ascii="Consolas" w:hAnsi="Consolas" w:cs="Consolas"/>
+          <w:color w:val="3A7C22" w:themeColor="accent6" w:themeShade="BF"/>
+          <w:sz w:val="18"/>
+          <w:szCs w:val="18"/>
+          <w:lang w:eastAsia="en-US"/>
+        </w:rPr>
+      </w:pPr>
+      <w:r>
+        <w:rPr>
+          <w:rFonts w:ascii="Consolas" w:hAnsi="Consolas" w:cs="Consolas"/>
+          <w:color w:val="3A7C22" w:themeColor="accent6" w:themeShade="BF"/>
+          <w:sz w:val="18"/>
+          <w:szCs w:val="18"/>
+          <w:lang w:eastAsia="en-US"/>
+        </w:rPr>
+        <w:t xml:space="preserve"> // </w:t>
+      </w:r>
+      <w:r>
+        <w:rPr>
+          <w:rFonts w:ascii="Consolas" w:hAnsi="Consolas" w:cs="Consolas"/>
+          <w:color w:val="3A7C22" w:themeColor="accent6" w:themeShade="BF"/>
+          <w:sz w:val="18"/>
+          <w:szCs w:val="18"/>
+          <w:lang w:eastAsia="en-US"/>
+        </w:rPr>
+        <w:tab/>
+      </w:r>
+      <w:r>
+        <w:rPr>
+          <w:rFonts w:ascii="Consolas" w:hAnsi="Consolas" w:cs="Consolas"/>
+          <w:color w:val="3A7C22" w:themeColor="accent6" w:themeShade="BF"/>
+          <w:sz w:val="18"/>
+          <w:szCs w:val="18"/>
+          <w:lang w:eastAsia="en-US"/>
+        </w:rPr>
+        <w:tab/>
+        <w:t>password length must be 8 or more character</w:t>
+      </w:r>
+    </w:p>
+    <w:p>
+      <w:pPr>
+        <w:suppressAutoHyphens w:val="0"/>
+        <w:autoSpaceDE w:val="0"/>
+        <w:autoSpaceDN w:val="0"/>
+        <w:adjustRightInd w:val="0"/>
+        <w:ind w:firstLine="720"/>
+        <w:rPr>
+          <w:rFonts w:ascii="Consolas" w:hAnsi="Consolas" w:cs="Consolas"/>
+          <w:color w:val="3A7C22" w:themeColor="accent6" w:themeShade="BF"/>
+          <w:sz w:val="18"/>
+          <w:szCs w:val="18"/>
+          <w:lang w:eastAsia="en-US"/>
+        </w:rPr>
+      </w:pPr>
+      <w:r>
+        <w:rPr>
+          <w:rFonts w:ascii="Consolas" w:hAnsi="Consolas" w:cs="Consolas"/>
+          <w:color w:val="3A7C22" w:themeColor="accent6" w:themeShade="BF"/>
+          <w:sz w:val="18"/>
+          <w:szCs w:val="18"/>
+          <w:lang w:eastAsia="en-US"/>
+        </w:rPr>
+        <w:t xml:space="preserve"> // </w:t>
+      </w:r>
+      <w:r>
+        <w:rPr>
+          <w:rFonts w:ascii="Consolas" w:hAnsi="Consolas" w:cs="Consolas"/>
+          <w:color w:val="3A7C22" w:themeColor="accent6" w:themeShade="BF"/>
+          <w:sz w:val="18"/>
+          <w:szCs w:val="18"/>
+          <w:lang w:eastAsia="en-US"/>
+        </w:rPr>
+        <w:tab/>
+      </w:r>
+      <w:r>
+        <w:rPr>
+          <w:rFonts w:ascii="Consolas" w:hAnsi="Consolas" w:cs="Consolas"/>
+          <w:color w:val="3A7C22" w:themeColor="accent6" w:themeShade="BF"/>
+          <w:sz w:val="18"/>
+          <w:szCs w:val="18"/>
+          <w:lang w:eastAsia="en-US"/>
+        </w:rPr>
+        <w:tab/>
+        <w:t>Must have one or more numbers</w:t>
+      </w:r>
+    </w:p>
+    <w:p>
+      <w:pPr>
+        <w:suppressAutoHyphens w:val="0"/>
+        <w:autoSpaceDE w:val="0"/>
+        <w:autoSpaceDN w:val="0"/>
+        <w:adjustRightInd w:val="0"/>
+        <w:ind w:firstLine="720"/>
+        <w:rPr>
+          <w:rFonts w:ascii="Consolas" w:hAnsi="Consolas" w:cs="Consolas"/>
+          <w:color w:val="3A7C22" w:themeColor="accent6" w:themeShade="BF"/>
+          <w:sz w:val="18"/>
+          <w:szCs w:val="18"/>
+          <w:lang w:eastAsia="en-US"/>
+        </w:rPr>
+      </w:pPr>
+      <w:r>
+        <w:rPr>
+          <w:rFonts w:ascii="Consolas" w:hAnsi="Consolas" w:cs="Consolas"/>
+          <w:color w:val="3A7C22" w:themeColor="accent6" w:themeShade="BF"/>
+          <w:sz w:val="18"/>
+          <w:szCs w:val="18"/>
+          <w:lang w:eastAsia="en-US"/>
+        </w:rPr>
+        <w:t xml:space="preserve"> // </w:t>
+      </w:r>
+      <w:r>
+        <w:rPr>
+          <w:rFonts w:ascii="Consolas" w:hAnsi="Consolas" w:cs="Consolas"/>
+          <w:color w:val="3A7C22" w:themeColor="accent6" w:themeShade="BF"/>
+          <w:sz w:val="18"/>
+          <w:szCs w:val="18"/>
+          <w:lang w:eastAsia="en-US"/>
+        </w:rPr>
+        <w:tab/>
+      </w:r>
+      <w:r>
+        <w:rPr>
+          <w:rFonts w:ascii="Consolas" w:hAnsi="Consolas" w:cs="Consolas"/>
+          <w:color w:val="3A7C22" w:themeColor="accent6" w:themeShade="BF"/>
+          <w:sz w:val="18"/>
+          <w:szCs w:val="18"/>
+          <w:lang w:eastAsia="en-US"/>
+        </w:rPr>
+        <w:tab/>
+        <w:t>must contain one of these special characters !@#$%^&amp;*</w:t>
+      </w:r>
+    </w:p>
+    <w:p>
+      <w:pPr>
+        <w:suppressAutoHyphens w:val="0"/>
+        <w:autoSpaceDE w:val="0"/>
+        <w:autoSpaceDN w:val="0"/>
+        <w:adjustRightInd w:val="0"/>
+        <w:ind w:firstLine="720"/>
+        <w:rPr>
+          <w:rFonts w:ascii="Consolas" w:hAnsi="Consolas" w:cs="Consolas"/>
+          <w:color w:val="3A7C22" w:themeColor="accent6" w:themeShade="BF"/>
+          <w:sz w:val="18"/>
+          <w:szCs w:val="18"/>
+          <w:lang w:eastAsia="en-US"/>
+        </w:rPr>
+      </w:pPr>
+      <w:r>
+        <w:rPr>
+          <w:rFonts w:ascii="Consolas" w:hAnsi="Consolas" w:cs="Consolas"/>
+          <w:color w:val="3A7C22" w:themeColor="accent6" w:themeShade="BF"/>
+          <w:sz w:val="18"/>
+          <w:szCs w:val="18"/>
+          <w:lang w:eastAsia="en-US"/>
+        </w:rPr>
+        <w:t xml:space="preserve"> //</w:t>
+      </w:r>
+      <w:r>
+        <w:rPr>
+          <w:rFonts w:ascii="Consolas" w:hAnsi="Consolas" w:cs="Consolas"/>
+          <w:color w:val="3A7C22" w:themeColor="accent6" w:themeShade="BF"/>
+          <w:sz w:val="18"/>
+          <w:szCs w:val="18"/>
+          <w:lang w:eastAsia="en-US"/>
+        </w:rPr>
+        <w:tab/>
+        <w:t>if role is not a (manager, admin, support or trainer)</w:t>
+      </w:r>
+    </w:p>
+    <w:p>
+      <w:pPr>
+        <w:suppressAutoHyphens w:val="0"/>
+        <w:autoSpaceDE w:val="0"/>
+        <w:autoSpaceDN w:val="0"/>
+        <w:adjustRightInd w:val="0"/>
+        <w:ind w:left="720" w:firstLine="120"/>
+        <w:rPr>
+          <w:rFonts w:ascii="Consolas" w:hAnsi="Consolas" w:cs="Consolas"/>
+          <w:color w:val="000000"/>
+          <w:sz w:val="18"/>
+          <w:szCs w:val="18"/>
+          <w:lang w:eastAsia="en-US"/>
+        </w:rPr>
+      </w:pPr>
+      <w:r>
+        <w:rPr>
+          <w:rFonts w:ascii="Consolas" w:hAnsi="Consolas" w:cs="Consolas"/>
+          <w:color w:val="000000"/>
+          <w:sz w:val="18"/>
+          <w:szCs w:val="18"/>
+          <w:lang w:eastAsia="en-US"/>
+        </w:rPr>
+        <w:br/>
+        <w:t xml:space="preserve"> // else do:</w:t>
+      </w:r>
+    </w:p>
+    <w:p>
+      <w:pPr>
+        <w:suppressAutoHyphens w:val="0"/>
+        <w:autoSpaceDE w:val="0"/>
+        <w:autoSpaceDN w:val="0"/>
+        <w:adjustRightInd w:val="0"/>
+        <w:rPr>
+          <w:rFonts w:ascii="Consolas" w:hAnsi="Consolas" w:cs="Consolas"/>
+          <w:color w:val="000000"/>
+          <w:sz w:val="18"/>
+          <w:szCs w:val="18"/>
+          <w:lang w:eastAsia="en-US"/>
+        </w:rPr>
+      </w:pPr>
+      <w:r>
+        <w:rPr>
+          <w:rFonts w:ascii="Consolas" w:hAnsi="Consolas" w:cs="Consolas"/>
+          <w:color w:val="000000"/>
+          <w:sz w:val="18"/>
+          <w:szCs w:val="18"/>
+          <w:lang w:eastAsia="en-US"/>
+        </w:rPr>
+        <w:tab/>
+        <w:t xml:space="preserve"> // </w:t>
+      </w:r>
+      <w:r>
+        <w:rPr>
+          <w:rFonts w:ascii="Consolas" w:hAnsi="Consolas" w:cs="Consolas"/>
+          <w:color w:val="000000"/>
+          <w:sz w:val="18"/>
+          <w:szCs w:val="18"/>
+          <w:lang w:eastAsia="en-US"/>
+        </w:rPr>
+        <w:tab/>
+      </w:r>
+      <w:r>
+        <w:rPr>
+          <w:rFonts w:ascii="Consolas" w:hAnsi="Consolas" w:cs="Consolas"/>
+          <w:color w:val="3A7C22" w:themeColor="accent6" w:themeShade="BF"/>
+          <w:sz w:val="18"/>
+          <w:szCs w:val="18"/>
+          <w:lang w:eastAsia="en-US"/>
+        </w:rPr>
+        <w:t xml:space="preserve">Add user to the database and </w:t>
+      </w:r>
+      <w:r>
+        <w:rPr>
+          <w:rFonts w:ascii="Consolas" w:hAnsi="Consolas" w:cs="Consolas"/>
+          <w:color w:val="3A7C22" w:themeColor="accent6" w:themeShade="BF"/>
+          <w:sz w:val="18"/>
+          <w:szCs w:val="18"/>
+          <w:lang w:eastAsia="en-US"/>
+        </w:rPr>
+        <w:t xml:space="preserve">Then </w:t>
+      </w:r>
+      <w:r>
+        <w:rPr>
+          <w:rFonts w:ascii="Consolas" w:hAnsi="Consolas" w:cs="Consolas"/>
+          <w:b/>
+          <w:bCs/>
+          <w:color w:val="3A7C22" w:themeColor="accent6" w:themeShade="BF"/>
+          <w:sz w:val="18"/>
+          <w:szCs w:val="18"/>
+          <w:lang w:eastAsia="en-US"/>
+        </w:rPr>
+        <w:t>test</w:t>
+      </w:r>
+      <w:r>
+        <w:rPr>
+          <w:rFonts w:ascii="Consolas" w:hAnsi="Consolas" w:cs="Consolas"/>
+          <w:color w:val="3A7C22" w:themeColor="accent6" w:themeShade="BF"/>
+          <w:sz w:val="18"/>
+          <w:szCs w:val="18"/>
+          <w:lang w:eastAsia="en-US"/>
+        </w:rPr>
+        <w:t xml:space="preserve"> username is added</w:t>
+      </w:r>
+      <w:r>
+        <w:rPr>
+          <w:rFonts w:ascii="Consolas" w:hAnsi="Consolas" w:cs="Consolas"/>
+          <w:color w:val="3A7C22" w:themeColor="accent6" w:themeShade="BF"/>
+          <w:sz w:val="18"/>
+          <w:szCs w:val="18"/>
+          <w:lang w:eastAsia="en-US"/>
+        </w:rPr>
+        <w:t xml:space="preserve"> </w:t>
+      </w:r>
+      <w:r>
+        <w:rPr>
+          <mc:AlternateContent>
+            <mc:Choice Requires="w16se"/>
+            <mc:Fallback>
+              <w:rFonts w:ascii="Segoe UI Emoji" w:eastAsia="Segoe UI Emoji" w:hAnsi="Segoe UI Emoji" w:cs="Segoe UI Emoji"/>
+            </mc:Fallback>
+          </mc:AlternateContent>
+        </w:rPr>
+        <mc:AlternateContent>
+          <mc:Choice Requires="w16se">
+            <w16se:symEx w16se:font="Segoe UI Emoji" w16se:char="2622"/>
+          </mc:Choice>
+          <mc:Fallback>
+            <w:t>☢</w:t>
+          </mc:Fallback>
+        </mc:AlternateContent>
+      </w:r>
+      <w:r>
+        <w:t>️</w:t>
+      </w:r>
+    </w:p>
+    <w:p>
+      <w:pPr>
+        <w:suppressAutoHyphens w:val="0"/>
+        <w:autoSpaceDE w:val="0"/>
+        <w:autoSpaceDN w:val="0"/>
+        <w:adjustRightInd w:val="0"/>
+        <w:rPr>
+          <w:rFonts w:ascii="Consolas" w:hAnsi="Consolas" w:cs="Consolas"/>
+          <w:color w:val="000000"/>
+          <w:sz w:val="18"/>
+          <w:szCs w:val="18"/>
+          <w:lang w:eastAsia="en-US"/>
+        </w:rPr>
+      </w:pPr>
+      <w:r>
+        <w:rPr>
+          <w:rFonts w:ascii="Consolas" w:hAnsi="Consolas" w:cs="Consolas"/>
+          <w:color w:val="000000"/>
+          <w:sz w:val="18"/>
+          <w:szCs w:val="18"/>
+          <w:lang w:eastAsia="en-US"/>
+        </w:rPr>
+        <w:t xml:space="preserve">    }</w:t>
+      </w:r>
+    </w:p>
+    <w:p>
+      <w:pPr>
+        <w:suppressAutoHyphens w:val="0"/>
+        <w:autoSpaceDE w:val="0"/>
+        <w:autoSpaceDN w:val="0"/>
+        <w:adjustRightInd w:val="0"/>
+        <w:rPr>
+          <w:rFonts w:ascii="Consolas" w:hAnsi="Consolas" w:cs="Consolas"/>
+          <w:color w:val="000000"/>
+          <w:sz w:val="18"/>
+          <w:szCs w:val="18"/>
+          <w:lang w:eastAsia="en-US"/>
+        </w:rPr>
+      </w:pPr>
+    </w:p>
+    <w:p>
+      <w:pPr>
+        <w:keepNext/>
+        <w:keepLines/>
+        <w:suppressAutoHyphens w:val="0"/>
+        <w:autoSpaceDE w:val="0"/>
+        <w:autoSpaceDN w:val="0"/>
+        <w:adjustRightInd w:val="0"/>
+        <w:rPr>
+          <w:rFonts w:ascii="Consolas" w:hAnsi="Consolas" w:cs="Consolas"/>
+          <w:b/>
+          <w:bCs/>
+          <w:color w:val="000000"/>
+          <w:sz w:val="18"/>
+          <w:szCs w:val="18"/>
+          <w:lang w:eastAsia="en-US"/>
+        </w:rPr>
+      </w:pPr>
+      <w:r>
+        <w:rPr>
+          <w:rFonts w:ascii="Consolas" w:hAnsi="Consolas" w:cs="Consolas"/>
+          <w:b/>
+          <w:bCs/>
+          <w:color w:val="000000"/>
+          <w:sz w:val="18"/>
+          <w:szCs w:val="18"/>
+          <w:lang w:eastAsia="en-US"/>
+        </w:rPr>
+        <w:t xml:space="preserve">    </w:t>
+      </w:r>
+      <w:r>
+        <w:rPr>
+          <w:rFonts w:ascii="Consolas" w:hAnsi="Consolas" w:cs="Consolas"/>
+          <w:b/>
+          <w:bCs/>
+          <w:color w:val="0000FF"/>
+          <w:sz w:val="18"/>
+          <w:szCs w:val="18"/>
+          <w:lang w:eastAsia="en-US"/>
+        </w:rPr>
+        <w:t>public</w:t>
+      </w:r>
+      <w:r>
+        <w:rPr>
+          <w:rFonts w:ascii="Consolas" w:hAnsi="Consolas" w:cs="Consolas"/>
+          <w:b/>
+          <w:bCs/>
+          <w:color w:val="000000"/>
+          <w:sz w:val="18"/>
+          <w:szCs w:val="18"/>
+          <w:lang w:eastAsia="en-US"/>
+        </w:rPr>
+        <w:t xml:space="preserve"> bool </w:t>
+      </w:r>
+      <w:proofErr w:type="spellStart"/>
+      <w:r>
+        <w:rPr>
+          <w:rFonts w:ascii="Consolas" w:hAnsi="Consolas" w:cs="Consolas"/>
+          <w:b/>
+          <w:bCs/>
+          <w:color w:val="000000"/>
+          <w:sz w:val="18"/>
+          <w:szCs w:val="18"/>
+          <w:lang w:eastAsia="en-US"/>
+        </w:rPr>
+        <w:t>loginUser</w:t>
+      </w:r>
+      <w:proofErr w:type="spellEnd"/>
+      <w:r>
+        <w:rPr>
+          <w:rFonts w:ascii="Consolas" w:hAnsi="Consolas" w:cs="Consolas"/>
+          <w:b/>
+          <w:bCs/>
+          <w:color w:val="000000"/>
+          <w:sz w:val="18"/>
+          <w:szCs w:val="18"/>
+          <w:lang w:eastAsia="en-US"/>
+        </w:rPr>
+        <w:t>(String username, String password)</w:t>
+      </w:r>
+    </w:p>
+    <w:p>
+      <w:pPr>
+        <w:keepNext/>
+        <w:keepLines/>
+        <w:suppressAutoHyphens w:val="0"/>
+        <w:autoSpaceDE w:val="0"/>
+        <w:autoSpaceDN w:val="0"/>
+        <w:adjustRightInd w:val="0"/>
+        <w:rPr>
+          <w:rFonts w:ascii="Consolas" w:hAnsi="Consolas" w:cs="Consolas"/>
+          <w:color w:val="000000"/>
+          <w:sz w:val="18"/>
+          <w:szCs w:val="18"/>
+          <w:lang w:eastAsia="en-US"/>
+        </w:rPr>
+      </w:pPr>
+      <w:r>
+        <w:rPr>
+          <w:rFonts w:ascii="Consolas" w:hAnsi="Consolas" w:cs="Consolas"/>
+          <w:color w:val="000000"/>
+          <w:sz w:val="18"/>
+          <w:szCs w:val="18"/>
+          <w:lang w:eastAsia="en-US"/>
+        </w:rPr>
+        <w:t xml:space="preserve">    {</w:t>
+      </w:r>
+    </w:p>
+    <w:p>
+      <w:pPr>
+        <w:suppressAutoHyphens w:val="0"/>
+        <w:autoSpaceDE w:val="0"/>
+        <w:autoSpaceDN w:val="0"/>
+        <w:adjustRightInd w:val="0"/>
+        <w:rPr>
+          <w:rFonts w:ascii="Consolas" w:hAnsi="Consolas" w:cs="Consolas"/>
+          <w:color w:val="3A7C22" w:themeColor="accent6" w:themeShade="BF"/>
+          <w:sz w:val="18"/>
+          <w:szCs w:val="18"/>
+          <w:lang w:eastAsia="en-US"/>
+        </w:rPr>
+      </w:pPr>
+      <w:r>
+        <w:rPr>
+          <w:rFonts w:ascii="Consolas" w:hAnsi="Consolas" w:cs="Consolas"/>
+          <w:color w:val="000000"/>
+          <w:sz w:val="18"/>
+          <w:szCs w:val="18"/>
+          <w:lang w:eastAsia="en-US"/>
+        </w:rPr>
+        <w:tab/>
+        <w:t>//</w:t>
+      </w:r>
+      <w:r>
+        <w:rPr>
+          <w:rFonts w:ascii="Consolas" w:hAnsi="Consolas" w:cs="Consolas"/>
+          <w:color w:val="3A7C22" w:themeColor="accent6" w:themeShade="BF"/>
+          <w:sz w:val="18"/>
+          <w:szCs w:val="18"/>
+          <w:lang w:eastAsia="en-US"/>
+        </w:rPr>
+        <w:t xml:space="preserve"> throw </w:t>
+      </w:r>
+      <w:proofErr w:type="spellStart"/>
+      <w:r>
+        <w:rPr>
+          <w:rFonts w:ascii="Consolas" w:hAnsi="Consolas" w:cs="Consolas"/>
+          <w:color w:val="77206D" w:themeColor="accent5" w:themeShade="BF"/>
+          <w:sz w:val="18"/>
+          <w:szCs w:val="18"/>
+          <w:lang w:eastAsia="en-US"/>
+        </w:rPr>
+        <w:t>ArgumentException</w:t>
+      </w:r>
+      <w:proofErr w:type="spellEnd"/>
+      <w:r>
+        <w:rPr>
+          <w:rFonts w:ascii="Consolas" w:hAnsi="Consolas" w:cs="Consolas"/>
+          <w:color w:val="77206D" w:themeColor="accent5" w:themeShade="BF"/>
+          <w:sz w:val="18"/>
+          <w:szCs w:val="18"/>
+          <w:lang w:eastAsia="en-US"/>
+        </w:rPr>
+        <w:t xml:space="preserve"> </w:t>
+      </w:r>
+      <w:r>
+        <w:rPr>
+          <w:rFonts w:ascii="Consolas" w:hAnsi="Consolas" w:cs="Consolas"/>
+          <w:color w:val="3A7C22" w:themeColor="accent6" w:themeShade="BF"/>
+          <w:sz w:val="18"/>
+          <w:szCs w:val="18"/>
+          <w:lang w:eastAsia="en-US"/>
+        </w:rPr>
+        <w:t>(or a custom exception)</w:t>
+      </w:r>
+    </w:p>
+    <w:p>
+      <w:pPr>
+        <w:suppressAutoHyphens w:val="0"/>
+        <w:autoSpaceDE w:val="0"/>
+        <w:autoSpaceDN w:val="0"/>
+        <w:adjustRightInd w:val="0"/>
+        <w:ind w:left="720"/>
+        <w:rPr>
+          <w:rFonts w:ascii="Consolas" w:hAnsi="Consolas" w:cs="Consolas"/>
+          <w:color w:val="3A7C22" w:themeColor="accent6" w:themeShade="BF"/>
+          <w:sz w:val="18"/>
+          <w:szCs w:val="18"/>
+          <w:lang w:eastAsia="en-US"/>
+        </w:rPr>
+      </w:pPr>
+      <w:r>
+        <w:rPr>
+          <w:rFonts w:ascii="Consolas" w:hAnsi="Consolas" w:cs="Consolas"/>
+          <w:color w:val="77206D" w:themeColor="accent5" w:themeShade="BF"/>
+          <w:sz w:val="18"/>
+          <w:szCs w:val="18"/>
+          <w:lang w:eastAsia="en-US"/>
+        </w:rPr>
+        <w:t xml:space="preserve">//  </w:t>
+      </w:r>
+      <w:r>
+        <w:rPr>
+          <w:rFonts w:ascii="Consolas" w:hAnsi="Consolas" w:cs="Consolas"/>
+          <w:color w:val="77206D" w:themeColor="accent5" w:themeShade="BF"/>
+          <w:sz w:val="18"/>
+          <w:szCs w:val="18"/>
+          <w:lang w:eastAsia="en-US"/>
+        </w:rPr>
+        <w:tab/>
+      </w:r>
+      <w:r>
+        <w:rPr>
+          <w:rFonts w:ascii="Consolas" w:hAnsi="Consolas" w:cs="Consolas"/>
+          <w:color w:val="3A7C22" w:themeColor="accent6" w:themeShade="BF"/>
+          <w:sz w:val="18"/>
+          <w:szCs w:val="18"/>
+          <w:lang w:eastAsia="en-US"/>
+        </w:rPr>
+        <w:t xml:space="preserve">if username is </w:t>
+      </w:r>
+      <w:r>
+        <w:rPr>
+          <w:rFonts w:ascii="Consolas" w:hAnsi="Consolas" w:cs="Consolas"/>
+          <w:color w:val="00B0F0"/>
+          <w:sz w:val="18"/>
+          <w:szCs w:val="18"/>
+          <w:lang w:eastAsia="en-US"/>
+        </w:rPr>
+        <w:t>null</w:t>
+      </w:r>
+    </w:p>
+    <w:p>
+      <w:pPr>
+        <w:suppressAutoHyphens w:val="0"/>
+        <w:autoSpaceDE w:val="0"/>
+        <w:autoSpaceDN w:val="0"/>
+        <w:adjustRightInd w:val="0"/>
+        <w:ind w:firstLine="720"/>
+        <w:rPr>
+          <w:rFonts w:ascii="Consolas" w:hAnsi="Consolas" w:cs="Consolas"/>
+          <w:color w:val="3A7C22" w:themeColor="accent6" w:themeShade="BF"/>
+          <w:sz w:val="18"/>
+          <w:szCs w:val="18"/>
+          <w:lang w:eastAsia="en-US"/>
+        </w:rPr>
+      </w:pPr>
+      <w:r>
+        <w:rPr>
+          <w:rFonts w:ascii="Consolas" w:hAnsi="Consolas" w:cs="Consolas"/>
+          <w:color w:val="77206D" w:themeColor="accent5" w:themeShade="BF"/>
+          <w:sz w:val="18"/>
+          <w:szCs w:val="18"/>
+          <w:lang w:eastAsia="en-US"/>
+        </w:rPr>
+        <w:t xml:space="preserve">//  </w:t>
+      </w:r>
+      <w:r>
+        <w:rPr>
+          <w:rFonts w:ascii="Consolas" w:hAnsi="Consolas" w:cs="Consolas"/>
+          <w:color w:val="77206D" w:themeColor="accent5" w:themeShade="BF"/>
+          <w:sz w:val="18"/>
+          <w:szCs w:val="18"/>
+          <w:lang w:eastAsia="en-US"/>
+        </w:rPr>
+        <w:tab/>
+      </w:r>
+      <w:r>
+        <w:rPr>
+          <w:rFonts w:ascii="Consolas" w:hAnsi="Consolas" w:cs="Consolas"/>
+          <w:color w:val="3A7C22" w:themeColor="accent6" w:themeShade="BF"/>
+          <w:sz w:val="18"/>
+          <w:szCs w:val="18"/>
+          <w:lang w:eastAsia="en-US"/>
+        </w:rPr>
+        <w:t xml:space="preserve">if username is </w:t>
+      </w:r>
+      <w:r>
+        <w:rPr>
+          <w:rFonts w:ascii="Consolas" w:hAnsi="Consolas" w:cs="Consolas"/>
+          <w:color w:val="00B0F0"/>
+          <w:sz w:val="18"/>
+          <w:szCs w:val="18"/>
+          <w:lang w:eastAsia="en-US"/>
+        </w:rPr>
+        <w:t xml:space="preserve">empty </w:t>
+      </w:r>
+      <w:r>
+        <w:rPr>
+          <w:rFonts w:ascii="Consolas" w:hAnsi="Consolas" w:cs="Consolas"/>
+          <w:color w:val="3A7C22" w:themeColor="accent6" w:themeShade="BF"/>
+          <w:sz w:val="18"/>
+          <w:szCs w:val="18"/>
+          <w:lang w:eastAsia="en-US"/>
+        </w:rPr>
+        <w:t>(spaces/tabs)</w:t>
+      </w:r>
+    </w:p>
+    <w:p>
+      <w:pPr>
+        <w:suppressAutoHyphens w:val="0"/>
+        <w:autoSpaceDE w:val="0"/>
+        <w:autoSpaceDN w:val="0"/>
+        <w:adjustRightInd w:val="0"/>
+        <w:ind w:firstLine="720"/>
+        <w:rPr>
+          <w:rFonts w:ascii="Consolas" w:hAnsi="Consolas" w:cs="Consolas"/>
+          <w:color w:val="3A7C22" w:themeColor="accent6" w:themeShade="BF"/>
+          <w:sz w:val="18"/>
+          <w:szCs w:val="18"/>
+          <w:lang w:eastAsia="en-US"/>
+        </w:rPr>
+      </w:pPr>
+      <w:r>
+        <w:rPr>
+          <w:rFonts w:ascii="Consolas" w:hAnsi="Consolas" w:cs="Consolas"/>
+          <w:color w:val="3A7C22" w:themeColor="accent6" w:themeShade="BF"/>
+          <w:sz w:val="18"/>
+          <w:szCs w:val="18"/>
+          <w:lang w:eastAsia="en-US"/>
+        </w:rPr>
+        <w:t xml:space="preserve">//  </w:t>
+      </w:r>
+      <w:r>
+        <w:rPr>
+          <w:rFonts w:ascii="Consolas" w:hAnsi="Consolas" w:cs="Consolas"/>
+          <w:color w:val="3A7C22" w:themeColor="accent6" w:themeShade="BF"/>
+          <w:sz w:val="18"/>
+          <w:szCs w:val="18"/>
+          <w:lang w:eastAsia="en-US"/>
+        </w:rPr>
+        <w:tab/>
+        <w:t>if user is not registered</w:t>
+      </w:r>
+      <w:r>
+        <w:rPr>
+          <w:rFonts w:ascii="Consolas" w:hAnsi="Consolas" w:cs="Consolas"/>
+          <w:color w:val="3A7C22" w:themeColor="accent6" w:themeShade="BF"/>
+          <w:sz w:val="18"/>
+          <w:szCs w:val="18"/>
+          <w:lang w:eastAsia="en-US"/>
+        </w:rPr>
+        <w:t xml:space="preserve"> </w:t>
+      </w:r>
+      <w:r>
+        <w:rPr>
+          <mc:AlternateContent>
+            <mc:Choice Requires="w16se"/>
+            <mc:Fallback>
+              <w:rFonts w:ascii="Segoe UI Emoji" w:eastAsia="Segoe UI Emoji" w:hAnsi="Segoe UI Emoji" w:cs="Segoe UI Emoji"/>
+            </mc:Fallback>
+          </mc:AlternateContent>
+        </w:rPr>
+        <mc:AlternateContent>
+          <mc:Choice Requires="w16se">
+            <w16se:symEx w16se:font="Segoe UI Emoji" w16se:char="2622"/>
+          </mc:Choice>
+          <mc:Fallback>
+            <w:t>☢</w:t>
+          </mc:Fallback>
+        </mc:AlternateContent>
+      </w:r>
+      <w:r>
+        <w:t>️</w:t>
+      </w:r>
+    </w:p>
+    <w:p>
+      <w:pPr>
+        <w:suppressAutoHyphens w:val="0"/>
+        <w:autoSpaceDE w:val="0"/>
+        <w:autoSpaceDN w:val="0"/>
+        <w:adjustRightInd w:val="0"/>
+        <w:ind w:left="720"/>
+        <w:rPr>
+          <w:rFonts w:ascii="Consolas" w:hAnsi="Consolas" w:cs="Consolas"/>
+          <w:color w:val="3A7C22" w:themeColor="accent6" w:themeShade="BF"/>
+          <w:sz w:val="18"/>
+          <w:szCs w:val="18"/>
+          <w:lang w:eastAsia="en-US"/>
+        </w:rPr>
+      </w:pPr>
+      <w:r>
+        <w:rPr>
+          <w:rFonts w:ascii="Consolas" w:hAnsi="Consolas" w:cs="Consolas"/>
+          <w:color w:val="3A7C22" w:themeColor="accent6" w:themeShade="BF"/>
+          <w:sz w:val="18"/>
+          <w:szCs w:val="18"/>
+          <w:lang w:eastAsia="en-US"/>
+        </w:rPr>
+        <w:t>//</w:t>
+      </w:r>
+      <w:r>
+        <w:rPr>
+          <w:rFonts w:ascii="Consolas" w:hAnsi="Consolas" w:cs="Consolas"/>
+          <w:color w:val="3A7C22" w:themeColor="accent6" w:themeShade="BF"/>
+          <w:sz w:val="18"/>
+          <w:szCs w:val="18"/>
+          <w:lang w:eastAsia="en-US"/>
+        </w:rPr>
+        <w:tab/>
+        <w:t xml:space="preserve">return </w:t>
+      </w:r>
+      <w:r>
+        <w:rPr>
+          <w:rFonts w:ascii="Consolas" w:hAnsi="Consolas" w:cs="Consolas"/>
+          <w:color w:val="00B0F0"/>
+          <w:sz w:val="18"/>
+          <w:szCs w:val="18"/>
+          <w:lang w:eastAsia="en-US"/>
+        </w:rPr>
+        <w:t>true</w:t>
+      </w:r>
+      <w:r>
+        <w:rPr>
+          <w:rFonts w:ascii="Consolas" w:hAnsi="Consolas" w:cs="Consolas"/>
+          <w:color w:val="3A7C22" w:themeColor="accent6" w:themeShade="BF"/>
+          <w:sz w:val="18"/>
+          <w:szCs w:val="18"/>
+          <w:lang w:eastAsia="en-US"/>
+        </w:rPr>
+        <w:t xml:space="preserve"> if username and password of an existing user</w:t>
+      </w:r>
+      <w:r>
+        <w:rPr>
+          <w:rFonts w:ascii="Consolas" w:hAnsi="Consolas" w:cs="Consolas"/>
+          <w:color w:val="3A7C22" w:themeColor="accent6" w:themeShade="BF"/>
+          <w:sz w:val="18"/>
+          <w:szCs w:val="18"/>
+          <w:lang w:eastAsia="en-US"/>
+        </w:rPr>
+        <w:t xml:space="preserve"> </w:t>
+      </w:r>
+      <w:r>
+        <w:rPr>
+          <mc:AlternateContent>
+            <mc:Choice Requires="w16se"/>
+            <mc:Fallback>
+              <w:rFonts w:ascii="Segoe UI Emoji" w:eastAsia="Segoe UI Emoji" w:hAnsi="Segoe UI Emoji" w:cs="Segoe UI Emoji"/>
+            </mc:Fallback>
+          </mc:AlternateContent>
+        </w:rPr>
+        <mc:AlternateContent>
+          <mc:Choice Requires="w16se">
+            <w16se:symEx w16se:font="Segoe UI Emoji" w16se:char="2622"/>
+          </mc:Choice>
+          <mc:Fallback>
+            <w:t>☢</w:t>
+          </mc:Fallback>
+        </mc:AlternateContent>
+      </w:r>
+      <w:r>
+        <w:t>️</w:t>
+      </w:r>
+    </w:p>
+    <w:p>
+      <w:pPr>
+        <w:suppressAutoHyphens w:val="0"/>
+        <w:autoSpaceDE w:val="0"/>
+        <w:autoSpaceDN w:val="0"/>
+        <w:adjustRightInd w:val="0"/>
+        <w:ind w:left="720"/>
+        <w:rPr>
+          <w:rFonts w:ascii="Consolas" w:hAnsi="Consolas" w:cs="Consolas"/>
+          <w:color w:val="3A7C22" w:themeColor="accent6" w:themeShade="BF"/>
+          <w:sz w:val="18"/>
+          <w:szCs w:val="18"/>
+          <w:lang w:eastAsia="en-US"/>
+        </w:rPr>
+      </w:pPr>
+      <w:r>
+        <w:rPr>
+          <w:rFonts w:ascii="Consolas" w:hAnsi="Consolas" w:cs="Consolas"/>
+          <w:color w:val="3A7C22" w:themeColor="accent6" w:themeShade="BF"/>
+          <w:sz w:val="18"/>
+          <w:szCs w:val="18"/>
+          <w:lang w:eastAsia="en-US"/>
+        </w:rPr>
+        <w:t xml:space="preserve">//     else return </w:t>
+      </w:r>
+      <w:r>
+        <w:rPr>
+          <w:rFonts w:ascii="Consolas" w:hAnsi="Consolas" w:cs="Consolas"/>
+          <w:color w:val="00B0F0"/>
+          <w:sz w:val="18"/>
+          <w:szCs w:val="18"/>
+          <w:lang w:eastAsia="en-US"/>
+        </w:rPr>
+        <w:t>false</w:t>
+      </w:r>
+    </w:p>
+    <w:p>
+      <w:pPr>
+        <w:suppressAutoHyphens w:val="0"/>
+        <w:autoSpaceDE w:val="0"/>
+        <w:autoSpaceDN w:val="0"/>
+        <w:adjustRightInd w:val="0"/>
+        <w:rPr>
+          <w:rFonts w:ascii="Consolas" w:hAnsi="Consolas" w:cs="Consolas"/>
+          <w:color w:val="000000"/>
+          <w:sz w:val="18"/>
+          <w:szCs w:val="18"/>
+          <w:lang w:eastAsia="en-US"/>
+        </w:rPr>
+      </w:pPr>
+      <w:r>
+        <w:rPr>
+          <w:rFonts w:ascii="Consolas" w:hAnsi="Consolas" w:cs="Consolas"/>
+          <w:color w:val="000000"/>
+          <w:sz w:val="18"/>
+          <w:szCs w:val="18"/>
+          <w:lang w:eastAsia="en-US"/>
+        </w:rPr>
+        <w:t xml:space="preserve">    }</w:t>
+      </w:r>
+    </w:p>
+    <w:p>
+      <w:pPr>
+        <w:suppressAutoHyphens w:val="0"/>
+        <w:autoSpaceDE w:val="0"/>
+        <w:autoSpaceDN w:val="0"/>
+        <w:adjustRightInd w:val="0"/>
+        <w:rPr>
+          <w:rFonts w:ascii="Consolas" w:hAnsi="Consolas" w:cs="Consolas"/>
+          <w:color w:val="000000"/>
+          <w:sz w:val="18"/>
+          <w:szCs w:val="18"/>
+          <w:lang w:eastAsia="en-US"/>
+        </w:rPr>
+      </w:pPr>
+    </w:p>
+    <w:p>
+      <w:pPr>
+        <w:suppressAutoHyphens w:val="0"/>
+        <w:autoSpaceDE w:val="0"/>
+        <w:autoSpaceDN w:val="0"/>
+        <w:adjustRightInd w:val="0"/>
+        <w:rPr>
+          <w:rFonts w:ascii="Consolas" w:hAnsi="Consolas" w:cs="Consolas"/>
+          <w:b/>
+          <w:bCs/>
+          <w:color w:val="000000"/>
+          <w:sz w:val="18"/>
+          <w:szCs w:val="18"/>
+          <w:lang w:eastAsia="en-US"/>
+        </w:rPr>
+      </w:pPr>
+      <w:r>
+        <w:rPr>
+          <w:rFonts w:ascii="Consolas" w:hAnsi="Consolas" w:cs="Consolas"/>
+          <w:b/>
+          <w:bCs/>
+          <w:color w:val="000000"/>
+          <w:sz w:val="18"/>
+          <w:szCs w:val="18"/>
+          <w:lang w:eastAsia="en-US"/>
+        </w:rPr>
+        <w:t xml:space="preserve">    </w:t>
+      </w:r>
+      <w:r>
+        <w:rPr>
+          <w:rFonts w:ascii="Consolas" w:hAnsi="Consolas" w:cs="Consolas"/>
+          <w:b/>
+          <w:bCs/>
+          <w:color w:val="0000FF"/>
+          <w:sz w:val="18"/>
+          <w:szCs w:val="18"/>
+          <w:lang w:eastAsia="en-US"/>
+        </w:rPr>
+        <w:t>public</w:t>
+      </w:r>
+      <w:r>
+        <w:rPr>
+          <w:rFonts w:ascii="Consolas" w:hAnsi="Consolas" w:cs="Consolas"/>
+          <w:b/>
+          <w:bCs/>
+          <w:color w:val="000000"/>
+          <w:sz w:val="18"/>
+          <w:szCs w:val="18"/>
+          <w:lang w:eastAsia="en-US"/>
+        </w:rPr>
+        <w:t xml:space="preserve"> bool </w:t>
+      </w:r>
+      <w:proofErr w:type="spellStart"/>
+      <w:r>
+        <w:rPr>
+          <w:rFonts w:ascii="Consolas" w:hAnsi="Consolas" w:cs="Consolas"/>
+          <w:b/>
+          <w:bCs/>
+          <w:color w:val="000000"/>
+          <w:sz w:val="18"/>
+          <w:szCs w:val="18"/>
+          <w:lang w:eastAsia="en-US"/>
+        </w:rPr>
+        <w:t>hasAccess</w:t>
+      </w:r>
+      <w:proofErr w:type="spellEnd"/>
+      <w:r>
+        <w:rPr>
+          <w:rFonts w:ascii="Consolas" w:hAnsi="Consolas" w:cs="Consolas"/>
+          <w:b/>
+          <w:bCs/>
+          <w:color w:val="000000"/>
+          <w:sz w:val="18"/>
+          <w:szCs w:val="18"/>
+          <w:lang w:eastAsia="en-US"/>
+        </w:rPr>
+        <w:t xml:space="preserve">(String username, String </w:t>
+      </w:r>
+      <w:proofErr w:type="spellStart"/>
+      <w:r>
+        <w:rPr>
+          <w:rFonts w:ascii="Consolas" w:hAnsi="Consolas" w:cs="Consolas"/>
+          <w:b/>
+          <w:bCs/>
+          <w:color w:val="000000"/>
+          <w:sz w:val="18"/>
+          <w:szCs w:val="18"/>
+          <w:lang w:eastAsia="en-US"/>
+        </w:rPr>
+        <w:t>requiredRole</w:t>
+      </w:r>
+      <w:proofErr w:type="spellEnd"/>
+      <w:r>
+        <w:rPr>
+          <w:rFonts w:ascii="Consolas" w:hAnsi="Consolas" w:cs="Consolas"/>
+          <w:b/>
+          <w:bCs/>
+          <w:color w:val="000000"/>
+          <w:sz w:val="18"/>
+          <w:szCs w:val="18"/>
+          <w:lang w:eastAsia="en-US"/>
+        </w:rPr>
+        <w:t>)</w:t>
+      </w:r>
+    </w:p>
+    <w:p>
+      <w:pPr>
+        <w:suppressAutoHyphens w:val="0"/>
+        <w:autoSpaceDE w:val="0"/>
+        <w:autoSpaceDN w:val="0"/>
+        <w:adjustRightInd w:val="0"/>
+        <w:rPr>
+          <w:rFonts w:ascii="Consolas" w:hAnsi="Consolas" w:cs="Consolas"/>
+          <w:color w:val="000000"/>
+          <w:sz w:val="18"/>
+          <w:szCs w:val="18"/>
+          <w:lang w:eastAsia="en-US"/>
+        </w:rPr>
+      </w:pPr>
+      <w:r>
+        <w:rPr>
+          <w:rFonts w:ascii="Consolas" w:hAnsi="Consolas" w:cs="Consolas"/>
+          <w:color w:val="000000"/>
+          <w:sz w:val="18"/>
+          <w:szCs w:val="18"/>
+          <w:lang w:eastAsia="en-US"/>
+        </w:rPr>
+        <w:t xml:space="preserve">    {</w:t>
+      </w:r>
+    </w:p>
+    <w:p>
+      <w:pPr>
+        <w:suppressAutoHyphens w:val="0"/>
+        <w:autoSpaceDE w:val="0"/>
+        <w:autoSpaceDN w:val="0"/>
+        <w:adjustRightInd w:val="0"/>
+        <w:rPr>
+          <w:rFonts w:ascii="Consolas" w:hAnsi="Consolas" w:cs="Consolas"/>
+          <w:color w:val="3A7C22" w:themeColor="accent6" w:themeShade="BF"/>
+          <w:sz w:val="18"/>
+          <w:szCs w:val="18"/>
+          <w:lang w:eastAsia="en-US"/>
+        </w:rPr>
+      </w:pPr>
+      <w:r>
+        <w:rPr>
+          <w:rFonts w:ascii="Consolas" w:hAnsi="Consolas" w:cs="Consolas"/>
+          <w:color w:val="000000"/>
+          <w:sz w:val="18"/>
+          <w:szCs w:val="18"/>
+          <w:lang w:eastAsia="en-US"/>
+        </w:rPr>
+        <w:t xml:space="preserve">        </w:t>
+      </w:r>
+      <w:r>
+        <w:rPr>
+          <w:rFonts w:ascii="Consolas" w:hAnsi="Consolas" w:cs="Consolas"/>
+          <w:color w:val="3A7C22" w:themeColor="accent6" w:themeShade="BF"/>
+          <w:sz w:val="18"/>
+          <w:szCs w:val="18"/>
+          <w:lang w:eastAsia="en-US"/>
+        </w:rPr>
+        <w:t xml:space="preserve">// throw </w:t>
+      </w:r>
+      <w:proofErr w:type="spellStart"/>
+      <w:r>
+        <w:rPr>
+          <w:rFonts w:ascii="Consolas" w:hAnsi="Consolas" w:cs="Consolas"/>
+          <w:color w:val="77206D" w:themeColor="accent5" w:themeShade="BF"/>
+          <w:sz w:val="18"/>
+          <w:szCs w:val="18"/>
+          <w:lang w:eastAsia="en-US"/>
+        </w:rPr>
+        <w:t>ArgumentException</w:t>
+      </w:r>
+      <w:proofErr w:type="spellEnd"/>
+      <w:r>
+        <w:rPr>
+          <w:rFonts w:ascii="Consolas" w:hAnsi="Consolas" w:cs="Consolas"/>
+          <w:color w:val="77206D" w:themeColor="accent5" w:themeShade="BF"/>
+          <w:sz w:val="18"/>
+          <w:szCs w:val="18"/>
+          <w:lang w:eastAsia="en-US"/>
+        </w:rPr>
+        <w:t xml:space="preserve"> </w:t>
+      </w:r>
+      <w:r>
+        <w:rPr>
+          <w:rFonts w:ascii="Consolas" w:hAnsi="Consolas" w:cs="Consolas"/>
+          <w:color w:val="3A7C22" w:themeColor="accent6" w:themeShade="BF"/>
+          <w:sz w:val="18"/>
+          <w:szCs w:val="18"/>
+          <w:lang w:eastAsia="en-US"/>
+        </w:rPr>
+        <w:t>if username is null or empty</w:t>
+      </w:r>
+    </w:p>
+    <w:p>
+      <w:pPr>
+        <w:suppressAutoHyphens w:val="0"/>
+        <w:autoSpaceDE w:val="0"/>
+        <w:autoSpaceDN w:val="0"/>
+        <w:adjustRightInd w:val="0"/>
+        <w:ind w:firstLine="720"/>
+        <w:rPr>
+          <w:rFonts w:ascii="Consolas" w:hAnsi="Consolas" w:cs="Consolas"/>
+          <w:b/>
+          <w:bCs/>
+          <w:color w:val="3A7C22" w:themeColor="accent6" w:themeShade="BF"/>
+          <w:sz w:val="18"/>
+          <w:szCs w:val="18"/>
+          <w:lang w:eastAsia="en-US"/>
+        </w:rPr>
+      </w:pPr>
+      <w:r>
+        <w:rPr>
+          <w:rFonts w:ascii="Consolas" w:hAnsi="Consolas" w:cs="Consolas"/>
+          <w:color w:val="3A7C22" w:themeColor="accent6" w:themeShade="BF"/>
+          <w:sz w:val="18"/>
+          <w:szCs w:val="18"/>
+          <w:lang w:eastAsia="en-US"/>
+        </w:rPr>
+        <w:t xml:space="preserve"> // return true if the user’s role matches the </w:t>
+      </w:r>
+      <w:proofErr w:type="spellStart"/>
+      <w:r>
+        <w:rPr>
+          <w:rFonts w:ascii="Consolas" w:hAnsi="Consolas" w:cs="Consolas"/>
+          <w:color w:val="3A7C22" w:themeColor="accent6" w:themeShade="BF"/>
+          <w:sz w:val="18"/>
+          <w:szCs w:val="18"/>
+          <w:lang w:eastAsia="en-US"/>
+        </w:rPr>
+        <w:t>requiredRole</w:t>
+      </w:r>
+      <w:proofErr w:type="spellEnd"/>
+    </w:p>
+    <w:p>
+      <w:pPr>
+        <w:suppressAutoHyphens w:val="0"/>
+        <w:autoSpaceDE w:val="0"/>
+        <w:autoSpaceDN w:val="0"/>
+        <w:adjustRightInd w:val="0"/>
+        <w:ind w:firstLine="720"/>
+        <w:rPr>
+          <w:rFonts w:ascii="Consolas" w:hAnsi="Consolas" w:cs="Consolas"/>
+          <w:color w:val="3A7C22" w:themeColor="accent6" w:themeShade="BF"/>
+          <w:sz w:val="18"/>
+          <w:szCs w:val="18"/>
+          <w:lang w:eastAsia="en-US"/>
+        </w:rPr>
+      </w:pPr>
+      <w:r>
+        <w:rPr>
+          <w:rFonts w:ascii="Consolas" w:hAnsi="Consolas" w:cs="Consolas"/>
+          <w:b/>
+          <w:bCs/>
+          <w:color w:val="3A7C22" w:themeColor="accent6" w:themeShade="BF"/>
+          <w:sz w:val="18"/>
+          <w:szCs w:val="18"/>
+          <w:lang w:eastAsia="en-US"/>
+        </w:rPr>
+        <w:t xml:space="preserve"> // </w:t>
+      </w:r>
+      <w:r>
+        <w:rPr>
+          <w:rFonts w:ascii="Consolas" w:hAnsi="Consolas" w:cs="Consolas"/>
+          <w:color w:val="3A7C22" w:themeColor="accent6" w:themeShade="BF"/>
+          <w:sz w:val="18"/>
+          <w:szCs w:val="18"/>
+          <w:lang w:eastAsia="en-US"/>
+        </w:rPr>
+        <w:t>else return false</w:t>
+      </w:r>
+    </w:p>
+    <w:p>
+      <w:pPr>
+        <w:suppressAutoHyphens w:val="0"/>
+        <w:autoSpaceDE w:val="0"/>
+        <w:autoSpaceDN w:val="0"/>
+        <w:adjustRightInd w:val="0"/>
+        <w:rPr>
+          <w:rFonts w:ascii="Consolas" w:hAnsi="Consolas" w:cs="Consolas"/>
+          <w:color w:val="000000"/>
+          <w:sz w:val="18"/>
+          <w:szCs w:val="18"/>
+          <w:lang w:eastAsia="en-US"/>
+        </w:rPr>
+      </w:pPr>
+      <w:r>
+        <w:rPr>
+          <w:rFonts w:ascii="Consolas" w:hAnsi="Consolas" w:cs="Consolas"/>
+          <w:color w:val="000000"/>
+          <w:sz w:val="18"/>
+          <w:szCs w:val="18"/>
+          <w:lang w:eastAsia="en-US"/>
+        </w:rPr>
+        <w:t xml:space="preserve">    }</w:t>
+      </w:r>
+    </w:p>
+    <w:p>
+      <w:pPr>
+        <w:suppressAutoHyphens w:val="0"/>
+        <w:autoSpaceDE w:val="0"/>
+        <w:autoSpaceDN w:val="0"/>
+        <w:adjustRightInd w:val="0"/>
+        <w:rPr>
+          <w:rFonts w:ascii="Consolas" w:hAnsi="Consolas" w:cs="Consolas"/>
+          <w:color w:val="000000"/>
+          <w:sz w:val="18"/>
+          <w:szCs w:val="18"/>
+          <w:lang w:eastAsia="en-US"/>
+        </w:rPr>
+      </w:pPr>
+      <w:r>
+        <w:rPr>
+          <w:rFonts w:ascii="Consolas" w:hAnsi="Consolas" w:cs="Consolas"/>
+          <w:color w:val="000000"/>
+          <w:sz w:val="18"/>
+          <w:szCs w:val="18"/>
+          <w:lang w:eastAsia="en-US"/>
+        </w:rPr>
+        <w:t>}</w:t>
+      </w:r>
+    </w:p>
+    <w:p>
+      <w:pPr>
+        <w:suppressAutoHyphens w:val="0"/>
+        <w:autoSpaceDE w:val="0"/>
+        <w:autoSpaceDN w:val="0"/>
+        <w:adjustRightInd w:val="0"/>
+        <w:rPr>
+          <w:rFonts w:ascii="Consolas" w:hAnsi="Consolas" w:cs="Consolas"/>
+          <w:color w:val="000000"/>
+          <w:sz w:val="18"/>
+          <w:szCs w:val="18"/>
+          <w:lang w:eastAsia="en-US"/>
+        </w:rPr>
+      </w:pPr>
+    </w:p>
+    <w:p>
+      <w:pPr>
+        <w:keepNext/>
+        <w:keepLines/>
+        <w:suppressAutoHyphens w:val="0"/>
+        <w:autoSpaceDE w:val="0"/>
+        <w:autoSpaceDN w:val="0"/>
+        <w:adjustRightInd w:val="0"/>
+        <w:rPr>
+          <w:rFonts w:ascii="Consolas" w:hAnsi="Consolas" w:cs="Consolas"/>
+          <w:b/>
+          <w:bCs/>
+          <w:color w:val="000000"/>
+          <w:sz w:val="19"/>
+          <w:szCs w:val="19"/>
+          <w:lang w:eastAsia="en-US"/>
+        </w:rPr>
+      </w:pPr>
+      <w:r>
+        <w:rPr>
+          <w:rFonts w:ascii="Consolas" w:hAnsi="Consolas" w:cs="Consolas"/>
+          <w:b/>
+          <w:bCs/>
+          <w:color w:val="0000FF"/>
+          <w:sz w:val="19"/>
+          <w:szCs w:val="19"/>
+          <w:lang w:eastAsia="en-US"/>
+        </w:rPr>
+        <w:lastRenderedPageBreak/>
+        <w:t>public</w:t>
+      </w:r>
+      <w:r>
+        <w:rPr>
+          <w:rFonts w:ascii="Consolas" w:hAnsi="Consolas" w:cs="Consolas"/>
+          <w:b/>
+          <w:bCs/>
+          <w:color w:val="000000"/>
+          <w:sz w:val="19"/>
+          <w:szCs w:val="19"/>
+          <w:lang w:eastAsia="en-US"/>
+        </w:rPr>
+        <w:t xml:space="preserve"> </w:t>
+      </w:r>
+      <w:r>
+        <w:rPr>
+          <w:rFonts w:ascii="Consolas" w:hAnsi="Consolas" w:cs="Consolas"/>
+          <w:b/>
+          <w:bCs/>
+          <w:color w:val="0000FF"/>
+          <w:sz w:val="19"/>
+          <w:szCs w:val="19"/>
+          <w:lang w:eastAsia="en-US"/>
+        </w:rPr>
+        <w:t>class</w:t>
+      </w:r>
+      <w:r>
+        <w:rPr>
+          <w:rFonts w:ascii="Consolas" w:hAnsi="Consolas" w:cs="Consolas"/>
+          <w:b/>
+          <w:bCs/>
+          <w:color w:val="000000"/>
+          <w:sz w:val="19"/>
+          <w:szCs w:val="19"/>
+          <w:lang w:eastAsia="en-US"/>
+        </w:rPr>
+        <w:t xml:space="preserve"> </w:t>
+      </w:r>
+      <w:r>
+        <w:rPr>
+          <w:rFonts w:ascii="Consolas" w:hAnsi="Consolas" w:cs="Consolas"/>
+          <w:b/>
+          <w:bCs/>
+          <w:color w:val="2B91AF"/>
+          <w:sz w:val="19"/>
+          <w:szCs w:val="19"/>
+          <w:lang w:eastAsia="en-US"/>
+        </w:rPr>
+        <w:t>User</w:t>
+      </w:r>
+    </w:p>
+    <w:p>
+      <w:pPr>
+        <w:keepNext/>
+        <w:keepLines/>
+        <w:suppressAutoHyphens w:val="0"/>
+        <w:autoSpaceDE w:val="0"/>
+        <w:autoSpaceDN w:val="0"/>
+        <w:adjustRightInd w:val="0"/>
+        <w:rPr>
+          <w:rFonts w:ascii="Consolas" w:hAnsi="Consolas" w:cs="Consolas"/>
+          <w:color w:val="000000"/>
+          <w:sz w:val="19"/>
+          <w:szCs w:val="19"/>
+          <w:lang w:eastAsia="en-US"/>
+        </w:rPr>
+      </w:pPr>
+      <w:r>
+        <w:rPr>
+          <w:rFonts w:ascii="Consolas" w:hAnsi="Consolas" w:cs="Consolas"/>
+          <w:color w:val="000000"/>
+          <w:sz w:val="19"/>
+          <w:szCs w:val="19"/>
+          <w:lang w:eastAsia="en-US"/>
+        </w:rPr>
+        <w:t>{</w:t>
+      </w:r>
+    </w:p>
+    <w:p>
+      <w:pPr>
+        <w:keepNext/>
+        <w:keepLines/>
+        <w:suppressAutoHyphens w:val="0"/>
+        <w:autoSpaceDE w:val="0"/>
+        <w:autoSpaceDN w:val="0"/>
+        <w:adjustRightInd w:val="0"/>
+        <w:rPr>
+          <w:rFonts w:ascii="Consolas" w:hAnsi="Consolas" w:cs="Consolas"/>
+          <w:color w:val="000000"/>
+          <w:sz w:val="19"/>
+          <w:szCs w:val="19"/>
+          <w:lang w:eastAsia="en-US"/>
+        </w:rPr>
+      </w:pPr>
+      <w:r>
+        <w:rPr>
+          <w:rFonts w:ascii="Consolas" w:hAnsi="Consolas" w:cs="Consolas"/>
+          <w:color w:val="000000"/>
+          <w:sz w:val="19"/>
+          <w:szCs w:val="19"/>
+          <w:lang w:eastAsia="en-US"/>
+        </w:rPr>
+        <w:t xml:space="preserve">    </w:t>
+      </w:r>
+      <w:r>
+        <w:rPr>
+          <w:rFonts w:ascii="Consolas" w:hAnsi="Consolas" w:cs="Consolas"/>
+          <w:color w:val="0000FF"/>
+          <w:sz w:val="19"/>
+          <w:szCs w:val="19"/>
+          <w:lang w:eastAsia="en-US"/>
+        </w:rPr>
+        <w:t>private</w:t>
+      </w:r>
+      <w:r>
+        <w:rPr>
+          <w:rFonts w:ascii="Consolas" w:hAnsi="Consolas" w:cs="Consolas"/>
+          <w:color w:val="000000"/>
+          <w:sz w:val="19"/>
+          <w:szCs w:val="19"/>
+          <w:lang w:eastAsia="en-US"/>
+        </w:rPr>
+        <w:t xml:space="preserve"> String username;</w:t>
+      </w:r>
+    </w:p>
+    <w:p>
+      <w:pPr>
+        <w:keepNext/>
+        <w:keepLines/>
+        <w:suppressAutoHyphens w:val="0"/>
+        <w:autoSpaceDE w:val="0"/>
+        <w:autoSpaceDN w:val="0"/>
+        <w:adjustRightInd w:val="0"/>
+        <w:rPr>
+          <w:rFonts w:ascii="Consolas" w:hAnsi="Consolas" w:cs="Consolas"/>
+          <w:color w:val="000000"/>
+          <w:sz w:val="19"/>
+          <w:szCs w:val="19"/>
+          <w:lang w:eastAsia="en-US"/>
+        </w:rPr>
+      </w:pPr>
+      <w:r>
+        <w:rPr>
+          <w:rFonts w:ascii="Consolas" w:hAnsi="Consolas" w:cs="Consolas"/>
+          <w:color w:val="000000"/>
+          <w:sz w:val="19"/>
+          <w:szCs w:val="19"/>
+          <w:lang w:eastAsia="en-US"/>
+        </w:rPr>
+        <w:t xml:space="preserve">    </w:t>
+      </w:r>
+      <w:r>
+        <w:rPr>
+          <w:rFonts w:ascii="Consolas" w:hAnsi="Consolas" w:cs="Consolas"/>
+          <w:color w:val="0000FF"/>
+          <w:sz w:val="19"/>
+          <w:szCs w:val="19"/>
+          <w:lang w:eastAsia="en-US"/>
+        </w:rPr>
+        <w:t>private</w:t>
+      </w:r>
+      <w:r>
+        <w:rPr>
+          <w:rFonts w:ascii="Consolas" w:hAnsi="Consolas" w:cs="Consolas"/>
+          <w:color w:val="000000"/>
+          <w:sz w:val="19"/>
+          <w:szCs w:val="19"/>
+          <w:lang w:eastAsia="en-US"/>
+        </w:rPr>
+        <w:t xml:space="preserve"> String password;</w:t>
+      </w:r>
+    </w:p>
+    <w:p>
+      <w:pPr>
+        <w:keepNext/>
+        <w:keepLines/>
+        <w:suppressAutoHyphens w:val="0"/>
+        <w:autoSpaceDE w:val="0"/>
+        <w:autoSpaceDN w:val="0"/>
+        <w:adjustRightInd w:val="0"/>
+        <w:rPr>
+          <w:rFonts w:ascii="Consolas" w:hAnsi="Consolas" w:cs="Consolas"/>
+          <w:color w:val="000000"/>
+          <w:sz w:val="19"/>
+          <w:szCs w:val="19"/>
+          <w:lang w:eastAsia="en-US"/>
+        </w:rPr>
+      </w:pPr>
+      <w:r>
+        <w:rPr>
+          <w:rFonts w:ascii="Consolas" w:hAnsi="Consolas" w:cs="Consolas"/>
+          <w:color w:val="000000"/>
+          <w:sz w:val="19"/>
+          <w:szCs w:val="19"/>
+          <w:lang w:eastAsia="en-US"/>
+        </w:rPr>
+        <w:t xml:space="preserve">    </w:t>
+      </w:r>
+      <w:r>
+        <w:rPr>
+          <w:rFonts w:ascii="Consolas" w:hAnsi="Consolas" w:cs="Consolas"/>
+          <w:color w:val="0000FF"/>
+          <w:sz w:val="19"/>
+          <w:szCs w:val="19"/>
+          <w:lang w:eastAsia="en-US"/>
+        </w:rPr>
+        <w:t>private</w:t>
+      </w:r>
+      <w:r>
+        <w:rPr>
+          <w:rFonts w:ascii="Consolas" w:hAnsi="Consolas" w:cs="Consolas"/>
+          <w:color w:val="000000"/>
+          <w:sz w:val="19"/>
+          <w:szCs w:val="19"/>
+          <w:lang w:eastAsia="en-US"/>
+        </w:rPr>
+        <w:t xml:space="preserve"> String role;</w:t>
+      </w:r>
+    </w:p>
+    <w:p>
+      <w:pPr>
+        <w:keepNext/>
+        <w:keepLines/>
+        <w:suppressAutoHyphens w:val="0"/>
+        <w:autoSpaceDE w:val="0"/>
+        <w:autoSpaceDN w:val="0"/>
+        <w:adjustRightInd w:val="0"/>
+        <w:rPr>
+          <w:rFonts w:ascii="Consolas" w:hAnsi="Consolas" w:cs="Consolas"/>
+          <w:color w:val="000000"/>
+          <w:sz w:val="19"/>
+          <w:szCs w:val="19"/>
+          <w:lang w:eastAsia="en-US"/>
+        </w:rPr>
+      </w:pPr>
+    </w:p>
+    <w:p>
+      <w:pPr>
+        <w:keepNext/>
+        <w:keepLines/>
+        <w:suppressAutoHyphens w:val="0"/>
+        <w:autoSpaceDE w:val="0"/>
+        <w:autoSpaceDN w:val="0"/>
+        <w:adjustRightInd w:val="0"/>
+        <w:rPr>
+          <w:rFonts w:ascii="Consolas" w:hAnsi="Consolas" w:cs="Consolas"/>
+          <w:b/>
+          <w:bCs/>
+          <w:color w:val="000000"/>
+          <w:sz w:val="19"/>
+          <w:szCs w:val="19"/>
+          <w:lang w:eastAsia="en-US"/>
+        </w:rPr>
+      </w:pPr>
+      <w:r>
+        <w:rPr>
+          <w:rFonts w:ascii="Consolas" w:hAnsi="Consolas" w:cs="Consolas"/>
+          <w:color w:val="000000"/>
+          <w:sz w:val="19"/>
+          <w:szCs w:val="19"/>
+          <w:lang w:eastAsia="en-US"/>
+        </w:rPr>
+        <w:t xml:space="preserve">    </w:t>
+      </w:r>
+      <w:r>
+        <w:rPr>
+          <w:rFonts w:ascii="Consolas" w:hAnsi="Consolas" w:cs="Consolas"/>
+          <w:b/>
+          <w:bCs/>
+          <w:color w:val="0000FF"/>
+          <w:sz w:val="19"/>
+          <w:szCs w:val="19"/>
+          <w:lang w:eastAsia="en-US"/>
+        </w:rPr>
+        <w:t>public</w:t>
+      </w:r>
+      <w:r>
+        <w:rPr>
+          <w:rFonts w:ascii="Consolas" w:hAnsi="Consolas" w:cs="Consolas"/>
+          <w:b/>
+          <w:bCs/>
+          <w:color w:val="000000"/>
+          <w:sz w:val="19"/>
+          <w:szCs w:val="19"/>
+          <w:lang w:eastAsia="en-US"/>
+        </w:rPr>
+        <w:t xml:space="preserve"> User(String username, String password, String role)</w:t>
+      </w:r>
+    </w:p>
+    <w:p>
+      <w:pPr>
+        <w:keepNext/>
+        <w:keepLines/>
+        <w:suppressAutoHyphens w:val="0"/>
+        <w:autoSpaceDE w:val="0"/>
+        <w:autoSpaceDN w:val="0"/>
+        <w:adjustRightInd w:val="0"/>
+        <w:rPr>
+          <w:rFonts w:ascii="Consolas" w:hAnsi="Consolas" w:cs="Consolas"/>
+          <w:color w:val="000000"/>
+          <w:sz w:val="19"/>
+          <w:szCs w:val="19"/>
+          <w:lang w:eastAsia="en-US"/>
+        </w:rPr>
+      </w:pPr>
+      <w:r>
+        <w:rPr>
+          <w:rFonts w:ascii="Consolas" w:hAnsi="Consolas" w:cs="Consolas"/>
+          <w:color w:val="000000"/>
+          <w:sz w:val="19"/>
+          <w:szCs w:val="19"/>
+          <w:lang w:eastAsia="en-US"/>
+        </w:rPr>
+        <w:t xml:space="preserve">    {</w:t>
+      </w:r>
+    </w:p>
+    <w:p>
+      <w:pPr>
+        <w:keepNext/>
+        <w:keepLines/>
+        <w:suppressAutoHyphens w:val="0"/>
+        <w:autoSpaceDE w:val="0"/>
+        <w:autoSpaceDN w:val="0"/>
+        <w:adjustRightInd w:val="0"/>
+        <w:rPr>
+          <w:rFonts w:ascii="Consolas" w:hAnsi="Consolas" w:cs="Consolas"/>
+          <w:color w:val="000000"/>
+          <w:sz w:val="19"/>
+          <w:szCs w:val="19"/>
+          <w:lang w:eastAsia="en-US"/>
+        </w:rPr>
+      </w:pPr>
+      <w:r>
+        <w:rPr>
+          <w:rFonts w:ascii="Consolas" w:hAnsi="Consolas" w:cs="Consolas"/>
+          <w:color w:val="000000"/>
+          <w:sz w:val="19"/>
+          <w:szCs w:val="19"/>
+          <w:lang w:eastAsia="en-US"/>
+        </w:rPr>
+        <w:t xml:space="preserve">        </w:t>
+      </w:r>
+      <w:proofErr w:type="spellStart"/>
+      <w:r>
+        <w:rPr>
+          <w:rFonts w:ascii="Consolas" w:hAnsi="Consolas" w:cs="Consolas"/>
+          <w:color w:val="0000FF"/>
+          <w:sz w:val="19"/>
+          <w:szCs w:val="19"/>
+          <w:lang w:eastAsia="en-US"/>
+        </w:rPr>
+        <w:t>this</w:t>
+      </w:r>
+      <w:r>
+        <w:rPr>
+          <w:rFonts w:ascii="Consolas" w:hAnsi="Consolas" w:cs="Consolas"/>
+          <w:color w:val="000000"/>
+          <w:sz w:val="19"/>
+          <w:szCs w:val="19"/>
+          <w:lang w:eastAsia="en-US"/>
+        </w:rPr>
+        <w:t>.username</w:t>
+      </w:r>
+      <w:proofErr w:type="spellEnd"/>
+      <w:r>
+        <w:rPr>
+          <w:rFonts w:ascii="Consolas" w:hAnsi="Consolas" w:cs="Consolas"/>
+          <w:color w:val="000000"/>
+          <w:sz w:val="19"/>
+          <w:szCs w:val="19"/>
+          <w:lang w:eastAsia="en-US"/>
+        </w:rPr>
+        <w:t xml:space="preserve"> = username;</w:t>
+      </w:r>
+    </w:p>
+    <w:p>
+      <w:pPr>
+        <w:keepNext/>
+        <w:keepLines/>
+        <w:suppressAutoHyphens w:val="0"/>
+        <w:autoSpaceDE w:val="0"/>
+        <w:autoSpaceDN w:val="0"/>
+        <w:adjustRightInd w:val="0"/>
+        <w:rPr>
+          <w:rFonts w:ascii="Consolas" w:hAnsi="Consolas" w:cs="Consolas"/>
+          <w:color w:val="000000"/>
+          <w:sz w:val="19"/>
+          <w:szCs w:val="19"/>
+          <w:lang w:eastAsia="en-US"/>
+        </w:rPr>
+      </w:pPr>
+      <w:r>
+        <w:rPr>
+          <w:rFonts w:ascii="Consolas" w:hAnsi="Consolas" w:cs="Consolas"/>
+          <w:color w:val="000000"/>
+          <w:sz w:val="19"/>
+          <w:szCs w:val="19"/>
+          <w:lang w:eastAsia="en-US"/>
+        </w:rPr>
+        <w:t xml:space="preserve">        </w:t>
+      </w:r>
+      <w:proofErr w:type="spellStart"/>
+      <w:r>
+        <w:rPr>
+          <w:rFonts w:ascii="Consolas" w:hAnsi="Consolas" w:cs="Consolas"/>
+          <w:color w:val="0000FF"/>
+          <w:sz w:val="19"/>
+          <w:szCs w:val="19"/>
+          <w:lang w:eastAsia="en-US"/>
+        </w:rPr>
+        <w:t>this</w:t>
+      </w:r>
+      <w:r>
+        <w:rPr>
+          <w:rFonts w:ascii="Consolas" w:hAnsi="Consolas" w:cs="Consolas"/>
+          <w:color w:val="000000"/>
+          <w:sz w:val="19"/>
+          <w:szCs w:val="19"/>
+          <w:lang w:eastAsia="en-US"/>
+        </w:rPr>
+        <w:t>.password</w:t>
+      </w:r>
+      <w:proofErr w:type="spellEnd"/>
+      <w:r>
+        <w:rPr>
+          <w:rFonts w:ascii="Consolas" w:hAnsi="Consolas" w:cs="Consolas"/>
+          <w:color w:val="000000"/>
+          <w:sz w:val="19"/>
+          <w:szCs w:val="19"/>
+          <w:lang w:eastAsia="en-US"/>
+        </w:rPr>
+        <w:t xml:space="preserve"> = password;</w:t>
+      </w:r>
+    </w:p>
+    <w:p>
+      <w:pPr>
+        <w:keepNext/>
+        <w:keepLines/>
+        <w:suppressAutoHyphens w:val="0"/>
+        <w:autoSpaceDE w:val="0"/>
+        <w:autoSpaceDN w:val="0"/>
+        <w:adjustRightInd w:val="0"/>
+        <w:rPr>
+          <w:rFonts w:ascii="Consolas" w:hAnsi="Consolas" w:cs="Consolas"/>
+          <w:color w:val="000000"/>
+          <w:sz w:val="19"/>
+          <w:szCs w:val="19"/>
+          <w:lang w:eastAsia="en-US"/>
+        </w:rPr>
+      </w:pPr>
+      <w:r>
+        <w:rPr>
+          <w:rFonts w:ascii="Consolas" w:hAnsi="Consolas" w:cs="Consolas"/>
+          <w:color w:val="000000"/>
+          <w:sz w:val="19"/>
+          <w:szCs w:val="19"/>
+          <w:lang w:eastAsia="en-US"/>
+        </w:rPr>
+        <w:t xml:space="preserve">        </w:t>
+      </w:r>
+      <w:proofErr w:type="spellStart"/>
+      <w:r>
+        <w:rPr>
+          <w:rFonts w:ascii="Consolas" w:hAnsi="Consolas" w:cs="Consolas"/>
+          <w:color w:val="0000FF"/>
+          <w:sz w:val="19"/>
+          <w:szCs w:val="19"/>
+          <w:lang w:eastAsia="en-US"/>
+        </w:rPr>
+        <w:t>this</w:t>
+      </w:r>
+      <w:r>
+        <w:rPr>
+          <w:rFonts w:ascii="Consolas" w:hAnsi="Consolas" w:cs="Consolas"/>
+          <w:color w:val="000000"/>
+          <w:sz w:val="19"/>
+          <w:szCs w:val="19"/>
+          <w:lang w:eastAsia="en-US"/>
+        </w:rPr>
+        <w:t>.role</w:t>
+      </w:r>
+      <w:proofErr w:type="spellEnd"/>
+      <w:r>
+        <w:rPr>
+          <w:rFonts w:ascii="Consolas" w:hAnsi="Consolas" w:cs="Consolas"/>
+          <w:color w:val="000000"/>
+          <w:sz w:val="19"/>
+          <w:szCs w:val="19"/>
+          <w:lang w:eastAsia="en-US"/>
+        </w:rPr>
+        <w:t xml:space="preserve"> = role;</w:t>
+      </w:r>
+    </w:p>
+    <w:p>
+      <w:pPr>
+        <w:keepNext/>
+        <w:keepLines/>
+        <w:suppressAutoHyphens w:val="0"/>
+        <w:autoSpaceDE w:val="0"/>
+        <w:autoSpaceDN w:val="0"/>
+        <w:adjustRightInd w:val="0"/>
+        <w:rPr>
+          <w:rFonts w:ascii="Consolas" w:hAnsi="Consolas" w:cs="Consolas"/>
+          <w:color w:val="000000"/>
+          <w:sz w:val="19"/>
+          <w:szCs w:val="19"/>
+          <w:lang w:eastAsia="en-US"/>
+        </w:rPr>
+      </w:pPr>
+      <w:r>
+        <w:rPr>
+          <w:rFonts w:ascii="Consolas" w:hAnsi="Consolas" w:cs="Consolas"/>
+          <w:color w:val="000000"/>
+          <w:sz w:val="19"/>
+          <w:szCs w:val="19"/>
+          <w:lang w:eastAsia="en-US"/>
+        </w:rPr>
+        <w:t xml:space="preserve">    }</w:t>
+      </w:r>
+    </w:p>
+    <w:p>
+      <w:pPr>
+        <w:keepNext/>
+        <w:keepLines/>
+        <w:suppressAutoHyphens w:val="0"/>
+        <w:autoSpaceDE w:val="0"/>
+        <w:autoSpaceDN w:val="0"/>
+        <w:adjustRightInd w:val="0"/>
+        <w:rPr>
+          <w:rFonts w:ascii="Consolas" w:hAnsi="Consolas" w:cs="Consolas"/>
+          <w:color w:val="000000"/>
+          <w:sz w:val="19"/>
+          <w:szCs w:val="19"/>
+          <w:lang w:eastAsia="en-US"/>
+        </w:rPr>
+      </w:pPr>
+    </w:p>
+    <w:p>
+      <w:pPr>
+        <w:keepNext/>
+        <w:keepLines/>
+        <w:suppressAutoHyphens w:val="0"/>
+        <w:autoSpaceDE w:val="0"/>
+        <w:autoSpaceDN w:val="0"/>
+        <w:adjustRightInd w:val="0"/>
+        <w:rPr>
+          <w:rFonts w:ascii="Consolas" w:hAnsi="Consolas" w:cs="Consolas"/>
+          <w:b/>
+          <w:bCs/>
+          <w:color w:val="000000"/>
+          <w:sz w:val="19"/>
+          <w:szCs w:val="19"/>
+          <w:lang w:eastAsia="en-US"/>
+        </w:rPr>
+      </w:pPr>
+      <w:r>
+        <w:rPr>
+          <w:rFonts w:ascii="Consolas" w:hAnsi="Consolas" w:cs="Consolas"/>
+          <w:b/>
+          <w:bCs/>
+          <w:color w:val="000000"/>
+          <w:sz w:val="19"/>
+          <w:szCs w:val="19"/>
+          <w:lang w:eastAsia="en-US"/>
+        </w:rPr>
+        <w:t xml:space="preserve">    </w:t>
+      </w:r>
+      <w:r>
+        <w:rPr>
+          <w:rFonts w:ascii="Consolas" w:hAnsi="Consolas" w:cs="Consolas"/>
+          <w:b/>
+          <w:bCs/>
+          <w:color w:val="0000FF"/>
+          <w:sz w:val="19"/>
+          <w:szCs w:val="19"/>
+          <w:lang w:eastAsia="en-US"/>
+        </w:rPr>
+        <w:t>public</w:t>
+      </w:r>
+      <w:r>
+        <w:rPr>
+          <w:rFonts w:ascii="Consolas" w:hAnsi="Consolas" w:cs="Consolas"/>
+          <w:b/>
+          <w:bCs/>
+          <w:color w:val="000000"/>
+          <w:sz w:val="19"/>
+          <w:szCs w:val="19"/>
+          <w:lang w:eastAsia="en-US"/>
+        </w:rPr>
+        <w:t xml:space="preserve"> String </w:t>
+      </w:r>
+      <w:proofErr w:type="spellStart"/>
+      <w:r>
+        <w:rPr>
+          <w:rFonts w:ascii="Consolas" w:hAnsi="Consolas" w:cs="Consolas"/>
+          <w:b/>
+          <w:bCs/>
+          <w:color w:val="000000"/>
+          <w:sz w:val="19"/>
+          <w:szCs w:val="19"/>
+          <w:lang w:eastAsia="en-US"/>
+        </w:rPr>
+        <w:t>getUsername</w:t>
+      </w:r>
+      <w:proofErr w:type="spellEnd"/>
+      <w:r>
+        <w:rPr>
+          <w:rFonts w:ascii="Consolas" w:hAnsi="Consolas" w:cs="Consolas"/>
+          <w:b/>
+          <w:bCs/>
+          <w:color w:val="000000"/>
+          <w:sz w:val="19"/>
+          <w:szCs w:val="19"/>
+          <w:lang w:eastAsia="en-US"/>
+        </w:rPr>
+        <w:t>()  {</w:t>
+      </w:r>
+    </w:p>
+    <w:p>
+      <w:pPr>
+        <w:keepNext/>
+        <w:keepLines/>
+        <w:suppressAutoHyphens w:val="0"/>
+        <w:autoSpaceDE w:val="0"/>
+        <w:autoSpaceDN w:val="0"/>
+        <w:adjustRightInd w:val="0"/>
+        <w:rPr>
+          <w:rFonts w:ascii="Consolas" w:hAnsi="Consolas" w:cs="Consolas"/>
+          <w:color w:val="000000"/>
+          <w:sz w:val="19"/>
+          <w:szCs w:val="19"/>
+          <w:lang w:eastAsia="en-US"/>
+        </w:rPr>
+      </w:pPr>
+      <w:r>
+        <w:rPr>
+          <w:rFonts w:ascii="Consolas" w:hAnsi="Consolas" w:cs="Consolas"/>
+          <w:color w:val="000000"/>
+          <w:sz w:val="19"/>
+          <w:szCs w:val="19"/>
+          <w:lang w:eastAsia="en-US"/>
+        </w:rPr>
+        <w:t xml:space="preserve">        </w:t>
+      </w:r>
+      <w:r>
+        <w:rPr>
+          <w:rFonts w:ascii="Consolas" w:hAnsi="Consolas" w:cs="Consolas"/>
+          <w:color w:val="0000FF"/>
+          <w:sz w:val="19"/>
+          <w:szCs w:val="19"/>
+          <w:lang w:eastAsia="en-US"/>
+        </w:rPr>
+        <w:t>return</w:t>
+      </w:r>
+      <w:r>
+        <w:rPr>
+          <w:rFonts w:ascii="Consolas" w:hAnsi="Consolas" w:cs="Consolas"/>
+          <w:color w:val="000000"/>
+          <w:sz w:val="19"/>
+          <w:szCs w:val="19"/>
+          <w:lang w:eastAsia="en-US"/>
+        </w:rPr>
+        <w:t xml:space="preserve"> username;</w:t>
+      </w:r>
+    </w:p>
+    <w:p>
+      <w:pPr>
+        <w:keepNext/>
+        <w:keepLines/>
+        <w:suppressAutoHyphens w:val="0"/>
+        <w:autoSpaceDE w:val="0"/>
+        <w:autoSpaceDN w:val="0"/>
+        <w:adjustRightInd w:val="0"/>
+        <w:rPr>
+          <w:rFonts w:ascii="Consolas" w:hAnsi="Consolas" w:cs="Consolas"/>
+          <w:color w:val="000000"/>
+          <w:sz w:val="19"/>
+          <w:szCs w:val="19"/>
+          <w:lang w:eastAsia="en-US"/>
+        </w:rPr>
+      </w:pPr>
+      <w:r>
+        <w:rPr>
+          <w:rFonts w:ascii="Consolas" w:hAnsi="Consolas" w:cs="Consolas"/>
+          <w:color w:val="000000"/>
+          <w:sz w:val="19"/>
+          <w:szCs w:val="19"/>
+          <w:lang w:eastAsia="en-US"/>
+        </w:rPr>
+        <w:t xml:space="preserve">    }</w:t>
+      </w:r>
+    </w:p>
+    <w:p>
+      <w:pPr>
+        <w:keepNext/>
+        <w:keepLines/>
+        <w:suppressAutoHyphens w:val="0"/>
+        <w:autoSpaceDE w:val="0"/>
+        <w:autoSpaceDN w:val="0"/>
+        <w:adjustRightInd w:val="0"/>
+        <w:rPr>
+          <w:rFonts w:ascii="Consolas" w:hAnsi="Consolas" w:cs="Consolas"/>
+          <w:color w:val="000000"/>
+          <w:sz w:val="19"/>
+          <w:szCs w:val="19"/>
+          <w:lang w:eastAsia="en-US"/>
+        </w:rPr>
+      </w:pPr>
+    </w:p>
+    <w:p>
+      <w:pPr>
+        <w:keepNext/>
+        <w:keepLines/>
+        <w:suppressAutoHyphens w:val="0"/>
+        <w:autoSpaceDE w:val="0"/>
+        <w:autoSpaceDN w:val="0"/>
+        <w:adjustRightInd w:val="0"/>
+        <w:rPr>
+          <w:rFonts w:ascii="Consolas" w:hAnsi="Consolas" w:cs="Consolas"/>
+          <w:b/>
+          <w:bCs/>
+          <w:color w:val="000000"/>
+          <w:sz w:val="19"/>
+          <w:szCs w:val="19"/>
+          <w:lang w:eastAsia="en-US"/>
+        </w:rPr>
+      </w:pPr>
+      <w:r>
+        <w:rPr>
+          <w:rFonts w:ascii="Consolas" w:hAnsi="Consolas" w:cs="Consolas"/>
+          <w:b/>
+          <w:bCs/>
+          <w:color w:val="000000"/>
+          <w:sz w:val="19"/>
+          <w:szCs w:val="19"/>
+          <w:lang w:eastAsia="en-US"/>
+        </w:rPr>
+        <w:t xml:space="preserve">    </w:t>
+      </w:r>
+      <w:r>
+        <w:rPr>
+          <w:rFonts w:ascii="Consolas" w:hAnsi="Consolas" w:cs="Consolas"/>
+          <w:b/>
+          <w:bCs/>
+          <w:color w:val="0000FF"/>
+          <w:sz w:val="19"/>
+          <w:szCs w:val="19"/>
+          <w:lang w:eastAsia="en-US"/>
+        </w:rPr>
+        <w:t>public</w:t>
+      </w:r>
+      <w:r>
+        <w:rPr>
+          <w:rFonts w:ascii="Consolas" w:hAnsi="Consolas" w:cs="Consolas"/>
+          <w:b/>
+          <w:bCs/>
+          <w:color w:val="000000"/>
+          <w:sz w:val="19"/>
+          <w:szCs w:val="19"/>
+          <w:lang w:eastAsia="en-US"/>
+        </w:rPr>
+        <w:t xml:space="preserve"> String </w:t>
+      </w:r>
+      <w:proofErr w:type="spellStart"/>
+      <w:r>
+        <w:rPr>
+          <w:rFonts w:ascii="Consolas" w:hAnsi="Consolas" w:cs="Consolas"/>
+          <w:b/>
+          <w:bCs/>
+          <w:color w:val="000000"/>
+          <w:sz w:val="19"/>
+          <w:szCs w:val="19"/>
+          <w:lang w:eastAsia="en-US"/>
+        </w:rPr>
+        <w:t>getPassword</w:t>
+      </w:r>
+      <w:proofErr w:type="spellEnd"/>
+      <w:r>
+        <w:rPr>
+          <w:rFonts w:ascii="Consolas" w:hAnsi="Consolas" w:cs="Consolas"/>
+          <w:b/>
+          <w:bCs/>
+          <w:color w:val="000000"/>
+          <w:sz w:val="19"/>
+          <w:szCs w:val="19"/>
+          <w:lang w:eastAsia="en-US"/>
+        </w:rPr>
+        <w:t>() {</w:t>
+      </w:r>
+    </w:p>
+    <w:p>
+      <w:pPr>
+        <w:keepNext/>
+        <w:keepLines/>
+        <w:suppressAutoHyphens w:val="0"/>
+        <w:autoSpaceDE w:val="0"/>
+        <w:autoSpaceDN w:val="0"/>
+        <w:adjustRightInd w:val="0"/>
+        <w:rPr>
+          <w:rFonts w:ascii="Consolas" w:hAnsi="Consolas" w:cs="Consolas"/>
+          <w:color w:val="000000"/>
+          <w:sz w:val="19"/>
+          <w:szCs w:val="19"/>
+          <w:lang w:eastAsia="en-US"/>
+        </w:rPr>
+      </w:pPr>
+      <w:r>
+        <w:rPr>
+          <w:rFonts w:ascii="Consolas" w:hAnsi="Consolas" w:cs="Consolas"/>
+          <w:color w:val="000000"/>
+          <w:sz w:val="19"/>
+          <w:szCs w:val="19"/>
+          <w:lang w:eastAsia="en-US"/>
+        </w:rPr>
+        <w:t xml:space="preserve">        </w:t>
+      </w:r>
+      <w:r>
+        <w:rPr>
+          <w:rFonts w:ascii="Consolas" w:hAnsi="Consolas" w:cs="Consolas"/>
+          <w:color w:val="0000FF"/>
+          <w:sz w:val="19"/>
+          <w:szCs w:val="19"/>
+          <w:lang w:eastAsia="en-US"/>
+        </w:rPr>
+        <w:t>return</w:t>
+      </w:r>
+      <w:r>
+        <w:rPr>
+          <w:rFonts w:ascii="Consolas" w:hAnsi="Consolas" w:cs="Consolas"/>
+          <w:color w:val="000000"/>
+          <w:sz w:val="19"/>
+          <w:szCs w:val="19"/>
+          <w:lang w:eastAsia="en-US"/>
+        </w:rPr>
+        <w:t xml:space="preserve"> password;</w:t>
+      </w:r>
+    </w:p>
+    <w:p>
+      <w:pPr>
+        <w:keepNext/>
+        <w:keepLines/>
+        <w:suppressAutoHyphens w:val="0"/>
+        <w:autoSpaceDE w:val="0"/>
+        <w:autoSpaceDN w:val="0"/>
+        <w:adjustRightInd w:val="0"/>
+        <w:rPr>
+          <w:rFonts w:ascii="Consolas" w:hAnsi="Consolas" w:cs="Consolas"/>
+          <w:color w:val="000000"/>
+          <w:sz w:val="19"/>
+          <w:szCs w:val="19"/>
+          <w:lang w:eastAsia="en-US"/>
+        </w:rPr>
+      </w:pPr>
+      <w:r>
+        <w:rPr>
+          <w:rFonts w:ascii="Consolas" w:hAnsi="Consolas" w:cs="Consolas"/>
+          <w:color w:val="000000"/>
+          <w:sz w:val="19"/>
+          <w:szCs w:val="19"/>
+          <w:lang w:eastAsia="en-US"/>
+        </w:rPr>
+        <w:t xml:space="preserve">    }</w:t>
+      </w:r>
+    </w:p>
+    <w:p>
+      <w:pPr>
+        <w:keepNext/>
+        <w:keepLines/>
+        <w:suppressAutoHyphens w:val="0"/>
+        <w:autoSpaceDE w:val="0"/>
+        <w:autoSpaceDN w:val="0"/>
+        <w:adjustRightInd w:val="0"/>
+        <w:rPr>
+          <w:rFonts w:ascii="Consolas" w:hAnsi="Consolas" w:cs="Consolas"/>
+          <w:color w:val="000000"/>
+          <w:sz w:val="19"/>
+          <w:szCs w:val="19"/>
+          <w:lang w:eastAsia="en-US"/>
+        </w:rPr>
+      </w:pPr>
+    </w:p>
+    <w:p>
+      <w:pPr>
+        <w:keepNext/>
+        <w:keepLines/>
+        <w:suppressAutoHyphens w:val="0"/>
+        <w:autoSpaceDE w:val="0"/>
+        <w:autoSpaceDN w:val="0"/>
+        <w:adjustRightInd w:val="0"/>
+        <w:rPr>
+          <w:rFonts w:ascii="Consolas" w:hAnsi="Consolas" w:cs="Consolas"/>
+          <w:b/>
+          <w:bCs/>
+          <w:color w:val="000000"/>
+          <w:sz w:val="19"/>
+          <w:szCs w:val="19"/>
+          <w:lang w:eastAsia="en-US"/>
+        </w:rPr>
+      </w:pPr>
+      <w:r>
+        <w:rPr>
+          <w:rFonts w:ascii="Consolas" w:hAnsi="Consolas" w:cs="Consolas"/>
+          <w:b/>
+          <w:bCs/>
+          <w:color w:val="000000"/>
+          <w:sz w:val="19"/>
+          <w:szCs w:val="19"/>
+          <w:lang w:eastAsia="en-US"/>
+        </w:rPr>
+        <w:t xml:space="preserve">    </w:t>
+      </w:r>
+      <w:r>
+        <w:rPr>
+          <w:rFonts w:ascii="Consolas" w:hAnsi="Consolas" w:cs="Consolas"/>
+          <w:b/>
+          <w:bCs/>
+          <w:color w:val="0000FF"/>
+          <w:sz w:val="19"/>
+          <w:szCs w:val="19"/>
+          <w:lang w:eastAsia="en-US"/>
+        </w:rPr>
+        <w:t>public</w:t>
+      </w:r>
+      <w:r>
+        <w:rPr>
+          <w:rFonts w:ascii="Consolas" w:hAnsi="Consolas" w:cs="Consolas"/>
+          <w:b/>
+          <w:bCs/>
+          <w:color w:val="000000"/>
+          <w:sz w:val="19"/>
+          <w:szCs w:val="19"/>
+          <w:lang w:eastAsia="en-US"/>
+        </w:rPr>
+        <w:t xml:space="preserve"> String </w:t>
+      </w:r>
+      <w:proofErr w:type="spellStart"/>
+      <w:r>
+        <w:rPr>
+          <w:rFonts w:ascii="Consolas" w:hAnsi="Consolas" w:cs="Consolas"/>
+          <w:b/>
+          <w:bCs/>
+          <w:color w:val="000000"/>
+          <w:sz w:val="19"/>
+          <w:szCs w:val="19"/>
+          <w:lang w:eastAsia="en-US"/>
+        </w:rPr>
+        <w:t>getRole</w:t>
+      </w:r>
+      <w:proofErr w:type="spellEnd"/>
+      <w:r>
+        <w:rPr>
+          <w:rFonts w:ascii="Consolas" w:hAnsi="Consolas" w:cs="Consolas"/>
+          <w:b/>
+          <w:bCs/>
+          <w:color w:val="000000"/>
+          <w:sz w:val="19"/>
+          <w:szCs w:val="19"/>
+          <w:lang w:eastAsia="en-US"/>
+        </w:rPr>
+        <w:t>()  {</w:t>
+      </w:r>
+    </w:p>
+    <w:p>
+      <w:pPr>
+        <w:keepNext/>
+        <w:keepLines/>
+        <w:suppressAutoHyphens w:val="0"/>
+        <w:autoSpaceDE w:val="0"/>
+        <w:autoSpaceDN w:val="0"/>
+        <w:adjustRightInd w:val="0"/>
+        <w:rPr>
+          <w:rFonts w:ascii="Consolas" w:hAnsi="Consolas" w:cs="Consolas"/>
+          <w:color w:val="000000"/>
+          <w:sz w:val="19"/>
+          <w:szCs w:val="19"/>
+          <w:lang w:eastAsia="en-US"/>
+        </w:rPr>
+      </w:pPr>
+      <w:r>
+        <w:rPr>
+          <w:rFonts w:ascii="Consolas" w:hAnsi="Consolas" w:cs="Consolas"/>
+          <w:color w:val="000000"/>
+          <w:sz w:val="19"/>
+          <w:szCs w:val="19"/>
+          <w:lang w:eastAsia="en-US"/>
+        </w:rPr>
+        <w:t xml:space="preserve">        </w:t>
+      </w:r>
+      <w:r>
+        <w:rPr>
+          <w:rFonts w:ascii="Consolas" w:hAnsi="Consolas" w:cs="Consolas"/>
+          <w:color w:val="0000FF"/>
+          <w:sz w:val="19"/>
+          <w:szCs w:val="19"/>
+          <w:lang w:eastAsia="en-US"/>
+        </w:rPr>
+        <w:t>return</w:t>
+      </w:r>
+      <w:r>
+        <w:rPr>
+          <w:rFonts w:ascii="Consolas" w:hAnsi="Consolas" w:cs="Consolas"/>
+          <w:color w:val="000000"/>
+          <w:sz w:val="19"/>
+          <w:szCs w:val="19"/>
+          <w:lang w:eastAsia="en-US"/>
+        </w:rPr>
+        <w:t xml:space="preserve"> role;</w:t>
+      </w:r>
+    </w:p>
+    <w:p>
+      <w:pPr>
+        <w:keepNext/>
+        <w:keepLines/>
+        <w:suppressAutoHyphens w:val="0"/>
+        <w:autoSpaceDE w:val="0"/>
+        <w:autoSpaceDN w:val="0"/>
+        <w:adjustRightInd w:val="0"/>
+        <w:rPr>
+          <w:rFonts w:ascii="Consolas" w:hAnsi="Consolas" w:cs="Consolas"/>
+          <w:color w:val="000000"/>
+          <w:sz w:val="19"/>
+          <w:szCs w:val="19"/>
+          <w:lang w:eastAsia="en-US"/>
+        </w:rPr>
+      </w:pPr>
+      <w:r>
+        <w:rPr>
+          <w:rFonts w:ascii="Consolas" w:hAnsi="Consolas" w:cs="Consolas"/>
+          <w:color w:val="000000"/>
+          <w:sz w:val="19"/>
+          <w:szCs w:val="19"/>
+          <w:lang w:eastAsia="en-US"/>
+        </w:rPr>
+        <w:t xml:space="preserve">    }</w:t>
+      </w:r>
+    </w:p>
+    <w:p>
+      <w:pPr>
+        <w:keepNext/>
+        <w:keepLines/>
+        <w:suppressAutoHyphens w:val="0"/>
+        <w:autoSpaceDE w:val="0"/>
+        <w:autoSpaceDN w:val="0"/>
+        <w:adjustRightInd w:val="0"/>
+        <w:rPr>
+          <w:rFonts w:ascii="Consolas" w:hAnsi="Consolas" w:cs="Consolas"/>
+          <w:color w:val="000000"/>
+          <w:sz w:val="19"/>
+          <w:szCs w:val="19"/>
+          <w:lang w:eastAsia="en-US"/>
+        </w:rPr>
+      </w:pPr>
+      <w:r>
+        <w:rPr>
+          <w:rFonts w:ascii="Consolas" w:hAnsi="Consolas" w:cs="Consolas"/>
+          <w:color w:val="000000"/>
+          <w:sz w:val="19"/>
+          <w:szCs w:val="19"/>
+          <w:lang w:eastAsia="en-US"/>
+        </w:rPr>
+        <w:t>}</w:t>
+      </w:r>
+    </w:p>
+    <w:p>
+      <w:pPr>
+        <w:suppressAutoHyphens w:val="0"/>
+        <w:autoSpaceDE w:val="0"/>
+        <w:autoSpaceDN w:val="0"/>
+        <w:adjustRightInd w:val="0"/>
+        <w:rPr>
+          <w:rFonts w:ascii="Consolas" w:hAnsi="Consolas" w:cs="Consolas"/>
+          <w:color w:val="000000"/>
+          <w:sz w:val="18"/>
+          <w:szCs w:val="18"/>
+          <w:lang w:eastAsia="en-US"/>
+        </w:rPr>
+      </w:pPr>
+    </w:p>
+    <w:p>
+      <w:pPr>
+        <w:keepNext/>
+        <w:keepLines/>
+        <w:rPr>
+          <w:rFonts w:ascii="Consolas" w:hAnsi="Consolas" w:cs="Consolas"/>
+          <w:color w:val="000000"/>
+          <w:sz w:val="19"/>
+          <w:szCs w:val="19"/>
+          <w:lang w:eastAsia="en-US"/>
+        </w:rPr>
+      </w:pPr>
+    </w:p>
+    <w:p>
+      <w:pPr>
+        <w:suppressAutoHyphens w:val="0"/>
+        <w:rPr>
+          <w:rFonts w:ascii="Consolas" w:hAnsi="Consolas" w:cs="Consolas"/>
+          <w:color w:val="000000"/>
+          <w:sz w:val="19"/>
+          <w:szCs w:val="19"/>
+          <w:lang w:eastAsia="en-US"/>
+        </w:rPr>
+      </w:pPr>
+      <w:r>
+        <w:rPr>
+          <w:rFonts w:ascii="Consolas" w:hAnsi="Consolas" w:cs="Consolas"/>
+          <w:color w:val="000000"/>
+          <w:sz w:val="19"/>
+          <w:szCs w:val="19"/>
+          <w:lang w:eastAsia="en-US"/>
+        </w:rPr>
+        <w:br w:type="page"/>
+      </w:r>
+    </w:p>
+    <w:p>
+      <w:pPr>
+        <w:pStyle w:val="Heading2"/>
+      </w:pPr>
+      <w:r>
+        <w:lastRenderedPageBreak/>
+        <w:t>Part 3: If you have time</w:t>
+      </w:r>
+      <w:r>
+        <w:br/>
+        <w:t>Explorer Integration tests and Fluent Assertions</w:t>
+      </w:r>
+    </w:p>
+    <w:p>
+      <w:pPr>
+        <w:keepNext/>
+        <w:keepLines/>
+        <w:rPr>
+          <w:b/>
+          <w:bCs/>
+        </w:rPr>
+      </w:pPr>
+    </w:p>
+    <w:p>
+      <w:pPr>
+        <w:keepNext/>
+        <w:keepLines/>
+      </w:pPr>
+      <w:r>
+        <w:t xml:space="preserve">In this section, you will learn how to perform integration testing on an API endpoint that returns JSON data. We haven't covered some of the annotations used here, but I encourage you to explore them—most are self-explanatory from the </w:t>
+      </w:r>
+      <w:r>
+        <w:t>C#</w:t>
+      </w:r>
+      <w:r>
+        <w:t xml:space="preserve"> code itself.</w:t>
+      </w:r>
+    </w:p>
+    <w:p>
+      <w:pPr>
+        <w:keepNext/>
+        <w:keepLines/>
+      </w:pPr>
+    </w:p>
+    <w:p>
+      <w:pPr>
+        <w:keepNext/>
+        <w:keepLines/>
+      </w:pPr>
+      <w:r>
+        <w:t xml:space="preserve">Before you begin, ensure you have the </w:t>
+      </w:r>
+      <w:r>
+        <w:t xml:space="preserve">following </w:t>
+      </w:r>
+      <w:r>
+        <w:t>module</w:t>
+      </w:r>
+      <w:r>
+        <w:t>s</w:t>
+      </w:r>
+      <w:r>
+        <w:t>, which allows you to send API requests and validate responses in a structured way</w:t>
+      </w:r>
+      <w:r>
+        <w:t xml:space="preserve"> (use the NuGet console or the GUI )</w:t>
+      </w:r>
+      <w:r>
+        <w:t>.</w:t>
+      </w:r>
+      <w:r>
+        <w:br/>
+      </w:r>
+    </w:p>
+    <w:p>
+      <w:pPr>
+        <w:rPr>
           <w:sz w:val="28"/>
           <w:szCs w:val="28"/>
         </w:rPr>
       </w:pPr>
       <w:r>
         <w:rPr>
-          <w:b/>
-          <w:bCs/>
           <w:sz w:val="28"/>
           <w:szCs w:val="28"/>
         </w:rPr>
+        <w:t xml:space="preserve">Install-Package </w:t>
+      </w:r>
+      <w:proofErr w:type="spellStart"/>
+      <w:r>
+        <w:rPr>
+          <w:b/>
+          <w:bCs/>
+          <w:sz w:val="28"/>
+          <w:szCs w:val="28"/>
+        </w:rPr>
+        <w:t>FluentAssertions</w:t>
+      </w:r>
+      <w:proofErr w:type="spellEnd"/>
+    </w:p>
+    <w:p>
+      <w:pPr>
+        <w:rPr>
+          <w:sz w:val="28"/>
+          <w:szCs w:val="28"/>
+        </w:rPr>
+      </w:pPr>
+      <w:r>
+        <w:rPr>
+          <w:sz w:val="28"/>
+          <w:szCs w:val="28"/>
+        </w:rPr>
+        <w:t xml:space="preserve">Install-Package </w:t>
+      </w:r>
+      <w:bookmarkStart w:id="0" w:name="_Hlk193104463"/>
+      <w:proofErr w:type="spellStart"/>
+      <w:r>
+        <w:rPr>
+          <w:b/>
+          <w:bCs/>
+          <w:sz w:val="28"/>
+          <w:szCs w:val="28"/>
+        </w:rPr>
+        <w:t>RestSharp</w:t>
+      </w:r>
+      <w:bookmarkEnd w:id="0"/>
+      <w:proofErr w:type="spellEnd"/>
+    </w:p>
+    <w:p>
+      <w:pPr>
+        <w:rPr>
+          <w:sz w:val="24"/>
+          <w:szCs w:val="24"/>
+        </w:rPr>
+      </w:pPr>
+    </w:p>
+    <w:p>
+      <w:pPr>
+        <w:rPr>
+          <w:sz w:val="24"/>
+          <w:szCs w:val="24"/>
+        </w:rPr>
+      </w:pPr>
+      <w:proofErr w:type="spellStart"/>
+      <w:r>
+        <w:rPr>
+          <w:b/>
+          <w:bCs/>
+          <w:sz w:val="24"/>
+          <w:szCs w:val="24"/>
+        </w:rPr>
+        <w:t>FluentAssertions</w:t>
+      </w:r>
+      <w:proofErr w:type="spellEnd"/>
+      <w:r>
+        <w:rPr>
+          <w:b/>
+          <w:bCs/>
+          <w:sz w:val="24"/>
+          <w:szCs w:val="24"/>
+        </w:rPr>
+        <w:t xml:space="preserve"> </w:t>
+      </w:r>
+      <w:r>
+        <w:rPr>
+          <w:sz w:val="24"/>
+          <w:szCs w:val="24"/>
+        </w:rPr>
+        <w:t xml:space="preserve">is used in the test class and </w:t>
+      </w:r>
+      <w:proofErr w:type="spellStart"/>
+      <w:r>
+        <w:rPr>
+          <w:b/>
+          <w:bCs/>
+          <w:sz w:val="24"/>
+          <w:szCs w:val="24"/>
+        </w:rPr>
+        <w:t>RestSharp</w:t>
+      </w:r>
+      <w:proofErr w:type="spellEnd"/>
+      <w:r>
+        <w:rPr>
+          <w:b/>
+          <w:bCs/>
+          <w:sz w:val="24"/>
+          <w:szCs w:val="24"/>
+        </w:rPr>
+        <w:t xml:space="preserve"> </w:t>
+      </w:r>
+      <w:r>
+        <w:rPr>
+          <w:sz w:val="24"/>
+          <w:szCs w:val="24"/>
+        </w:rPr>
+        <w:t xml:space="preserve"> in the </w:t>
+      </w:r>
+      <w:proofErr w:type="spellStart"/>
+      <w:r>
+        <w:rPr>
+          <w:sz w:val="24"/>
+          <w:szCs w:val="24"/>
+        </w:rPr>
+        <w:t>UserService</w:t>
+      </w:r>
+      <w:proofErr w:type="spellEnd"/>
+      <w:r>
+        <w:rPr>
+          <w:sz w:val="24"/>
+          <w:szCs w:val="24"/>
+        </w:rPr>
+        <w:t xml:space="preserve"> class (</w:t>
+      </w:r>
+      <w:proofErr w:type="spellStart"/>
+      <w:r>
+        <w:rPr>
+          <w:sz w:val="24"/>
+          <w:szCs w:val="24"/>
+        </w:rPr>
+        <w:t>seen</w:t>
+      </w:r>
+      <w:proofErr w:type="spellEnd"/>
+      <w:r>
+        <w:rPr>
+          <w:sz w:val="24"/>
+          <w:szCs w:val="24"/>
+        </w:rPr>
+        <w:t xml:space="preserve"> below) to fetch data from an API end point.</w:t>
+      </w:r>
+    </w:p>
+    <w:p/>
+    <w:p>
+      <w:pPr>
+        <w:keepNext/>
+        <w:keepLines/>
+        <w:suppressAutoHyphens w:val="0"/>
+        <w:autoSpaceDE w:val="0"/>
+        <w:autoSpaceDN w:val="0"/>
+        <w:adjustRightInd w:val="0"/>
+        <w:rPr>
+          <w:rFonts w:ascii="Consolas" w:hAnsi="Consolas" w:cs="Consolas"/>
+          <w:b/>
+          <w:bCs/>
+          <w:color w:val="000000"/>
+          <w:sz w:val="20"/>
+          <w:szCs w:val="20"/>
+          <w:lang w:eastAsia="en-US"/>
+        </w:rPr>
+      </w:pPr>
+      <w:r>
+        <w:t xml:space="preserve">Create a new class called </w:t>
+      </w:r>
+      <w:proofErr w:type="spellStart"/>
+      <w:r>
+        <w:rPr>
+          <w:b/>
+          <w:bCs/>
+        </w:rPr>
+        <w:t>UserService</w:t>
+      </w:r>
+      <w:proofErr w:type="spellEnd"/>
+      <w:r>
+        <w:t xml:space="preserve"> </w:t>
+      </w:r>
+      <w:r>
+        <w:t>in your test project (you can move this to a Class Library project later)</w:t>
+      </w:r>
+      <w:r>
+        <w:br/>
+      </w:r>
+      <w:r>
+        <w:br/>
+      </w:r>
+      <w:r>
+        <w:rPr>
+          <w:rFonts w:ascii="Consolas" w:hAnsi="Consolas" w:cs="Consolas"/>
+          <w:b/>
+          <w:bCs/>
+          <w:color w:val="0000FF"/>
+          <w:sz w:val="20"/>
+          <w:szCs w:val="20"/>
+          <w:lang w:eastAsia="en-US"/>
+        </w:rPr>
+        <w:t>using</w:t>
+      </w:r>
+      <w:r>
+        <w:rPr>
+          <w:rFonts w:ascii="Consolas" w:hAnsi="Consolas" w:cs="Consolas"/>
+          <w:b/>
+          <w:bCs/>
+          <w:color w:val="000000"/>
+          <w:sz w:val="20"/>
+          <w:szCs w:val="20"/>
+          <w:lang w:eastAsia="en-US"/>
+        </w:rPr>
+        <w:t xml:space="preserve"> </w:t>
+      </w:r>
+      <w:proofErr w:type="spellStart"/>
+      <w:r>
+        <w:rPr>
+          <w:rFonts w:ascii="Consolas" w:hAnsi="Consolas" w:cs="Consolas"/>
+          <w:b/>
+          <w:bCs/>
+          <w:color w:val="000000"/>
+          <w:sz w:val="20"/>
+          <w:szCs w:val="20"/>
+          <w:lang w:eastAsia="en-US"/>
+        </w:rPr>
+        <w:t>System.Threading.Tasks</w:t>
+      </w:r>
+      <w:proofErr w:type="spellEnd"/>
+      <w:r>
+        <w:rPr>
+          <w:rFonts w:ascii="Consolas" w:hAnsi="Consolas" w:cs="Consolas"/>
+          <w:b/>
+          <w:bCs/>
+          <w:color w:val="000000"/>
+          <w:sz w:val="20"/>
+          <w:szCs w:val="20"/>
+          <w:lang w:eastAsia="en-US"/>
+        </w:rPr>
+        <w:t>;</w:t>
+      </w:r>
+    </w:p>
+    <w:p>
+      <w:pPr>
+        <w:keepNext/>
+        <w:keepLines/>
+        <w:suppressAutoHyphens w:val="0"/>
+        <w:autoSpaceDE w:val="0"/>
+        <w:autoSpaceDN w:val="0"/>
+        <w:adjustRightInd w:val="0"/>
+        <w:rPr>
+          <w:rFonts w:ascii="Consolas" w:hAnsi="Consolas" w:cs="Consolas"/>
+          <w:b/>
+          <w:bCs/>
+          <w:color w:val="000000"/>
+          <w:sz w:val="20"/>
+          <w:szCs w:val="20"/>
+          <w:lang w:eastAsia="en-US"/>
+        </w:rPr>
+      </w:pPr>
+      <w:r>
+        <w:rPr>
+          <w:rFonts w:ascii="Consolas" w:hAnsi="Consolas" w:cs="Consolas"/>
+          <w:b/>
+          <w:bCs/>
+          <w:color w:val="0000FF"/>
+          <w:sz w:val="20"/>
+          <w:szCs w:val="20"/>
+          <w:lang w:eastAsia="en-US"/>
+        </w:rPr>
+        <w:t>using</w:t>
+      </w:r>
+      <w:r>
+        <w:rPr>
+          <w:rFonts w:ascii="Consolas" w:hAnsi="Consolas" w:cs="Consolas"/>
+          <w:b/>
+          <w:bCs/>
+          <w:color w:val="000000"/>
+          <w:sz w:val="20"/>
+          <w:szCs w:val="20"/>
+          <w:lang w:eastAsia="en-US"/>
+        </w:rPr>
+        <w:t xml:space="preserve"> </w:t>
+      </w:r>
+      <w:proofErr w:type="spellStart"/>
+      <w:r>
+        <w:rPr>
+          <w:rFonts w:ascii="Consolas" w:hAnsi="Consolas" w:cs="Consolas"/>
+          <w:b/>
+          <w:bCs/>
+          <w:color w:val="000000"/>
+          <w:sz w:val="20"/>
+          <w:szCs w:val="20"/>
+          <w:lang w:eastAsia="en-US"/>
+        </w:rPr>
+        <w:t>RestSharp</w:t>
+      </w:r>
+      <w:proofErr w:type="spellEnd"/>
+      <w:r>
+        <w:rPr>
+          <w:rFonts w:ascii="Consolas" w:hAnsi="Consolas" w:cs="Consolas"/>
+          <w:b/>
+          <w:bCs/>
+          <w:color w:val="000000"/>
+          <w:sz w:val="20"/>
+          <w:szCs w:val="20"/>
+          <w:lang w:eastAsia="en-US"/>
+        </w:rPr>
+        <w:t>;</w:t>
+      </w:r>
+    </w:p>
+    <w:p>
+      <w:pPr>
+        <w:keepNext/>
+        <w:keepLines/>
+        <w:suppressAutoHyphens w:val="0"/>
+        <w:autoSpaceDE w:val="0"/>
+        <w:autoSpaceDN w:val="0"/>
+        <w:adjustRightInd w:val="0"/>
+        <w:rPr>
+          <w:rFonts w:ascii="Consolas" w:hAnsi="Consolas" w:cs="Consolas"/>
+          <w:b/>
+          <w:bCs/>
+          <w:color w:val="000000"/>
+          <w:sz w:val="20"/>
+          <w:szCs w:val="20"/>
+          <w:lang w:eastAsia="en-US"/>
+        </w:rPr>
+      </w:pPr>
+      <w:r>
+        <w:rPr>
+          <w:rFonts w:ascii="Consolas" w:hAnsi="Consolas" w:cs="Consolas"/>
+          <w:b/>
+          <w:bCs/>
+          <w:color w:val="0000FF"/>
+          <w:sz w:val="20"/>
+          <w:szCs w:val="20"/>
+          <w:lang w:eastAsia="en-US"/>
+        </w:rPr>
+        <w:t>using</w:t>
+      </w:r>
+      <w:r>
+        <w:rPr>
+          <w:rFonts w:ascii="Consolas" w:hAnsi="Consolas" w:cs="Consolas"/>
+          <w:b/>
+          <w:bCs/>
+          <w:color w:val="000000"/>
+          <w:sz w:val="20"/>
+          <w:szCs w:val="20"/>
+          <w:lang w:eastAsia="en-US"/>
+        </w:rPr>
+        <w:t xml:space="preserve"> System.Net;</w:t>
+      </w:r>
+    </w:p>
+    <w:p>
+      <w:pPr>
+        <w:keepNext/>
+        <w:keepLines/>
+        <w:suppressAutoHyphens w:val="0"/>
+        <w:autoSpaceDE w:val="0"/>
+        <w:autoSpaceDN w:val="0"/>
+        <w:adjustRightInd w:val="0"/>
+        <w:rPr>
+          <w:rFonts w:ascii="Consolas" w:hAnsi="Consolas" w:cs="Consolas"/>
+          <w:b/>
+          <w:bCs/>
+          <w:color w:val="000000"/>
+          <w:sz w:val="20"/>
+          <w:szCs w:val="20"/>
+          <w:lang w:eastAsia="en-US"/>
+        </w:rPr>
+      </w:pPr>
+      <w:r>
+        <w:rPr>
+          <w:rFonts w:ascii="Consolas" w:hAnsi="Consolas" w:cs="Consolas"/>
+          <w:b/>
+          <w:bCs/>
+          <w:color w:val="0000FF"/>
+          <w:sz w:val="20"/>
+          <w:szCs w:val="20"/>
+          <w:lang w:eastAsia="en-US"/>
+        </w:rPr>
+        <w:t>using</w:t>
+      </w:r>
+      <w:r>
+        <w:rPr>
+          <w:rFonts w:ascii="Consolas" w:hAnsi="Consolas" w:cs="Consolas"/>
+          <w:b/>
+          <w:bCs/>
+          <w:color w:val="000000"/>
+          <w:sz w:val="20"/>
+          <w:szCs w:val="20"/>
+          <w:lang w:eastAsia="en-US"/>
+        </w:rPr>
+        <w:t xml:space="preserve"> </w:t>
+      </w:r>
+      <w:proofErr w:type="spellStart"/>
+      <w:r>
+        <w:rPr>
+          <w:rFonts w:ascii="Consolas" w:hAnsi="Consolas" w:cs="Consolas"/>
+          <w:b/>
+          <w:bCs/>
+          <w:color w:val="000000"/>
+          <w:sz w:val="20"/>
+          <w:szCs w:val="20"/>
+          <w:lang w:eastAsia="en-US"/>
+        </w:rPr>
+        <w:t>System.Net.Http</w:t>
+      </w:r>
+      <w:proofErr w:type="spellEnd"/>
+      <w:r>
+        <w:rPr>
+          <w:rFonts w:ascii="Consolas" w:hAnsi="Consolas" w:cs="Consolas"/>
+          <w:b/>
+          <w:bCs/>
+          <w:color w:val="000000"/>
+          <w:sz w:val="20"/>
+          <w:szCs w:val="20"/>
+          <w:lang w:eastAsia="en-US"/>
+        </w:rPr>
+        <w:t>;</w:t>
+      </w:r>
+    </w:p>
+    <w:p>
+      <w:pPr>
+        <w:suppressAutoHyphens w:val="0"/>
+        <w:autoSpaceDE w:val="0"/>
+        <w:autoSpaceDN w:val="0"/>
+        <w:adjustRightInd w:val="0"/>
+        <w:rPr>
+          <w:rFonts w:ascii="Consolas" w:hAnsi="Consolas" w:cs="Consolas"/>
+          <w:b/>
+          <w:bCs/>
+          <w:color w:val="000000"/>
+          <w:sz w:val="20"/>
+          <w:szCs w:val="20"/>
+          <w:lang w:eastAsia="en-US"/>
+        </w:rPr>
+      </w:pPr>
+    </w:p>
+    <w:p>
+      <w:pPr>
+        <w:suppressAutoHyphens w:val="0"/>
+        <w:autoSpaceDE w:val="0"/>
+        <w:autoSpaceDN w:val="0"/>
+        <w:adjustRightInd w:val="0"/>
+        <w:rPr>
+          <w:rFonts w:ascii="Consolas" w:hAnsi="Consolas" w:cs="Consolas"/>
+          <w:b/>
+          <w:bCs/>
+          <w:color w:val="000000"/>
+          <w:sz w:val="20"/>
+          <w:szCs w:val="20"/>
+          <w:lang w:eastAsia="en-US"/>
+        </w:rPr>
+      </w:pPr>
+      <w:r>
+        <w:rPr>
+          <w:rFonts w:ascii="Consolas" w:hAnsi="Consolas" w:cs="Consolas"/>
+          <w:b/>
+          <w:bCs/>
+          <w:color w:val="0000FF"/>
+          <w:sz w:val="20"/>
+          <w:szCs w:val="20"/>
+          <w:lang w:eastAsia="en-US"/>
+        </w:rPr>
+        <w:t>public</w:t>
+      </w:r>
+      <w:r>
+        <w:rPr>
+          <w:rFonts w:ascii="Consolas" w:hAnsi="Consolas" w:cs="Consolas"/>
+          <w:b/>
+          <w:bCs/>
+          <w:color w:val="000000"/>
+          <w:sz w:val="20"/>
+          <w:szCs w:val="20"/>
+          <w:lang w:eastAsia="en-US"/>
+        </w:rPr>
+        <w:t xml:space="preserve"> </w:t>
+      </w:r>
+      <w:r>
+        <w:rPr>
+          <w:rFonts w:ascii="Consolas" w:hAnsi="Consolas" w:cs="Consolas"/>
+          <w:b/>
+          <w:bCs/>
+          <w:color w:val="0000FF"/>
+          <w:sz w:val="20"/>
+          <w:szCs w:val="20"/>
+          <w:lang w:eastAsia="en-US"/>
+        </w:rPr>
+        <w:t>class</w:t>
+      </w:r>
+      <w:r>
+        <w:rPr>
+          <w:rFonts w:ascii="Consolas" w:hAnsi="Consolas" w:cs="Consolas"/>
+          <w:b/>
+          <w:bCs/>
+          <w:color w:val="000000"/>
+          <w:sz w:val="20"/>
+          <w:szCs w:val="20"/>
+          <w:lang w:eastAsia="en-US"/>
+        </w:rPr>
+        <w:t xml:space="preserve"> </w:t>
+      </w:r>
+      <w:proofErr w:type="spellStart"/>
+      <w:r>
+        <w:rPr>
+          <w:rFonts w:ascii="Consolas" w:hAnsi="Consolas" w:cs="Consolas"/>
+          <w:b/>
+          <w:bCs/>
+          <w:color w:val="2B91AF"/>
+          <w:sz w:val="20"/>
+          <w:szCs w:val="20"/>
+          <w:lang w:eastAsia="en-US"/>
+        </w:rPr>
+        <w:t>UserService</w:t>
+      </w:r>
+      <w:proofErr w:type="spellEnd"/>
+    </w:p>
+    <w:p>
+      <w:pPr>
+        <w:suppressAutoHyphens w:val="0"/>
+        <w:autoSpaceDE w:val="0"/>
+        <w:autoSpaceDN w:val="0"/>
+        <w:adjustRightInd w:val="0"/>
+        <w:rPr>
+          <w:rFonts w:ascii="Consolas" w:hAnsi="Consolas" w:cs="Consolas"/>
+          <w:b/>
+          <w:bCs/>
+          <w:color w:val="000000"/>
+          <w:sz w:val="20"/>
+          <w:szCs w:val="20"/>
+          <w:lang w:eastAsia="en-US"/>
+        </w:rPr>
+      </w:pPr>
+      <w:r>
+        <w:rPr>
+          <w:rFonts w:ascii="Consolas" w:hAnsi="Consolas" w:cs="Consolas"/>
+          <w:b/>
+          <w:bCs/>
+          <w:color w:val="000000"/>
+          <w:sz w:val="20"/>
+          <w:szCs w:val="20"/>
+          <w:lang w:eastAsia="en-US"/>
+        </w:rPr>
+        <w:t>{</w:t>
+      </w:r>
+    </w:p>
+    <w:p>
+      <w:pPr>
+        <w:suppressAutoHyphens w:val="0"/>
+        <w:autoSpaceDE w:val="0"/>
+        <w:autoSpaceDN w:val="0"/>
+        <w:adjustRightInd w:val="0"/>
+        <w:rPr>
+          <w:rFonts w:ascii="Consolas" w:hAnsi="Consolas" w:cs="Consolas"/>
+          <w:b/>
+          <w:bCs/>
+          <w:color w:val="000000"/>
+          <w:sz w:val="20"/>
+          <w:szCs w:val="20"/>
+          <w:lang w:eastAsia="en-US"/>
+        </w:rPr>
+      </w:pPr>
+      <w:r>
+        <w:rPr>
+          <w:rFonts w:ascii="Consolas" w:hAnsi="Consolas" w:cs="Consolas"/>
+          <w:b/>
+          <w:bCs/>
+          <w:color w:val="000000"/>
+          <w:sz w:val="20"/>
+          <w:szCs w:val="20"/>
+          <w:lang w:eastAsia="en-US"/>
+        </w:rPr>
+        <w:t xml:space="preserve">    </w:t>
+      </w:r>
+      <w:r>
+        <w:rPr>
+          <w:rFonts w:ascii="Consolas" w:hAnsi="Consolas" w:cs="Consolas"/>
+          <w:b/>
+          <w:bCs/>
+          <w:color w:val="0000FF"/>
+          <w:sz w:val="20"/>
+          <w:szCs w:val="20"/>
+          <w:lang w:eastAsia="en-US"/>
+        </w:rPr>
+        <w:t>private</w:t>
+      </w:r>
+      <w:r>
+        <w:rPr>
+          <w:rFonts w:ascii="Consolas" w:hAnsi="Consolas" w:cs="Consolas"/>
+          <w:b/>
+          <w:bCs/>
+          <w:color w:val="000000"/>
+          <w:sz w:val="20"/>
+          <w:szCs w:val="20"/>
+          <w:lang w:eastAsia="en-US"/>
+        </w:rPr>
+        <w:t xml:space="preserve"> </w:t>
+      </w:r>
+      <w:r>
+        <w:rPr>
+          <w:rFonts w:ascii="Consolas" w:hAnsi="Consolas" w:cs="Consolas"/>
+          <w:b/>
+          <w:bCs/>
+          <w:color w:val="0000FF"/>
+          <w:sz w:val="20"/>
+          <w:szCs w:val="20"/>
+          <w:lang w:eastAsia="en-US"/>
+        </w:rPr>
+        <w:t>static</w:t>
+      </w:r>
+      <w:r>
+        <w:rPr>
+          <w:rFonts w:ascii="Consolas" w:hAnsi="Consolas" w:cs="Consolas"/>
+          <w:b/>
+          <w:bCs/>
+          <w:color w:val="000000"/>
+          <w:sz w:val="20"/>
+          <w:szCs w:val="20"/>
+          <w:lang w:eastAsia="en-US"/>
+        </w:rPr>
+        <w:t xml:space="preserve"> </w:t>
+      </w:r>
+      <w:proofErr w:type="spellStart"/>
+      <w:r>
+        <w:rPr>
+          <w:rFonts w:ascii="Consolas" w:hAnsi="Consolas" w:cs="Consolas"/>
+          <w:b/>
+          <w:bCs/>
+          <w:color w:val="000000"/>
+          <w:sz w:val="20"/>
+          <w:szCs w:val="20"/>
+          <w:lang w:eastAsia="en-US"/>
+        </w:rPr>
+        <w:t>RestClient</w:t>
+      </w:r>
+      <w:proofErr w:type="spellEnd"/>
+      <w:r>
+        <w:rPr>
+          <w:rFonts w:ascii="Consolas" w:hAnsi="Consolas" w:cs="Consolas"/>
+          <w:b/>
+          <w:bCs/>
+          <w:color w:val="000000"/>
+          <w:sz w:val="20"/>
+          <w:szCs w:val="20"/>
+          <w:lang w:eastAsia="en-US"/>
+        </w:rPr>
+        <w:t xml:space="preserve"> _client;</w:t>
+      </w:r>
+    </w:p>
+    <w:p>
+      <w:pPr>
+        <w:suppressAutoHyphens w:val="0"/>
+        <w:autoSpaceDE w:val="0"/>
+        <w:autoSpaceDN w:val="0"/>
+        <w:adjustRightInd w:val="0"/>
+        <w:rPr>
+          <w:rFonts w:ascii="Consolas" w:hAnsi="Consolas" w:cs="Consolas"/>
+          <w:b/>
+          <w:bCs/>
+          <w:color w:val="000000"/>
+          <w:sz w:val="20"/>
+          <w:szCs w:val="20"/>
+          <w:lang w:eastAsia="en-US"/>
+        </w:rPr>
+      </w:pPr>
+    </w:p>
+    <w:p>
+      <w:pPr>
+        <w:suppressAutoHyphens w:val="0"/>
+        <w:autoSpaceDE w:val="0"/>
+        <w:autoSpaceDN w:val="0"/>
+        <w:adjustRightInd w:val="0"/>
+        <w:rPr>
+          <w:rFonts w:ascii="Consolas" w:hAnsi="Consolas" w:cs="Consolas"/>
+          <w:b/>
+          <w:bCs/>
+          <w:color w:val="000000"/>
+          <w:sz w:val="20"/>
+          <w:szCs w:val="20"/>
+          <w:lang w:eastAsia="en-US"/>
+        </w:rPr>
+      </w:pPr>
+      <w:r>
+        <w:rPr>
+          <w:rFonts w:ascii="Consolas" w:hAnsi="Consolas" w:cs="Consolas"/>
+          <w:b/>
+          <w:bCs/>
+          <w:color w:val="000000"/>
+          <w:sz w:val="20"/>
+          <w:szCs w:val="20"/>
+          <w:lang w:eastAsia="en-US"/>
+        </w:rPr>
+        <w:t xml:space="preserve">    </w:t>
+      </w:r>
+      <w:r>
+        <w:rPr>
+          <w:rFonts w:ascii="Consolas" w:hAnsi="Consolas" w:cs="Consolas"/>
+          <w:b/>
+          <w:bCs/>
+          <w:color w:val="0000FF"/>
+          <w:sz w:val="20"/>
+          <w:szCs w:val="20"/>
+          <w:lang w:eastAsia="en-US"/>
+        </w:rPr>
+        <w:t>public</w:t>
+      </w:r>
+      <w:r>
+        <w:rPr>
+          <w:rFonts w:ascii="Consolas" w:hAnsi="Consolas" w:cs="Consolas"/>
+          <w:b/>
+          <w:bCs/>
+          <w:color w:val="000000"/>
+          <w:sz w:val="20"/>
+          <w:szCs w:val="20"/>
+          <w:lang w:eastAsia="en-US"/>
+        </w:rPr>
+        <w:t xml:space="preserve"> </w:t>
+      </w:r>
+      <w:proofErr w:type="spellStart"/>
+      <w:r>
+        <w:rPr>
+          <w:rFonts w:ascii="Consolas" w:hAnsi="Consolas" w:cs="Consolas"/>
+          <w:b/>
+          <w:bCs/>
+          <w:color w:val="000000"/>
+          <w:sz w:val="20"/>
+          <w:szCs w:val="20"/>
+          <w:lang w:eastAsia="en-US"/>
+        </w:rPr>
+        <w:t>UserService</w:t>
+      </w:r>
+      <w:proofErr w:type="spellEnd"/>
+      <w:r>
+        <w:rPr>
+          <w:rFonts w:ascii="Consolas" w:hAnsi="Consolas" w:cs="Consolas"/>
+          <w:b/>
+          <w:bCs/>
+          <w:color w:val="000000"/>
+          <w:sz w:val="20"/>
+          <w:szCs w:val="20"/>
+          <w:lang w:eastAsia="en-US"/>
+        </w:rPr>
+        <w:t>()</w:t>
+      </w:r>
+      <w:r>
+        <w:rPr>
+          <w:rFonts w:ascii="Consolas" w:hAnsi="Consolas" w:cs="Consolas"/>
+          <w:b/>
+          <w:bCs/>
+          <w:color w:val="000000"/>
+          <w:sz w:val="20"/>
+          <w:szCs w:val="20"/>
+          <w:lang w:eastAsia="en-US"/>
+        </w:rPr>
+        <w:t xml:space="preserve"> </w:t>
+      </w:r>
+      <w:r>
+        <w:rPr>
+          <w:rFonts w:ascii="Consolas" w:hAnsi="Consolas" w:cs="Consolas"/>
+          <w:b/>
+          <w:bCs/>
+          <w:color w:val="000000"/>
+          <w:sz w:val="20"/>
+          <w:szCs w:val="20"/>
+          <w:lang w:eastAsia="en-US"/>
+        </w:rPr>
+        <w:t>{</w:t>
+      </w:r>
+    </w:p>
+    <w:p>
+      <w:pPr>
+        <w:suppressAutoHyphens w:val="0"/>
+        <w:autoSpaceDE w:val="0"/>
+        <w:autoSpaceDN w:val="0"/>
+        <w:adjustRightInd w:val="0"/>
+        <w:rPr>
+          <w:rFonts w:ascii="Consolas" w:hAnsi="Consolas" w:cs="Consolas"/>
+          <w:b/>
+          <w:bCs/>
+          <w:color w:val="000000"/>
+          <w:sz w:val="20"/>
+          <w:szCs w:val="20"/>
+          <w:lang w:eastAsia="en-US"/>
+        </w:rPr>
+      </w:pPr>
+      <w:r>
+        <w:rPr>
+          <w:rFonts w:ascii="Consolas" w:hAnsi="Consolas" w:cs="Consolas"/>
+          <w:b/>
+          <w:bCs/>
+          <w:color w:val="000000"/>
+          <w:sz w:val="20"/>
+          <w:szCs w:val="20"/>
+          <w:lang w:eastAsia="en-US"/>
+        </w:rPr>
+        <w:t xml:space="preserve">        _client = </w:t>
+      </w:r>
+      <w:r>
+        <w:rPr>
+          <w:rFonts w:ascii="Consolas" w:hAnsi="Consolas" w:cs="Consolas"/>
+          <w:b/>
+          <w:bCs/>
+          <w:color w:val="0000FF"/>
+          <w:sz w:val="20"/>
+          <w:szCs w:val="20"/>
+          <w:lang w:eastAsia="en-US"/>
+        </w:rPr>
+        <w:t>new</w:t>
+      </w:r>
+      <w:r>
+        <w:rPr>
+          <w:rFonts w:ascii="Consolas" w:hAnsi="Consolas" w:cs="Consolas"/>
+          <w:b/>
+          <w:bCs/>
+          <w:color w:val="000000"/>
+          <w:sz w:val="20"/>
+          <w:szCs w:val="20"/>
+          <w:lang w:eastAsia="en-US"/>
+        </w:rPr>
+        <w:t xml:space="preserve"> </w:t>
+      </w:r>
+      <w:proofErr w:type="spellStart"/>
+      <w:r>
+        <w:rPr>
+          <w:rFonts w:ascii="Consolas" w:hAnsi="Consolas" w:cs="Consolas"/>
+          <w:b/>
+          <w:bCs/>
+          <w:color w:val="000000"/>
+          <w:sz w:val="20"/>
+          <w:szCs w:val="20"/>
+          <w:lang w:eastAsia="en-US"/>
+        </w:rPr>
+        <w:t>RestClient</w:t>
+      </w:r>
+      <w:proofErr w:type="spellEnd"/>
+      <w:r>
+        <w:rPr>
+          <w:rFonts w:ascii="Consolas" w:hAnsi="Consolas" w:cs="Consolas"/>
+          <w:b/>
+          <w:bCs/>
+          <w:color w:val="000000"/>
+          <w:sz w:val="20"/>
+          <w:szCs w:val="20"/>
+          <w:lang w:eastAsia="en-US"/>
+        </w:rPr>
+        <w:t>(</w:t>
+      </w:r>
+      <w:r>
+        <w:rPr>
+          <w:rFonts w:ascii="Consolas" w:hAnsi="Consolas" w:cs="Consolas"/>
+          <w:b/>
+          <w:bCs/>
+          <w:color w:val="A31515"/>
+          <w:sz w:val="20"/>
+          <w:szCs w:val="20"/>
+          <w:lang w:eastAsia="en-US"/>
+        </w:rPr>
+        <w:t>"https://tx100.</w:t>
+      </w:r>
+      <w:r>
+        <w:rPr>
+          <w:rFonts w:ascii="Consolas" w:hAnsi="Consolas" w:cs="Consolas"/>
+          <w:b/>
+          <w:bCs/>
+          <w:color w:val="A31515"/>
+          <w:sz w:val="20"/>
+          <w:szCs w:val="20"/>
+          <w:lang w:eastAsia="en-US"/>
+        </w:rPr>
+        <w:t>onrender.com</w:t>
+      </w:r>
+      <w:r>
+        <w:rPr>
+          <w:rFonts w:ascii="Consolas" w:hAnsi="Consolas" w:cs="Consolas"/>
+          <w:b/>
+          <w:bCs/>
+          <w:color w:val="A31515"/>
+          <w:sz w:val="20"/>
+          <w:szCs w:val="20"/>
+          <w:lang w:eastAsia="en-US"/>
+        </w:rPr>
+        <w:t>"</w:t>
+      </w:r>
+      <w:r>
+        <w:rPr>
+          <w:rFonts w:ascii="Consolas" w:hAnsi="Consolas" w:cs="Consolas"/>
+          <w:b/>
+          <w:bCs/>
+          <w:color w:val="000000"/>
+          <w:sz w:val="20"/>
+          <w:szCs w:val="20"/>
+          <w:lang w:eastAsia="en-US"/>
+        </w:rPr>
+        <w:t xml:space="preserve">); </w:t>
+      </w:r>
+      <w:r>
+        <w:rPr>
+          <w:rFonts w:ascii="Consolas" w:hAnsi="Consolas" w:cs="Consolas"/>
+          <w:b/>
+          <w:bCs/>
+          <w:color w:val="008000"/>
+          <w:sz w:val="20"/>
+          <w:szCs w:val="20"/>
+          <w:lang w:eastAsia="en-US"/>
+        </w:rPr>
+        <w:t>// Base API URL</w:t>
+      </w:r>
+    </w:p>
+    <w:p>
+      <w:pPr>
+        <w:suppressAutoHyphens w:val="0"/>
+        <w:autoSpaceDE w:val="0"/>
+        <w:autoSpaceDN w:val="0"/>
+        <w:adjustRightInd w:val="0"/>
+        <w:rPr>
+          <w:rFonts w:ascii="Consolas" w:hAnsi="Consolas" w:cs="Consolas"/>
+          <w:b/>
+          <w:bCs/>
+          <w:color w:val="000000"/>
+          <w:sz w:val="20"/>
+          <w:szCs w:val="20"/>
+          <w:lang w:eastAsia="en-US"/>
+        </w:rPr>
+      </w:pPr>
+      <w:r>
+        <w:rPr>
+          <w:rFonts w:ascii="Consolas" w:hAnsi="Consolas" w:cs="Consolas"/>
+          <w:b/>
+          <w:bCs/>
+          <w:color w:val="000000"/>
+          <w:sz w:val="20"/>
+          <w:szCs w:val="20"/>
+          <w:lang w:eastAsia="en-US"/>
+        </w:rPr>
+        <w:t xml:space="preserve">    }</w:t>
+      </w:r>
+    </w:p>
+    <w:p>
+      <w:pPr>
+        <w:suppressAutoHyphens w:val="0"/>
+        <w:autoSpaceDE w:val="0"/>
+        <w:autoSpaceDN w:val="0"/>
+        <w:adjustRightInd w:val="0"/>
+        <w:rPr>
+          <w:rFonts w:ascii="Consolas" w:hAnsi="Consolas" w:cs="Consolas"/>
+          <w:b/>
+          <w:bCs/>
+          <w:color w:val="000000"/>
+          <w:sz w:val="20"/>
+          <w:szCs w:val="20"/>
+          <w:lang w:eastAsia="en-US"/>
+        </w:rPr>
+      </w:pPr>
+    </w:p>
+    <w:p>
+      <w:pPr>
+        <w:keepNext/>
+        <w:keepLines/>
+        <w:suppressAutoHyphens w:val="0"/>
+        <w:autoSpaceDE w:val="0"/>
+        <w:autoSpaceDN w:val="0"/>
+        <w:adjustRightInd w:val="0"/>
+        <w:rPr>
+          <w:rFonts w:ascii="Consolas" w:hAnsi="Consolas" w:cs="Consolas"/>
+          <w:b/>
+          <w:bCs/>
+          <w:color w:val="000000"/>
+          <w:sz w:val="20"/>
+          <w:szCs w:val="20"/>
+          <w:lang w:eastAsia="en-US"/>
+        </w:rPr>
+      </w:pPr>
+      <w:r>
+        <w:rPr>
+          <w:rFonts w:ascii="Consolas" w:hAnsi="Consolas" w:cs="Consolas"/>
+          <w:color w:val="000000"/>
+          <w:sz w:val="20"/>
+          <w:szCs w:val="20"/>
+          <w:lang w:eastAsia="en-US"/>
+        </w:rPr>
+        <w:t xml:space="preserve">    </w:t>
+      </w:r>
+      <w:r>
+        <w:rPr>
+          <w:rFonts w:ascii="Consolas" w:hAnsi="Consolas" w:cs="Consolas"/>
+          <w:b/>
+          <w:bCs/>
+          <w:color w:val="0000FF"/>
+          <w:sz w:val="20"/>
+          <w:szCs w:val="20"/>
+          <w:lang w:eastAsia="en-US"/>
+        </w:rPr>
+        <w:t>public</w:t>
+      </w:r>
+      <w:r>
+        <w:rPr>
+          <w:rFonts w:ascii="Consolas" w:hAnsi="Consolas" w:cs="Consolas"/>
+          <w:b/>
+          <w:bCs/>
+          <w:color w:val="000000"/>
+          <w:sz w:val="20"/>
+          <w:szCs w:val="20"/>
+          <w:lang w:eastAsia="en-US"/>
+        </w:rPr>
+        <w:t xml:space="preserve"> </w:t>
+      </w:r>
+      <w:r>
+        <w:rPr>
+          <w:rFonts w:ascii="Consolas" w:hAnsi="Consolas" w:cs="Consolas"/>
+          <w:b/>
+          <w:bCs/>
+          <w:color w:val="0000FF"/>
+          <w:sz w:val="20"/>
+          <w:szCs w:val="20"/>
+          <w:lang w:eastAsia="en-US"/>
+        </w:rPr>
+        <w:t>async</w:t>
+      </w:r>
+      <w:r>
+        <w:rPr>
+          <w:rFonts w:ascii="Consolas" w:hAnsi="Consolas" w:cs="Consolas"/>
+          <w:b/>
+          <w:bCs/>
+          <w:color w:val="000000"/>
+          <w:sz w:val="20"/>
+          <w:szCs w:val="20"/>
+          <w:lang w:eastAsia="en-US"/>
+        </w:rPr>
+        <w:t xml:space="preserve"> Task&lt;</w:t>
+      </w:r>
+      <w:r>
+        <w:rPr>
+          <w:rFonts w:ascii="Consolas" w:hAnsi="Consolas" w:cs="Consolas"/>
+          <w:b/>
+          <w:bCs/>
+          <w:color w:val="0000FF"/>
+          <w:sz w:val="20"/>
+          <w:szCs w:val="20"/>
+          <w:lang w:eastAsia="en-US"/>
+        </w:rPr>
+        <w:t>string</w:t>
+      </w:r>
+      <w:r>
+        <w:rPr>
+          <w:rFonts w:ascii="Consolas" w:hAnsi="Consolas" w:cs="Consolas"/>
+          <w:b/>
+          <w:bCs/>
+          <w:color w:val="000000"/>
+          <w:sz w:val="20"/>
+          <w:szCs w:val="20"/>
+          <w:lang w:eastAsia="en-US"/>
+        </w:rPr>
+        <w:t xml:space="preserve">&gt; </w:t>
+      </w:r>
+      <w:proofErr w:type="spellStart"/>
+      <w:r>
+        <w:rPr>
+          <w:rFonts w:ascii="Consolas" w:hAnsi="Consolas" w:cs="Consolas"/>
+          <w:b/>
+          <w:bCs/>
+          <w:color w:val="000000"/>
+          <w:sz w:val="20"/>
+          <w:szCs w:val="20"/>
+          <w:lang w:eastAsia="en-US"/>
+        </w:rPr>
+        <w:t>GetCustomers</w:t>
+      </w:r>
+      <w:proofErr w:type="spellEnd"/>
+      <w:r>
+        <w:rPr>
+          <w:rFonts w:ascii="Consolas" w:hAnsi="Consolas" w:cs="Consolas"/>
+          <w:b/>
+          <w:bCs/>
+          <w:color w:val="000000"/>
+          <w:sz w:val="20"/>
+          <w:szCs w:val="20"/>
+          <w:lang w:eastAsia="en-US"/>
+        </w:rPr>
+        <w:t>()</w:t>
+      </w:r>
+      <w:r>
+        <w:rPr>
+          <w:rFonts w:ascii="Consolas" w:hAnsi="Consolas" w:cs="Consolas"/>
+          <w:b/>
+          <w:bCs/>
+          <w:color w:val="000000"/>
+          <w:sz w:val="20"/>
+          <w:szCs w:val="20"/>
+          <w:lang w:eastAsia="en-US"/>
+        </w:rPr>
+        <w:t xml:space="preserve"> </w:t>
+      </w:r>
+      <w:r>
+        <w:rPr>
+          <w:rFonts w:ascii="Consolas" w:hAnsi="Consolas" w:cs="Consolas"/>
+          <w:b/>
+          <w:bCs/>
+          <w:color w:val="000000"/>
+          <w:sz w:val="20"/>
+          <w:szCs w:val="20"/>
+          <w:lang w:eastAsia="en-US"/>
+        </w:rPr>
+        <w:t>{</w:t>
+      </w:r>
+    </w:p>
+    <w:p>
+      <w:pPr>
+        <w:keepNext/>
+        <w:keepLines/>
+        <w:suppressAutoHyphens w:val="0"/>
+        <w:autoSpaceDE w:val="0"/>
+        <w:autoSpaceDN w:val="0"/>
+        <w:adjustRightInd w:val="0"/>
+        <w:rPr>
+          <w:rFonts w:ascii="Consolas" w:hAnsi="Consolas" w:cs="Consolas"/>
+          <w:b/>
+          <w:bCs/>
+          <w:color w:val="000000"/>
+          <w:sz w:val="20"/>
+          <w:szCs w:val="20"/>
+          <w:lang w:eastAsia="en-US"/>
+        </w:rPr>
+      </w:pPr>
+      <w:r>
+        <w:rPr>
+          <w:rFonts w:ascii="Consolas" w:hAnsi="Consolas" w:cs="Consolas"/>
+          <w:b/>
+          <w:bCs/>
+          <w:color w:val="000000"/>
+          <w:sz w:val="20"/>
+          <w:szCs w:val="20"/>
+          <w:lang w:eastAsia="en-US"/>
+        </w:rPr>
+        <w:t xml:space="preserve">        </w:t>
+      </w:r>
+      <w:r>
+        <w:rPr>
+          <w:rFonts w:ascii="Consolas" w:hAnsi="Consolas" w:cs="Consolas"/>
+          <w:b/>
+          <w:bCs/>
+          <w:color w:val="0000FF"/>
+          <w:sz w:val="20"/>
+          <w:szCs w:val="20"/>
+          <w:lang w:eastAsia="en-US"/>
+        </w:rPr>
+        <w:t>var</w:t>
+      </w:r>
+      <w:r>
+        <w:rPr>
+          <w:rFonts w:ascii="Consolas" w:hAnsi="Consolas" w:cs="Consolas"/>
+          <w:b/>
+          <w:bCs/>
+          <w:color w:val="000000"/>
+          <w:sz w:val="20"/>
+          <w:szCs w:val="20"/>
+          <w:lang w:eastAsia="en-US"/>
+        </w:rPr>
+        <w:t xml:space="preserve"> request = </w:t>
+      </w:r>
+      <w:r>
+        <w:rPr>
+          <w:rFonts w:ascii="Consolas" w:hAnsi="Consolas" w:cs="Consolas"/>
+          <w:b/>
+          <w:bCs/>
+          <w:color w:val="0000FF"/>
+          <w:sz w:val="20"/>
+          <w:szCs w:val="20"/>
+          <w:lang w:eastAsia="en-US"/>
+        </w:rPr>
+        <w:t>new</w:t>
+      </w:r>
+      <w:r>
+        <w:rPr>
+          <w:rFonts w:ascii="Consolas" w:hAnsi="Consolas" w:cs="Consolas"/>
+          <w:b/>
+          <w:bCs/>
+          <w:color w:val="000000"/>
+          <w:sz w:val="20"/>
+          <w:szCs w:val="20"/>
+          <w:lang w:eastAsia="en-US"/>
+        </w:rPr>
+        <w:t xml:space="preserve"> </w:t>
+      </w:r>
+      <w:proofErr w:type="spellStart"/>
+      <w:r>
+        <w:rPr>
+          <w:rFonts w:ascii="Consolas" w:hAnsi="Consolas" w:cs="Consolas"/>
+          <w:b/>
+          <w:bCs/>
+          <w:color w:val="000000"/>
+          <w:sz w:val="20"/>
+          <w:szCs w:val="20"/>
+          <w:lang w:eastAsia="en-US"/>
+        </w:rPr>
+        <w:t>RestRequest</w:t>
+      </w:r>
+      <w:proofErr w:type="spellEnd"/>
+      <w:r>
+        <w:rPr>
+          <w:rFonts w:ascii="Consolas" w:hAnsi="Consolas" w:cs="Consolas"/>
+          <w:b/>
+          <w:bCs/>
+          <w:color w:val="000000"/>
+          <w:sz w:val="20"/>
+          <w:szCs w:val="20"/>
+          <w:lang w:eastAsia="en-US"/>
+        </w:rPr>
+        <w:t>(</w:t>
+      </w:r>
+      <w:r>
+        <w:rPr>
+          <w:rFonts w:ascii="Consolas" w:hAnsi="Consolas" w:cs="Consolas"/>
+          <w:b/>
+          <w:bCs/>
+          <w:color w:val="A31515"/>
+          <w:sz w:val="20"/>
+          <w:szCs w:val="20"/>
+          <w:lang w:eastAsia="en-US"/>
+        </w:rPr>
+        <w:t>"/customers"</w:t>
+      </w:r>
+      <w:r>
+        <w:rPr>
+          <w:rFonts w:ascii="Consolas" w:hAnsi="Consolas" w:cs="Consolas"/>
+          <w:b/>
+          <w:bCs/>
+          <w:color w:val="000000"/>
+          <w:sz w:val="20"/>
+          <w:szCs w:val="20"/>
+          <w:lang w:eastAsia="en-US"/>
+        </w:rPr>
+        <w:t xml:space="preserve">, </w:t>
+      </w:r>
+      <w:proofErr w:type="spellStart"/>
+      <w:r>
+        <w:rPr>
+          <w:rFonts w:ascii="Consolas" w:hAnsi="Consolas" w:cs="Consolas"/>
+          <w:b/>
+          <w:bCs/>
+          <w:color w:val="000000"/>
+          <w:sz w:val="20"/>
+          <w:szCs w:val="20"/>
+          <w:lang w:eastAsia="en-US"/>
+        </w:rPr>
+        <w:t>Method.Get</w:t>
+      </w:r>
+      <w:proofErr w:type="spellEnd"/>
+      <w:r>
+        <w:rPr>
+          <w:rFonts w:ascii="Consolas" w:hAnsi="Consolas" w:cs="Consolas"/>
+          <w:b/>
+          <w:bCs/>
+          <w:color w:val="000000"/>
+          <w:sz w:val="20"/>
+          <w:szCs w:val="20"/>
+          <w:lang w:eastAsia="en-US"/>
+        </w:rPr>
+        <w:t>);</w:t>
+      </w:r>
+    </w:p>
+    <w:p>
+      <w:pPr>
+        <w:keepNext/>
+        <w:keepLines/>
+        <w:suppressAutoHyphens w:val="0"/>
+        <w:autoSpaceDE w:val="0"/>
+        <w:autoSpaceDN w:val="0"/>
+        <w:adjustRightInd w:val="0"/>
+        <w:rPr>
+          <w:rFonts w:ascii="Consolas" w:hAnsi="Consolas" w:cs="Consolas"/>
+          <w:b/>
+          <w:bCs/>
+          <w:color w:val="000000"/>
+          <w:sz w:val="20"/>
+          <w:szCs w:val="20"/>
+          <w:lang w:eastAsia="en-US"/>
+        </w:rPr>
+      </w:pPr>
+    </w:p>
+    <w:p>
+      <w:pPr>
+        <w:keepNext/>
+        <w:keepLines/>
+        <w:suppressAutoHyphens w:val="0"/>
+        <w:autoSpaceDE w:val="0"/>
+        <w:autoSpaceDN w:val="0"/>
+        <w:adjustRightInd w:val="0"/>
+        <w:rPr>
+          <w:rFonts w:ascii="Consolas" w:hAnsi="Consolas" w:cs="Consolas"/>
+          <w:b/>
+          <w:bCs/>
+          <w:color w:val="000000"/>
+          <w:sz w:val="20"/>
+          <w:szCs w:val="20"/>
+          <w:lang w:eastAsia="en-US"/>
+        </w:rPr>
+      </w:pPr>
+      <w:r>
+        <w:rPr>
+          <w:rFonts w:ascii="Consolas" w:hAnsi="Consolas" w:cs="Consolas"/>
+          <w:b/>
+          <w:bCs/>
+          <w:color w:val="000000"/>
+          <w:sz w:val="20"/>
+          <w:szCs w:val="20"/>
+          <w:lang w:eastAsia="en-US"/>
+        </w:rPr>
+        <w:t xml:space="preserve">        </w:t>
+      </w:r>
+      <w:r>
+        <w:rPr>
+          <w:rFonts w:ascii="Consolas" w:hAnsi="Consolas" w:cs="Consolas"/>
+          <w:b/>
+          <w:bCs/>
+          <w:color w:val="0000FF"/>
+          <w:sz w:val="20"/>
+          <w:szCs w:val="20"/>
+          <w:lang w:eastAsia="en-US"/>
+        </w:rPr>
+        <w:t>var</w:t>
+      </w:r>
+      <w:r>
+        <w:rPr>
+          <w:rFonts w:ascii="Consolas" w:hAnsi="Consolas" w:cs="Consolas"/>
+          <w:b/>
+          <w:bCs/>
+          <w:color w:val="000000"/>
+          <w:sz w:val="20"/>
+          <w:szCs w:val="20"/>
+          <w:lang w:eastAsia="en-US"/>
+        </w:rPr>
+        <w:t xml:space="preserve"> response = </w:t>
+      </w:r>
+      <w:r>
+        <w:rPr>
+          <w:rFonts w:ascii="Consolas" w:hAnsi="Consolas" w:cs="Consolas"/>
+          <w:b/>
+          <w:bCs/>
+          <w:color w:val="0000FF"/>
+          <w:sz w:val="20"/>
+          <w:szCs w:val="20"/>
+          <w:lang w:eastAsia="en-US"/>
+        </w:rPr>
+        <w:t>await</w:t>
+      </w:r>
+      <w:r>
+        <w:rPr>
+          <w:rFonts w:ascii="Consolas" w:hAnsi="Consolas" w:cs="Consolas"/>
+          <w:b/>
+          <w:bCs/>
+          <w:color w:val="000000"/>
+          <w:sz w:val="20"/>
+          <w:szCs w:val="20"/>
+          <w:lang w:eastAsia="en-US"/>
+        </w:rPr>
+        <w:t xml:space="preserve"> _</w:t>
+      </w:r>
+      <w:proofErr w:type="spellStart"/>
+      <w:r>
+        <w:rPr>
+          <w:rFonts w:ascii="Consolas" w:hAnsi="Consolas" w:cs="Consolas"/>
+          <w:b/>
+          <w:bCs/>
+          <w:color w:val="000000"/>
+          <w:sz w:val="20"/>
+          <w:szCs w:val="20"/>
+          <w:lang w:eastAsia="en-US"/>
+        </w:rPr>
+        <w:t>client.ExecuteAsync</w:t>
+      </w:r>
+      <w:proofErr w:type="spellEnd"/>
+      <w:r>
+        <w:rPr>
+          <w:rFonts w:ascii="Consolas" w:hAnsi="Consolas" w:cs="Consolas"/>
+          <w:b/>
+          <w:bCs/>
+          <w:color w:val="000000"/>
+          <w:sz w:val="20"/>
+          <w:szCs w:val="20"/>
+          <w:lang w:eastAsia="en-US"/>
+        </w:rPr>
+        <w:t>(request);</w:t>
+      </w:r>
+    </w:p>
+    <w:p>
+      <w:pPr>
+        <w:keepNext/>
+        <w:keepLines/>
+        <w:suppressAutoHyphens w:val="0"/>
+        <w:autoSpaceDE w:val="0"/>
+        <w:autoSpaceDN w:val="0"/>
+        <w:adjustRightInd w:val="0"/>
+        <w:rPr>
+          <w:rFonts w:ascii="Consolas" w:hAnsi="Consolas" w:cs="Consolas"/>
+          <w:b/>
+          <w:bCs/>
+          <w:color w:val="000000"/>
+          <w:sz w:val="20"/>
+          <w:szCs w:val="20"/>
+          <w:lang w:eastAsia="en-US"/>
+        </w:rPr>
+      </w:pPr>
+      <w:r>
+        <w:rPr>
+          <w:rFonts w:ascii="Consolas" w:hAnsi="Consolas" w:cs="Consolas"/>
+          <w:b/>
+          <w:bCs/>
+          <w:color w:val="000000"/>
+          <w:sz w:val="20"/>
+          <w:szCs w:val="20"/>
+          <w:lang w:eastAsia="en-US"/>
+        </w:rPr>
+        <w:t xml:space="preserve">        </w:t>
+      </w:r>
+      <w:r>
+        <w:rPr>
+          <w:rFonts w:ascii="Consolas" w:hAnsi="Consolas" w:cs="Consolas"/>
+          <w:b/>
+          <w:bCs/>
+          <w:color w:val="0000FF"/>
+          <w:sz w:val="20"/>
+          <w:szCs w:val="20"/>
+          <w:lang w:eastAsia="en-US"/>
+        </w:rPr>
+        <w:t>if</w:t>
+      </w:r>
+      <w:r>
+        <w:rPr>
+          <w:rFonts w:ascii="Consolas" w:hAnsi="Consolas" w:cs="Consolas"/>
+          <w:b/>
+          <w:bCs/>
+          <w:color w:val="000000"/>
+          <w:sz w:val="20"/>
+          <w:szCs w:val="20"/>
+          <w:lang w:eastAsia="en-US"/>
+        </w:rPr>
+        <w:t>(</w:t>
+      </w:r>
+      <w:proofErr w:type="spellStart"/>
+      <w:r>
+        <w:rPr>
+          <w:rFonts w:ascii="Consolas" w:hAnsi="Consolas" w:cs="Consolas"/>
+          <w:b/>
+          <w:bCs/>
+          <w:color w:val="000000"/>
+          <w:sz w:val="20"/>
+          <w:szCs w:val="20"/>
+          <w:lang w:eastAsia="en-US"/>
+        </w:rPr>
+        <w:t>response.StatusCode</w:t>
+      </w:r>
+      <w:proofErr w:type="spellEnd"/>
+      <w:r>
+        <w:rPr>
+          <w:rFonts w:ascii="Consolas" w:hAnsi="Consolas" w:cs="Consolas"/>
+          <w:b/>
+          <w:bCs/>
+          <w:color w:val="000000"/>
+          <w:sz w:val="20"/>
+          <w:szCs w:val="20"/>
+          <w:lang w:eastAsia="en-US"/>
+        </w:rPr>
+        <w:t xml:space="preserve"> != </w:t>
+      </w:r>
+      <w:proofErr w:type="spellStart"/>
+      <w:r>
+        <w:rPr>
+          <w:rFonts w:ascii="Consolas" w:hAnsi="Consolas" w:cs="Consolas"/>
+          <w:b/>
+          <w:bCs/>
+          <w:color w:val="000000"/>
+          <w:sz w:val="20"/>
+          <w:szCs w:val="20"/>
+          <w:lang w:eastAsia="en-US"/>
+        </w:rPr>
+        <w:t>HttpStatusCode.OK</w:t>
+      </w:r>
+      <w:proofErr w:type="spellEnd"/>
+      <w:r>
+        <w:rPr>
+          <w:rFonts w:ascii="Consolas" w:hAnsi="Consolas" w:cs="Consolas"/>
+          <w:b/>
+          <w:bCs/>
+          <w:color w:val="000000"/>
+          <w:sz w:val="20"/>
+          <w:szCs w:val="20"/>
+          <w:lang w:eastAsia="en-US"/>
+        </w:rPr>
+        <w:t>)</w:t>
+      </w:r>
+      <w:r>
+        <w:rPr>
+          <w:rFonts w:ascii="Consolas" w:hAnsi="Consolas" w:cs="Consolas"/>
+          <w:b/>
+          <w:bCs/>
+          <w:color w:val="000000"/>
+          <w:sz w:val="20"/>
+          <w:szCs w:val="20"/>
+          <w:lang w:eastAsia="en-US"/>
+        </w:rPr>
+        <w:t xml:space="preserve"> </w:t>
+      </w:r>
+      <w:r>
+        <w:rPr>
+          <w:rFonts w:ascii="Consolas" w:hAnsi="Consolas" w:cs="Consolas"/>
+          <w:b/>
+          <w:bCs/>
+          <w:color w:val="000000"/>
+          <w:sz w:val="20"/>
+          <w:szCs w:val="20"/>
+          <w:lang w:eastAsia="en-US"/>
+        </w:rPr>
+        <w:t>{</w:t>
+      </w:r>
+    </w:p>
+    <w:p>
+      <w:pPr>
+        <w:keepNext/>
+        <w:keepLines/>
+        <w:suppressAutoHyphens w:val="0"/>
+        <w:autoSpaceDE w:val="0"/>
+        <w:autoSpaceDN w:val="0"/>
+        <w:adjustRightInd w:val="0"/>
+        <w:rPr>
+          <w:rFonts w:ascii="Consolas" w:hAnsi="Consolas" w:cs="Consolas"/>
+          <w:b/>
+          <w:bCs/>
+          <w:color w:val="000000"/>
+          <w:sz w:val="20"/>
+          <w:szCs w:val="20"/>
+          <w:lang w:eastAsia="en-US"/>
+        </w:rPr>
+      </w:pPr>
+      <w:r>
+        <w:rPr>
+          <w:rFonts w:ascii="Consolas" w:hAnsi="Consolas" w:cs="Consolas"/>
+          <w:b/>
+          <w:bCs/>
+          <w:color w:val="000000"/>
+          <w:sz w:val="20"/>
+          <w:szCs w:val="20"/>
+          <w:lang w:eastAsia="en-US"/>
+        </w:rPr>
+        <w:t xml:space="preserve">            </w:t>
+      </w:r>
+      <w:r>
+        <w:rPr>
+          <w:rFonts w:ascii="Consolas" w:hAnsi="Consolas" w:cs="Consolas"/>
+          <w:b/>
+          <w:bCs/>
+          <w:color w:val="0000FF"/>
+          <w:sz w:val="20"/>
+          <w:szCs w:val="20"/>
+          <w:lang w:eastAsia="en-US"/>
+        </w:rPr>
+        <w:t>throw</w:t>
+      </w:r>
+      <w:r>
+        <w:rPr>
+          <w:rFonts w:ascii="Consolas" w:hAnsi="Consolas" w:cs="Consolas"/>
+          <w:b/>
+          <w:bCs/>
+          <w:color w:val="000000"/>
+          <w:sz w:val="20"/>
+          <w:szCs w:val="20"/>
+          <w:lang w:eastAsia="en-US"/>
+        </w:rPr>
+        <w:t xml:space="preserve"> </w:t>
+      </w:r>
+      <w:r>
+        <w:rPr>
+          <w:rFonts w:ascii="Consolas" w:hAnsi="Consolas" w:cs="Consolas"/>
+          <w:b/>
+          <w:bCs/>
+          <w:color w:val="0000FF"/>
+          <w:sz w:val="20"/>
+          <w:szCs w:val="20"/>
+          <w:lang w:eastAsia="en-US"/>
+        </w:rPr>
+        <w:t>new</w:t>
+      </w:r>
+      <w:r>
+        <w:rPr>
+          <w:rFonts w:ascii="Consolas" w:hAnsi="Consolas" w:cs="Consolas"/>
+          <w:b/>
+          <w:bCs/>
+          <w:color w:val="000000"/>
+          <w:sz w:val="20"/>
+          <w:szCs w:val="20"/>
+          <w:lang w:eastAsia="en-US"/>
+        </w:rPr>
+        <w:t xml:space="preserve"> </w:t>
+      </w:r>
+      <w:proofErr w:type="spellStart"/>
+      <w:r>
+        <w:rPr>
+          <w:rFonts w:ascii="Consolas" w:hAnsi="Consolas" w:cs="Consolas"/>
+          <w:b/>
+          <w:bCs/>
+          <w:color w:val="000000"/>
+          <w:sz w:val="20"/>
+          <w:szCs w:val="20"/>
+          <w:lang w:eastAsia="en-US"/>
+        </w:rPr>
+        <w:t>HttpRequestException</w:t>
+      </w:r>
+      <w:proofErr w:type="spellEnd"/>
+      <w:r>
+        <w:rPr>
+          <w:rFonts w:ascii="Consolas" w:hAnsi="Consolas" w:cs="Consolas"/>
+          <w:b/>
+          <w:bCs/>
+          <w:color w:val="000000"/>
+          <w:sz w:val="20"/>
+          <w:szCs w:val="20"/>
+          <w:lang w:eastAsia="en-US"/>
+        </w:rPr>
+        <w:t>();</w:t>
+      </w:r>
+    </w:p>
+    <w:p>
+      <w:pPr>
+        <w:keepNext/>
+        <w:keepLines/>
+        <w:suppressAutoHyphens w:val="0"/>
+        <w:autoSpaceDE w:val="0"/>
+        <w:autoSpaceDN w:val="0"/>
+        <w:adjustRightInd w:val="0"/>
+        <w:rPr>
+          <w:rFonts w:ascii="Consolas" w:hAnsi="Consolas" w:cs="Consolas"/>
+          <w:b/>
+          <w:bCs/>
+          <w:color w:val="000000"/>
+          <w:sz w:val="20"/>
+          <w:szCs w:val="20"/>
+          <w:lang w:eastAsia="en-US"/>
+        </w:rPr>
+      </w:pPr>
+      <w:r>
+        <w:rPr>
+          <w:rFonts w:ascii="Consolas" w:hAnsi="Consolas" w:cs="Consolas"/>
+          <w:b/>
+          <w:bCs/>
+          <w:color w:val="000000"/>
+          <w:sz w:val="20"/>
+          <w:szCs w:val="20"/>
+          <w:lang w:eastAsia="en-US"/>
+        </w:rPr>
+        <w:t xml:space="preserve">        }</w:t>
+      </w:r>
+    </w:p>
+    <w:p>
+      <w:pPr>
+        <w:keepNext/>
+        <w:keepLines/>
+        <w:suppressAutoHyphens w:val="0"/>
+        <w:autoSpaceDE w:val="0"/>
+        <w:autoSpaceDN w:val="0"/>
+        <w:adjustRightInd w:val="0"/>
+        <w:rPr>
+          <w:rFonts w:ascii="Consolas" w:hAnsi="Consolas" w:cs="Consolas"/>
+          <w:b/>
+          <w:bCs/>
+          <w:color w:val="000000"/>
+          <w:sz w:val="20"/>
+          <w:szCs w:val="20"/>
+          <w:lang w:eastAsia="en-US"/>
+        </w:rPr>
+      </w:pPr>
+      <w:r>
+        <w:rPr>
+          <w:rFonts w:ascii="Consolas" w:hAnsi="Consolas" w:cs="Consolas"/>
+          <w:b/>
+          <w:bCs/>
+          <w:color w:val="000000"/>
+          <w:sz w:val="20"/>
+          <w:szCs w:val="20"/>
+          <w:lang w:eastAsia="en-US"/>
+        </w:rPr>
+        <w:t xml:space="preserve">        </w:t>
+      </w:r>
+      <w:r>
+        <w:rPr>
+          <w:rFonts w:ascii="Consolas" w:hAnsi="Consolas" w:cs="Consolas"/>
+          <w:b/>
+          <w:bCs/>
+          <w:color w:val="0000FF"/>
+          <w:sz w:val="20"/>
+          <w:szCs w:val="20"/>
+          <w:lang w:eastAsia="en-US"/>
+        </w:rPr>
+        <w:t>return</w:t>
+      </w:r>
+      <w:r>
+        <w:rPr>
+          <w:rFonts w:ascii="Consolas" w:hAnsi="Consolas" w:cs="Consolas"/>
+          <w:b/>
+          <w:bCs/>
+          <w:color w:val="000000"/>
+          <w:sz w:val="20"/>
+          <w:szCs w:val="20"/>
+          <w:lang w:eastAsia="en-US"/>
+        </w:rPr>
+        <w:t xml:space="preserve"> </w:t>
+      </w:r>
+      <w:proofErr w:type="spellStart"/>
+      <w:r>
+        <w:rPr>
+          <w:rFonts w:ascii="Consolas" w:hAnsi="Consolas" w:cs="Consolas"/>
+          <w:b/>
+          <w:bCs/>
+          <w:color w:val="000000"/>
+          <w:sz w:val="20"/>
+          <w:szCs w:val="20"/>
+          <w:lang w:eastAsia="en-US"/>
+        </w:rPr>
+        <w:t>response.Content</w:t>
+      </w:r>
+      <w:proofErr w:type="spellEnd"/>
+      <w:r>
+        <w:rPr>
+          <w:rFonts w:ascii="Consolas" w:hAnsi="Consolas" w:cs="Consolas"/>
+          <w:b/>
+          <w:bCs/>
+          <w:color w:val="000000"/>
+          <w:sz w:val="20"/>
+          <w:szCs w:val="20"/>
+          <w:lang w:eastAsia="en-US"/>
+        </w:rPr>
+        <w:t>;</w:t>
+      </w:r>
+    </w:p>
+    <w:p>
+      <w:pPr>
+        <w:keepNext/>
+        <w:keepLines/>
+        <w:suppressAutoHyphens w:val="0"/>
+        <w:autoSpaceDE w:val="0"/>
+        <w:autoSpaceDN w:val="0"/>
+        <w:adjustRightInd w:val="0"/>
+        <w:rPr>
+          <w:rFonts w:ascii="Consolas" w:hAnsi="Consolas" w:cs="Consolas"/>
+          <w:b/>
+          <w:bCs/>
+          <w:color w:val="000000"/>
+          <w:sz w:val="20"/>
+          <w:szCs w:val="20"/>
+          <w:lang w:eastAsia="en-US"/>
+        </w:rPr>
+      </w:pPr>
+      <w:r>
+        <w:rPr>
+          <w:rFonts w:ascii="Consolas" w:hAnsi="Consolas" w:cs="Consolas"/>
+          <w:b/>
+          <w:bCs/>
+          <w:color w:val="000000"/>
+          <w:sz w:val="20"/>
+          <w:szCs w:val="20"/>
+          <w:lang w:eastAsia="en-US"/>
+        </w:rPr>
+        <w:t xml:space="preserve">    }</w:t>
+      </w:r>
+    </w:p>
+    <w:p>
+      <w:pPr>
+        <w:suppressAutoHyphens w:val="0"/>
+        <w:autoSpaceDE w:val="0"/>
+        <w:autoSpaceDN w:val="0"/>
+        <w:adjustRightInd w:val="0"/>
+        <w:rPr>
+          <w:rFonts w:ascii="Consolas" w:hAnsi="Consolas" w:cs="Consolas"/>
+          <w:b/>
+          <w:bCs/>
+          <w:color w:val="000000"/>
+          <w:sz w:val="20"/>
+          <w:szCs w:val="20"/>
+          <w:lang w:eastAsia="en-US"/>
+        </w:rPr>
+      </w:pPr>
+    </w:p>
+    <w:p>
+      <w:pPr>
+        <w:suppressAutoHyphens w:val="0"/>
+        <w:autoSpaceDE w:val="0"/>
+        <w:autoSpaceDN w:val="0"/>
+        <w:adjustRightInd w:val="0"/>
+        <w:rPr>
+          <w:rFonts w:ascii="Consolas" w:hAnsi="Consolas" w:cs="Consolas"/>
+          <w:b/>
+          <w:bCs/>
+          <w:color w:val="000000"/>
+          <w:sz w:val="20"/>
+          <w:szCs w:val="20"/>
+          <w:lang w:eastAsia="en-US"/>
+        </w:rPr>
+      </w:pPr>
+      <w:r>
+        <w:rPr>
+          <w:rFonts w:ascii="Consolas" w:hAnsi="Consolas" w:cs="Consolas"/>
+          <w:b/>
+          <w:bCs/>
+          <w:color w:val="000000"/>
+          <w:sz w:val="20"/>
+          <w:szCs w:val="20"/>
+          <w:lang w:eastAsia="en-US"/>
+        </w:rPr>
+        <w:t xml:space="preserve">    </w:t>
+      </w:r>
+      <w:r>
+        <w:rPr>
+          <w:rFonts w:ascii="Consolas" w:hAnsi="Consolas" w:cs="Consolas"/>
+          <w:b/>
+          <w:bCs/>
+          <w:color w:val="0000FF"/>
+          <w:sz w:val="20"/>
+          <w:szCs w:val="20"/>
+          <w:lang w:eastAsia="en-US"/>
+        </w:rPr>
+        <w:t>public</w:t>
+      </w:r>
+      <w:r>
+        <w:rPr>
+          <w:rFonts w:ascii="Consolas" w:hAnsi="Consolas" w:cs="Consolas"/>
+          <w:b/>
+          <w:bCs/>
+          <w:color w:val="000000"/>
+          <w:sz w:val="20"/>
+          <w:szCs w:val="20"/>
+          <w:lang w:eastAsia="en-US"/>
+        </w:rPr>
+        <w:t xml:space="preserve"> </w:t>
+      </w:r>
+      <w:r>
+        <w:rPr>
+          <w:rFonts w:ascii="Consolas" w:hAnsi="Consolas" w:cs="Consolas"/>
+          <w:b/>
+          <w:bCs/>
+          <w:color w:val="0000FF"/>
+          <w:sz w:val="20"/>
+          <w:szCs w:val="20"/>
+          <w:lang w:eastAsia="en-US"/>
+        </w:rPr>
+        <w:t>async</w:t>
+      </w:r>
+      <w:r>
+        <w:rPr>
+          <w:rFonts w:ascii="Consolas" w:hAnsi="Consolas" w:cs="Consolas"/>
+          <w:b/>
+          <w:bCs/>
+          <w:color w:val="000000"/>
+          <w:sz w:val="20"/>
+          <w:szCs w:val="20"/>
+          <w:lang w:eastAsia="en-US"/>
+        </w:rPr>
+        <w:t xml:space="preserve"> Task&lt;</w:t>
+      </w:r>
+      <w:r>
+        <w:rPr>
+          <w:rFonts w:ascii="Consolas" w:hAnsi="Consolas" w:cs="Consolas"/>
+          <w:b/>
+          <w:bCs/>
+          <w:color w:val="0000FF"/>
+          <w:sz w:val="20"/>
+          <w:szCs w:val="20"/>
+          <w:lang w:eastAsia="en-US"/>
+        </w:rPr>
+        <w:t>string</w:t>
+      </w:r>
+      <w:r>
+        <w:rPr>
+          <w:rFonts w:ascii="Consolas" w:hAnsi="Consolas" w:cs="Consolas"/>
+          <w:b/>
+          <w:bCs/>
+          <w:color w:val="000000"/>
+          <w:sz w:val="20"/>
+          <w:szCs w:val="20"/>
+          <w:lang w:eastAsia="en-US"/>
+        </w:rPr>
+        <w:t xml:space="preserve">&gt; </w:t>
+      </w:r>
+      <w:proofErr w:type="spellStart"/>
+      <w:r>
+        <w:rPr>
+          <w:rFonts w:ascii="Consolas" w:hAnsi="Consolas" w:cs="Consolas"/>
+          <w:b/>
+          <w:bCs/>
+          <w:color w:val="000000"/>
+          <w:sz w:val="20"/>
+          <w:szCs w:val="20"/>
+          <w:lang w:eastAsia="en-US"/>
+        </w:rPr>
+        <w:t>GetCustomerById</w:t>
+      </w:r>
+      <w:proofErr w:type="spellEnd"/>
+      <w:r>
+        <w:rPr>
+          <w:rFonts w:ascii="Consolas" w:hAnsi="Consolas" w:cs="Consolas"/>
+          <w:b/>
+          <w:bCs/>
+          <w:color w:val="000000"/>
+          <w:sz w:val="20"/>
+          <w:szCs w:val="20"/>
+          <w:lang w:eastAsia="en-US"/>
+        </w:rPr>
+        <w:t>(</w:t>
+      </w:r>
+      <w:r>
+        <w:rPr>
+          <w:rFonts w:ascii="Consolas" w:hAnsi="Consolas" w:cs="Consolas"/>
+          <w:b/>
+          <w:bCs/>
+          <w:color w:val="0000FF"/>
+          <w:sz w:val="20"/>
+          <w:szCs w:val="20"/>
+          <w:lang w:eastAsia="en-US"/>
+        </w:rPr>
+        <w:t>string</w:t>
+      </w:r>
+      <w:r>
+        <w:rPr>
+          <w:rFonts w:ascii="Consolas" w:hAnsi="Consolas" w:cs="Consolas"/>
+          <w:b/>
+          <w:bCs/>
+          <w:color w:val="000000"/>
+          <w:sz w:val="20"/>
+          <w:szCs w:val="20"/>
+          <w:lang w:eastAsia="en-US"/>
+        </w:rPr>
+        <w:t xml:space="preserve"> id)</w:t>
+      </w:r>
+    </w:p>
+    <w:p>
+      <w:pPr>
+        <w:suppressAutoHyphens w:val="0"/>
+        <w:autoSpaceDE w:val="0"/>
+        <w:autoSpaceDN w:val="0"/>
+        <w:adjustRightInd w:val="0"/>
+        <w:rPr>
+          <w:rFonts w:ascii="Consolas" w:hAnsi="Consolas" w:cs="Consolas"/>
+          <w:b/>
+          <w:bCs/>
+          <w:color w:val="000000"/>
+          <w:sz w:val="20"/>
+          <w:szCs w:val="20"/>
+          <w:lang w:eastAsia="en-US"/>
+        </w:rPr>
+      </w:pPr>
+      <w:r>
+        <w:rPr>
+          <w:rFonts w:ascii="Consolas" w:hAnsi="Consolas" w:cs="Consolas"/>
+          <w:b/>
+          <w:bCs/>
+          <w:color w:val="000000"/>
+          <w:sz w:val="20"/>
+          <w:szCs w:val="20"/>
+          <w:lang w:eastAsia="en-US"/>
+        </w:rPr>
+        <w:t xml:space="preserve">    {</w:t>
+      </w:r>
+    </w:p>
+    <w:p>
+      <w:pPr>
+        <w:suppressAutoHyphens w:val="0"/>
+        <w:autoSpaceDE w:val="0"/>
+        <w:autoSpaceDN w:val="0"/>
+        <w:adjustRightInd w:val="0"/>
+        <w:rPr>
+          <w:rFonts w:ascii="Consolas" w:hAnsi="Consolas" w:cs="Consolas"/>
+          <w:b/>
+          <w:bCs/>
+          <w:color w:val="000000"/>
+          <w:sz w:val="20"/>
+          <w:szCs w:val="20"/>
+          <w:lang w:eastAsia="en-US"/>
+        </w:rPr>
+      </w:pPr>
+      <w:r>
+        <w:rPr>
+          <w:rFonts w:ascii="Consolas" w:hAnsi="Consolas" w:cs="Consolas"/>
+          <w:b/>
+          <w:bCs/>
+          <w:color w:val="000000"/>
+          <w:sz w:val="20"/>
+          <w:szCs w:val="20"/>
+          <w:lang w:eastAsia="en-US"/>
+        </w:rPr>
+        <w:t xml:space="preserve">        </w:t>
+      </w:r>
+      <w:r>
+        <w:rPr>
+          <w:rFonts w:ascii="Consolas" w:hAnsi="Consolas" w:cs="Consolas"/>
+          <w:b/>
+          <w:bCs/>
+          <w:color w:val="0000FF"/>
+          <w:sz w:val="20"/>
+          <w:szCs w:val="20"/>
+          <w:lang w:eastAsia="en-US"/>
+        </w:rPr>
+        <w:t>var</w:t>
+      </w:r>
+      <w:r>
+        <w:rPr>
+          <w:rFonts w:ascii="Consolas" w:hAnsi="Consolas" w:cs="Consolas"/>
+          <w:b/>
+          <w:bCs/>
+          <w:color w:val="000000"/>
+          <w:sz w:val="20"/>
+          <w:szCs w:val="20"/>
+          <w:lang w:eastAsia="en-US"/>
+        </w:rPr>
+        <w:t xml:space="preserve"> request = </w:t>
+      </w:r>
+      <w:r>
+        <w:rPr>
+          <w:rFonts w:ascii="Consolas" w:hAnsi="Consolas" w:cs="Consolas"/>
+          <w:b/>
+          <w:bCs/>
+          <w:color w:val="0000FF"/>
+          <w:sz w:val="20"/>
+          <w:szCs w:val="20"/>
+          <w:lang w:eastAsia="en-US"/>
+        </w:rPr>
+        <w:t>new</w:t>
+      </w:r>
+      <w:r>
+        <w:rPr>
+          <w:rFonts w:ascii="Consolas" w:hAnsi="Consolas" w:cs="Consolas"/>
+          <w:b/>
+          <w:bCs/>
+          <w:color w:val="000000"/>
+          <w:sz w:val="20"/>
+          <w:szCs w:val="20"/>
+          <w:lang w:eastAsia="en-US"/>
+        </w:rPr>
+        <w:t xml:space="preserve"> </w:t>
+      </w:r>
+      <w:proofErr w:type="spellStart"/>
+      <w:r>
+        <w:rPr>
+          <w:rFonts w:ascii="Consolas" w:hAnsi="Consolas" w:cs="Consolas"/>
+          <w:b/>
+          <w:bCs/>
+          <w:color w:val="000000"/>
+          <w:sz w:val="20"/>
+          <w:szCs w:val="20"/>
+          <w:lang w:eastAsia="en-US"/>
+        </w:rPr>
+        <w:t>RestRequest</w:t>
+      </w:r>
+      <w:proofErr w:type="spellEnd"/>
+      <w:r>
+        <w:rPr>
+          <w:rFonts w:ascii="Consolas" w:hAnsi="Consolas" w:cs="Consolas"/>
+          <w:b/>
+          <w:bCs/>
+          <w:color w:val="000000"/>
+          <w:sz w:val="20"/>
+          <w:szCs w:val="20"/>
+          <w:lang w:eastAsia="en-US"/>
+        </w:rPr>
+        <w:t>(</w:t>
+      </w:r>
+      <w:r>
+        <w:rPr>
+          <w:rFonts w:ascii="Consolas" w:hAnsi="Consolas" w:cs="Consolas"/>
+          <w:b/>
+          <w:bCs/>
+          <w:color w:val="A31515"/>
+          <w:sz w:val="20"/>
+          <w:szCs w:val="20"/>
+          <w:lang w:eastAsia="en-US"/>
+        </w:rPr>
+        <w:t>"/customers/"</w:t>
+      </w:r>
+      <w:r>
+        <w:rPr>
+          <w:rFonts w:ascii="Consolas" w:hAnsi="Consolas" w:cs="Consolas"/>
+          <w:b/>
+          <w:bCs/>
+          <w:color w:val="000000"/>
+          <w:sz w:val="20"/>
+          <w:szCs w:val="20"/>
+          <w:lang w:eastAsia="en-US"/>
+        </w:rPr>
+        <w:t xml:space="preserve"> + id, </w:t>
+      </w:r>
+      <w:proofErr w:type="spellStart"/>
+      <w:r>
+        <w:rPr>
+          <w:rFonts w:ascii="Consolas" w:hAnsi="Consolas" w:cs="Consolas"/>
+          <w:b/>
+          <w:bCs/>
+          <w:color w:val="000000"/>
+          <w:sz w:val="20"/>
+          <w:szCs w:val="20"/>
+          <w:lang w:eastAsia="en-US"/>
+        </w:rPr>
+        <w:t>Method.Get</w:t>
+      </w:r>
+      <w:proofErr w:type="spellEnd"/>
+      <w:r>
+        <w:rPr>
+          <w:rFonts w:ascii="Consolas" w:hAnsi="Consolas" w:cs="Consolas"/>
+          <w:b/>
+          <w:bCs/>
+          <w:color w:val="000000"/>
+          <w:sz w:val="20"/>
+          <w:szCs w:val="20"/>
+          <w:lang w:eastAsia="en-US"/>
+        </w:rPr>
+        <w:t>);</w:t>
+      </w:r>
+    </w:p>
+    <w:p>
+      <w:pPr>
+        <w:suppressAutoHyphens w:val="0"/>
+        <w:autoSpaceDE w:val="0"/>
+        <w:autoSpaceDN w:val="0"/>
+        <w:adjustRightInd w:val="0"/>
+        <w:rPr>
+          <w:rFonts w:ascii="Consolas" w:hAnsi="Consolas" w:cs="Consolas"/>
+          <w:b/>
+          <w:bCs/>
+          <w:color w:val="000000"/>
+          <w:sz w:val="20"/>
+          <w:szCs w:val="20"/>
+          <w:lang w:eastAsia="en-US"/>
+        </w:rPr>
+      </w:pPr>
+      <w:r>
+        <w:rPr>
+          <w:rFonts w:ascii="Consolas" w:hAnsi="Consolas" w:cs="Consolas"/>
+          <w:b/>
+          <w:bCs/>
+          <w:color w:val="000000"/>
+          <w:sz w:val="20"/>
+          <w:szCs w:val="20"/>
+          <w:lang w:eastAsia="en-US"/>
+        </w:rPr>
+        <w:t xml:space="preserve">        </w:t>
+      </w:r>
+      <w:r>
+        <w:rPr>
+          <w:rFonts w:ascii="Consolas" w:hAnsi="Consolas" w:cs="Consolas"/>
+          <w:b/>
+          <w:bCs/>
+          <w:color w:val="0000FF"/>
+          <w:sz w:val="20"/>
+          <w:szCs w:val="20"/>
+          <w:lang w:eastAsia="en-US"/>
+        </w:rPr>
+        <w:t>var</w:t>
+      </w:r>
+      <w:r>
+        <w:rPr>
+          <w:rFonts w:ascii="Consolas" w:hAnsi="Consolas" w:cs="Consolas"/>
+          <w:b/>
+          <w:bCs/>
+          <w:color w:val="000000"/>
+          <w:sz w:val="20"/>
+          <w:szCs w:val="20"/>
+          <w:lang w:eastAsia="en-US"/>
+        </w:rPr>
+        <w:t xml:space="preserve"> response = </w:t>
+      </w:r>
+      <w:r>
+        <w:rPr>
+          <w:rFonts w:ascii="Consolas" w:hAnsi="Consolas" w:cs="Consolas"/>
+          <w:b/>
+          <w:bCs/>
+          <w:color w:val="0000FF"/>
+          <w:sz w:val="20"/>
+          <w:szCs w:val="20"/>
+          <w:lang w:eastAsia="en-US"/>
+        </w:rPr>
+        <w:t>await</w:t>
+      </w:r>
+      <w:r>
+        <w:rPr>
+          <w:rFonts w:ascii="Consolas" w:hAnsi="Consolas" w:cs="Consolas"/>
+          <w:b/>
+          <w:bCs/>
+          <w:color w:val="000000"/>
+          <w:sz w:val="20"/>
+          <w:szCs w:val="20"/>
+          <w:lang w:eastAsia="en-US"/>
+        </w:rPr>
+        <w:t xml:space="preserve"> _</w:t>
+      </w:r>
+      <w:proofErr w:type="spellStart"/>
+      <w:r>
+        <w:rPr>
+          <w:rFonts w:ascii="Consolas" w:hAnsi="Consolas" w:cs="Consolas"/>
+          <w:b/>
+          <w:bCs/>
+          <w:color w:val="000000"/>
+          <w:sz w:val="20"/>
+          <w:szCs w:val="20"/>
+          <w:lang w:eastAsia="en-US"/>
+        </w:rPr>
+        <w:t>client.ExecuteAsync</w:t>
+      </w:r>
+      <w:proofErr w:type="spellEnd"/>
+      <w:r>
+        <w:rPr>
+          <w:rFonts w:ascii="Consolas" w:hAnsi="Consolas" w:cs="Consolas"/>
+          <w:b/>
+          <w:bCs/>
+          <w:color w:val="000000"/>
+          <w:sz w:val="20"/>
+          <w:szCs w:val="20"/>
+          <w:lang w:eastAsia="en-US"/>
+        </w:rPr>
+        <w:t>(request);</w:t>
+      </w:r>
+    </w:p>
+    <w:p>
+      <w:pPr>
+        <w:suppressAutoHyphens w:val="0"/>
+        <w:autoSpaceDE w:val="0"/>
+        <w:autoSpaceDN w:val="0"/>
+        <w:adjustRightInd w:val="0"/>
+        <w:rPr>
+          <w:rFonts w:ascii="Consolas" w:hAnsi="Consolas" w:cs="Consolas"/>
+          <w:b/>
+          <w:bCs/>
+          <w:color w:val="000000"/>
+          <w:sz w:val="20"/>
+          <w:szCs w:val="20"/>
+          <w:lang w:eastAsia="en-US"/>
+        </w:rPr>
+      </w:pPr>
+    </w:p>
+    <w:p>
+      <w:pPr>
+        <w:suppressAutoHyphens w:val="0"/>
+        <w:autoSpaceDE w:val="0"/>
+        <w:autoSpaceDN w:val="0"/>
+        <w:adjustRightInd w:val="0"/>
+        <w:rPr>
+          <w:rFonts w:ascii="Consolas" w:hAnsi="Consolas" w:cs="Consolas"/>
+          <w:b/>
+          <w:bCs/>
+          <w:color w:val="000000"/>
+          <w:sz w:val="20"/>
+          <w:szCs w:val="20"/>
+          <w:lang w:eastAsia="en-US"/>
+        </w:rPr>
+      </w:pPr>
+      <w:r>
+        <w:rPr>
+          <w:rFonts w:ascii="Consolas" w:hAnsi="Consolas" w:cs="Consolas"/>
+          <w:b/>
+          <w:bCs/>
+          <w:color w:val="000000"/>
+          <w:sz w:val="20"/>
+          <w:szCs w:val="20"/>
+          <w:lang w:eastAsia="en-US"/>
+        </w:rPr>
+        <w:t xml:space="preserve">        </w:t>
+      </w:r>
+      <w:r>
+        <w:rPr>
+          <w:rFonts w:ascii="Consolas" w:hAnsi="Consolas" w:cs="Consolas"/>
+          <w:b/>
+          <w:bCs/>
+          <w:color w:val="0000FF"/>
+          <w:sz w:val="20"/>
+          <w:szCs w:val="20"/>
+          <w:lang w:eastAsia="en-US"/>
+        </w:rPr>
+        <w:t>if</w:t>
+      </w:r>
+      <w:r>
+        <w:rPr>
+          <w:rFonts w:ascii="Consolas" w:hAnsi="Consolas" w:cs="Consolas"/>
+          <w:b/>
+          <w:bCs/>
+          <w:color w:val="000000"/>
+          <w:sz w:val="20"/>
+          <w:szCs w:val="20"/>
+          <w:lang w:eastAsia="en-US"/>
+        </w:rPr>
+        <w:t xml:space="preserve"> (</w:t>
+      </w:r>
+      <w:proofErr w:type="spellStart"/>
+      <w:r>
+        <w:rPr>
+          <w:rFonts w:ascii="Consolas" w:hAnsi="Consolas" w:cs="Consolas"/>
+          <w:b/>
+          <w:bCs/>
+          <w:color w:val="000000"/>
+          <w:sz w:val="20"/>
+          <w:szCs w:val="20"/>
+          <w:lang w:eastAsia="en-US"/>
+        </w:rPr>
+        <w:t>response.StatusCode</w:t>
+      </w:r>
+      <w:proofErr w:type="spellEnd"/>
+      <w:r>
+        <w:rPr>
+          <w:rFonts w:ascii="Consolas" w:hAnsi="Consolas" w:cs="Consolas"/>
+          <w:b/>
+          <w:bCs/>
+          <w:color w:val="000000"/>
+          <w:sz w:val="20"/>
+          <w:szCs w:val="20"/>
+          <w:lang w:eastAsia="en-US"/>
+        </w:rPr>
+        <w:t xml:space="preserve"> != </w:t>
+      </w:r>
+      <w:proofErr w:type="spellStart"/>
+      <w:r>
+        <w:rPr>
+          <w:rFonts w:ascii="Consolas" w:hAnsi="Consolas" w:cs="Consolas"/>
+          <w:b/>
+          <w:bCs/>
+          <w:color w:val="000000"/>
+          <w:sz w:val="20"/>
+          <w:szCs w:val="20"/>
+          <w:lang w:eastAsia="en-US"/>
+        </w:rPr>
+        <w:t>HttpStatusCode.OK</w:t>
+      </w:r>
+      <w:proofErr w:type="spellEnd"/>
+      <w:r>
+        <w:rPr>
+          <w:rFonts w:ascii="Consolas" w:hAnsi="Consolas" w:cs="Consolas"/>
+          <w:b/>
+          <w:bCs/>
+          <w:color w:val="000000"/>
+          <w:sz w:val="20"/>
+          <w:szCs w:val="20"/>
+          <w:lang w:eastAsia="en-US"/>
+        </w:rPr>
+        <w:t>)</w:t>
+      </w:r>
+    </w:p>
+    <w:p>
+      <w:pPr>
+        <w:suppressAutoHyphens w:val="0"/>
+        <w:autoSpaceDE w:val="0"/>
+        <w:autoSpaceDN w:val="0"/>
+        <w:adjustRightInd w:val="0"/>
+        <w:rPr>
+          <w:rFonts w:ascii="Consolas" w:hAnsi="Consolas" w:cs="Consolas"/>
+          <w:b/>
+          <w:bCs/>
+          <w:color w:val="000000"/>
+          <w:sz w:val="20"/>
+          <w:szCs w:val="20"/>
+          <w:lang w:eastAsia="en-US"/>
+        </w:rPr>
+      </w:pPr>
+      <w:r>
+        <w:rPr>
+          <w:rFonts w:ascii="Consolas" w:hAnsi="Consolas" w:cs="Consolas"/>
+          <w:b/>
+          <w:bCs/>
+          <w:color w:val="000000"/>
+          <w:sz w:val="20"/>
+          <w:szCs w:val="20"/>
+          <w:lang w:eastAsia="en-US"/>
+        </w:rPr>
+        <w:t xml:space="preserve">        {</w:t>
+      </w:r>
+    </w:p>
+    <w:p>
+      <w:pPr>
+        <w:suppressAutoHyphens w:val="0"/>
+        <w:autoSpaceDE w:val="0"/>
+        <w:autoSpaceDN w:val="0"/>
+        <w:adjustRightInd w:val="0"/>
+        <w:rPr>
+          <w:rFonts w:ascii="Consolas" w:hAnsi="Consolas" w:cs="Consolas"/>
+          <w:b/>
+          <w:bCs/>
+          <w:color w:val="000000"/>
+          <w:sz w:val="20"/>
+          <w:szCs w:val="20"/>
+          <w:lang w:eastAsia="en-US"/>
+        </w:rPr>
+      </w:pPr>
+      <w:r>
+        <w:rPr>
+          <w:rFonts w:ascii="Consolas" w:hAnsi="Consolas" w:cs="Consolas"/>
+          <w:b/>
+          <w:bCs/>
+          <w:color w:val="000000"/>
+          <w:sz w:val="20"/>
+          <w:szCs w:val="20"/>
+          <w:lang w:eastAsia="en-US"/>
+        </w:rPr>
+        <w:t xml:space="preserve">            </w:t>
+      </w:r>
+      <w:r>
+        <w:rPr>
+          <w:rFonts w:ascii="Consolas" w:hAnsi="Consolas" w:cs="Consolas"/>
+          <w:b/>
+          <w:bCs/>
+          <w:color w:val="0000FF"/>
+          <w:sz w:val="20"/>
+          <w:szCs w:val="20"/>
+          <w:lang w:eastAsia="en-US"/>
+        </w:rPr>
+        <w:t>throw</w:t>
+      </w:r>
+      <w:r>
+        <w:rPr>
+          <w:rFonts w:ascii="Consolas" w:hAnsi="Consolas" w:cs="Consolas"/>
+          <w:b/>
+          <w:bCs/>
+          <w:color w:val="000000"/>
+          <w:sz w:val="20"/>
+          <w:szCs w:val="20"/>
+          <w:lang w:eastAsia="en-US"/>
+        </w:rPr>
+        <w:t xml:space="preserve"> </w:t>
+      </w:r>
+      <w:r>
+        <w:rPr>
+          <w:rFonts w:ascii="Consolas" w:hAnsi="Consolas" w:cs="Consolas"/>
+          <w:b/>
+          <w:bCs/>
+          <w:color w:val="0000FF"/>
+          <w:sz w:val="20"/>
+          <w:szCs w:val="20"/>
+          <w:lang w:eastAsia="en-US"/>
+        </w:rPr>
+        <w:t>new</w:t>
+      </w:r>
+      <w:r>
+        <w:rPr>
+          <w:rFonts w:ascii="Consolas" w:hAnsi="Consolas" w:cs="Consolas"/>
+          <w:b/>
+          <w:bCs/>
+          <w:color w:val="000000"/>
+          <w:sz w:val="20"/>
+          <w:szCs w:val="20"/>
+          <w:lang w:eastAsia="en-US"/>
+        </w:rPr>
+        <w:t xml:space="preserve"> </w:t>
+      </w:r>
+      <w:proofErr w:type="spellStart"/>
+      <w:r>
+        <w:rPr>
+          <w:rFonts w:ascii="Consolas" w:hAnsi="Consolas" w:cs="Consolas"/>
+          <w:b/>
+          <w:bCs/>
+          <w:color w:val="000000"/>
+          <w:sz w:val="20"/>
+          <w:szCs w:val="20"/>
+          <w:lang w:eastAsia="en-US"/>
+        </w:rPr>
+        <w:t>HttpRequestException</w:t>
+      </w:r>
+      <w:proofErr w:type="spellEnd"/>
+      <w:r>
+        <w:rPr>
+          <w:rFonts w:ascii="Consolas" w:hAnsi="Consolas" w:cs="Consolas"/>
+          <w:b/>
+          <w:bCs/>
+          <w:color w:val="000000"/>
+          <w:sz w:val="20"/>
+          <w:szCs w:val="20"/>
+          <w:lang w:eastAsia="en-US"/>
+        </w:rPr>
+        <w:t>();</w:t>
+      </w:r>
+    </w:p>
+    <w:p>
+      <w:pPr>
+        <w:suppressAutoHyphens w:val="0"/>
+        <w:autoSpaceDE w:val="0"/>
+        <w:autoSpaceDN w:val="0"/>
+        <w:adjustRightInd w:val="0"/>
+        <w:rPr>
+          <w:rFonts w:ascii="Consolas" w:hAnsi="Consolas" w:cs="Consolas"/>
+          <w:b/>
+          <w:bCs/>
+          <w:color w:val="000000"/>
+          <w:sz w:val="20"/>
+          <w:szCs w:val="20"/>
+          <w:lang w:eastAsia="en-US"/>
+        </w:rPr>
+      </w:pPr>
+      <w:r>
+        <w:rPr>
+          <w:rFonts w:ascii="Consolas" w:hAnsi="Consolas" w:cs="Consolas"/>
+          <w:b/>
+          <w:bCs/>
+          <w:color w:val="000000"/>
+          <w:sz w:val="20"/>
+          <w:szCs w:val="20"/>
+          <w:lang w:eastAsia="en-US"/>
+        </w:rPr>
+        <w:t xml:space="preserve">        }</w:t>
+      </w:r>
+    </w:p>
+    <w:p>
+      <w:pPr>
+        <w:suppressAutoHyphens w:val="0"/>
+        <w:autoSpaceDE w:val="0"/>
+        <w:autoSpaceDN w:val="0"/>
+        <w:adjustRightInd w:val="0"/>
+        <w:rPr>
+          <w:rFonts w:ascii="Consolas" w:hAnsi="Consolas" w:cs="Consolas"/>
+          <w:b/>
+          <w:bCs/>
+          <w:color w:val="000000"/>
+          <w:sz w:val="20"/>
+          <w:szCs w:val="20"/>
+          <w:lang w:eastAsia="en-US"/>
+        </w:rPr>
+      </w:pPr>
+      <w:r>
+        <w:rPr>
+          <w:rFonts w:ascii="Consolas" w:hAnsi="Consolas" w:cs="Consolas"/>
+          <w:b/>
+          <w:bCs/>
+          <w:color w:val="000000"/>
+          <w:sz w:val="20"/>
+          <w:szCs w:val="20"/>
+          <w:lang w:eastAsia="en-US"/>
+        </w:rPr>
+        <w:t xml:space="preserve">        </w:t>
+      </w:r>
+      <w:r>
+        <w:rPr>
+          <w:rFonts w:ascii="Consolas" w:hAnsi="Consolas" w:cs="Consolas"/>
+          <w:b/>
+          <w:bCs/>
+          <w:color w:val="0000FF"/>
+          <w:sz w:val="20"/>
+          <w:szCs w:val="20"/>
+          <w:lang w:eastAsia="en-US"/>
+        </w:rPr>
+        <w:t>return</w:t>
+      </w:r>
+      <w:r>
+        <w:rPr>
+          <w:rFonts w:ascii="Consolas" w:hAnsi="Consolas" w:cs="Consolas"/>
+          <w:b/>
+          <w:bCs/>
+          <w:color w:val="000000"/>
+          <w:sz w:val="20"/>
+          <w:szCs w:val="20"/>
+          <w:lang w:eastAsia="en-US"/>
+        </w:rPr>
+        <w:t xml:space="preserve"> </w:t>
+      </w:r>
+      <w:proofErr w:type="spellStart"/>
+      <w:r>
+        <w:rPr>
+          <w:rFonts w:ascii="Consolas" w:hAnsi="Consolas" w:cs="Consolas"/>
+          <w:b/>
+          <w:bCs/>
+          <w:color w:val="000000"/>
+          <w:sz w:val="20"/>
+          <w:szCs w:val="20"/>
+          <w:lang w:eastAsia="en-US"/>
+        </w:rPr>
+        <w:t>response.Content</w:t>
+      </w:r>
+      <w:proofErr w:type="spellEnd"/>
+      <w:r>
+        <w:rPr>
+          <w:rFonts w:ascii="Consolas" w:hAnsi="Consolas" w:cs="Consolas"/>
+          <w:b/>
+          <w:bCs/>
+          <w:color w:val="000000"/>
+          <w:sz w:val="20"/>
+          <w:szCs w:val="20"/>
+          <w:lang w:eastAsia="en-US"/>
+        </w:rPr>
+        <w:t>;</w:t>
+      </w:r>
+    </w:p>
+    <w:p>
+      <w:pPr>
+        <w:suppressAutoHyphens w:val="0"/>
+        <w:autoSpaceDE w:val="0"/>
+        <w:autoSpaceDN w:val="0"/>
+        <w:adjustRightInd w:val="0"/>
+        <w:rPr>
+          <w:rFonts w:ascii="Consolas" w:hAnsi="Consolas" w:cs="Consolas"/>
+          <w:b/>
+          <w:bCs/>
+          <w:color w:val="000000"/>
+          <w:sz w:val="20"/>
+          <w:szCs w:val="20"/>
+          <w:lang w:eastAsia="en-US"/>
+        </w:rPr>
+      </w:pPr>
+      <w:r>
+        <w:rPr>
+          <w:rFonts w:ascii="Consolas" w:hAnsi="Consolas" w:cs="Consolas"/>
+          <w:b/>
+          <w:bCs/>
+          <w:color w:val="000000"/>
+          <w:sz w:val="20"/>
+          <w:szCs w:val="20"/>
+          <w:lang w:eastAsia="en-US"/>
+        </w:rPr>
+        <w:t xml:space="preserve">    }</w:t>
+      </w:r>
+    </w:p>
+    <w:p>
+      <w:pPr>
+        <w:suppressAutoHyphens w:val="0"/>
+        <w:autoSpaceDE w:val="0"/>
+        <w:autoSpaceDN w:val="0"/>
+        <w:adjustRightInd w:val="0"/>
+        <w:rPr>
+          <w:rFonts w:ascii="Consolas" w:hAnsi="Consolas" w:cs="Consolas"/>
+          <w:b/>
+          <w:bCs/>
+          <w:color w:val="000000"/>
+          <w:sz w:val="20"/>
+          <w:szCs w:val="20"/>
+          <w:lang w:eastAsia="en-US"/>
+        </w:rPr>
+      </w:pPr>
+      <w:r>
+        <w:rPr>
+          <w:rFonts w:ascii="Consolas" w:hAnsi="Consolas" w:cs="Consolas"/>
+          <w:b/>
+          <w:bCs/>
+          <w:color w:val="000000"/>
+          <w:sz w:val="20"/>
+          <w:szCs w:val="20"/>
+          <w:lang w:eastAsia="en-US"/>
+        </w:rPr>
+        <w:t>}</w:t>
+      </w:r>
+    </w:p>
+    <w:p>
+      <w:pPr>
+        <w:suppressAutoHyphens w:val="0"/>
+        <w:autoSpaceDE w:val="0"/>
+        <w:autoSpaceDN w:val="0"/>
+        <w:adjustRightInd w:val="0"/>
+        <w:rPr>
+          <w:rFonts w:cs="Times New Roman"/>
+          <w:b/>
+          <w:bCs/>
+          <w:sz w:val="24"/>
+          <w:szCs w:val="24"/>
+        </w:rPr>
+      </w:pPr>
+      <w:r>
+        <w:rPr>
+          <w:rFonts w:cs="Times New Roman"/>
+          <w:b/>
+          <w:bCs/>
+          <w:sz w:val="24"/>
+          <w:szCs w:val="24"/>
+        </w:rPr>
+        <w:lastRenderedPageBreak/>
+        <w:t>If you get the compilation error</w:t>
+      </w:r>
+      <w:r>
+        <w:rPr>
+          <w:rFonts w:cs="Times New Roman"/>
+          <w:b/>
+          <w:bCs/>
+          <w:sz w:val="24"/>
+          <w:szCs w:val="24"/>
+        </w:rPr>
+        <w:t>:</w:t>
+      </w:r>
+    </w:p>
+    <w:p>
+      <w:pPr>
+        <w:suppressAutoHyphens w:val="0"/>
+        <w:autoSpaceDE w:val="0"/>
+        <w:autoSpaceDN w:val="0"/>
+        <w:adjustRightInd w:val="0"/>
+        <w:rPr>
+          <w:rFonts w:cs="Times New Roman"/>
+          <w:b/>
+          <w:bCs/>
+          <w:i/>
+          <w:iCs/>
+          <w:color w:val="80340D" w:themeColor="accent2" w:themeShade="80"/>
+          <w:sz w:val="24"/>
+          <w:szCs w:val="24"/>
+        </w:rPr>
+      </w:pPr>
+      <w:r>
+        <w:rPr>
+          <w:rFonts w:cs="Times New Roman"/>
+          <w:b/>
+          <w:bCs/>
+          <w:i/>
+          <w:iCs/>
+          <w:color w:val="80340D" w:themeColor="accent2" w:themeShade="80"/>
+          <w:sz w:val="24"/>
+          <w:szCs w:val="24"/>
+        </w:rPr>
+        <w:t xml:space="preserve">The type </w:t>
+      </w:r>
+      <w:proofErr w:type="spellStart"/>
+      <w:r>
+        <w:rPr>
+          <w:rFonts w:cs="Times New Roman"/>
+          <w:b/>
+          <w:bCs/>
+          <w:i/>
+          <w:iCs/>
+          <w:color w:val="80340D" w:themeColor="accent2" w:themeShade="80"/>
+          <w:sz w:val="24"/>
+          <w:szCs w:val="24"/>
+        </w:rPr>
+        <w:t>XmlElement</w:t>
+      </w:r>
+      <w:proofErr w:type="spellEnd"/>
+      <w:r>
+        <w:rPr>
+          <w:rFonts w:cs="Times New Roman"/>
+          <w:b/>
+          <w:bCs/>
+          <w:i/>
+          <w:iCs/>
+          <w:color w:val="80340D" w:themeColor="accent2" w:themeShade="80"/>
+          <w:sz w:val="24"/>
+          <w:szCs w:val="24"/>
+        </w:rPr>
+        <w:t xml:space="preserve"> is defined in an assembly that is not referenced.</w:t>
+      </w:r>
+    </w:p>
+    <w:p>
+      <w:r>
+        <w:t xml:space="preserve">Click on the line and press Ctrl-. (control dot) to add the required </w:t>
+      </w:r>
+      <w:proofErr w:type="spellStart"/>
+      <w:r>
+        <w:t>System.Xml</w:t>
+      </w:r>
+      <w:proofErr w:type="spellEnd"/>
+      <w:r>
+        <w:t xml:space="preserve"> and </w:t>
+      </w:r>
+      <w:proofErr w:type="spellStart"/>
+      <w:r>
+        <w:t>System.Xml.Linq</w:t>
+      </w:r>
+      <w:proofErr w:type="spellEnd"/>
+      <w:r>
+        <w:t xml:space="preserve"> to your assembly (.Net Core has these built in).</w:t>
+      </w:r>
+    </w:p>
+    <w:p>
+      <w:pPr>
+        <w:pStyle w:val="NormalWeb"/>
+        <w:shd w:val="clear" w:color="auto" w:fill="FFFFFF"/>
+        <w:rPr>
+          <w:rFonts w:ascii="Consolas" w:eastAsia="Times New Roman" w:hAnsi="Consolas"/>
+          <w:color w:val="000000"/>
+          <w:sz w:val="20"/>
+          <w:szCs w:val="20"/>
+        </w:rPr>
+      </w:pPr>
+    </w:p>
+    <w:p>
+      <w:pPr>
+        <w:suppressAutoHyphens w:val="0"/>
+        <w:rPr>
+          <w:rFonts w:asciiTheme="majorHAnsi" w:eastAsiaTheme="majorEastAsia" w:hAnsiTheme="majorHAnsi" w:cstheme="majorBidi"/>
+          <w:b/>
+          <w:bCs/>
+          <w:color w:val="0F4761" w:themeColor="accent1" w:themeShade="BF"/>
+          <w:sz w:val="32"/>
+          <w:szCs w:val="32"/>
+        </w:rPr>
+      </w:pPr>
+    </w:p>
+    <w:p>
+      <w:pPr>
+        <w:keepNext/>
+        <w:keepLines/>
+        <w:rPr>
+          <w:rFonts w:asciiTheme="majorHAnsi" w:eastAsiaTheme="majorEastAsia" w:hAnsiTheme="majorHAnsi" w:cstheme="majorBidi"/>
+          <w:b/>
+          <w:bCs/>
+          <w:color w:val="0F4761" w:themeColor="accent1" w:themeShade="BF"/>
+          <w:sz w:val="32"/>
+          <w:szCs w:val="32"/>
+        </w:rPr>
+      </w:pPr>
+      <w:r>
+        <w:rPr>
+          <w:rFonts w:asciiTheme="majorHAnsi" w:eastAsiaTheme="majorEastAsia" w:hAnsiTheme="majorHAnsi" w:cstheme="majorBidi"/>
+          <w:b/>
+          <w:bCs/>
+          <w:color w:val="0F4761" w:themeColor="accent1" w:themeShade="BF"/>
+          <w:sz w:val="32"/>
+          <w:szCs w:val="32"/>
+        </w:rPr>
+        <w:t>Write the Integration test</w:t>
+      </w:r>
+    </w:p>
+    <w:p>
+      <w:pPr>
+        <w:keepNext/>
+        <w:keepLines/>
+      </w:pPr>
+    </w:p>
+    <w:p>
+      <w:pPr>
+        <w:keepNext/>
+        <w:keepLines/>
+        <w:rPr>
+          <w:rFonts w:ascii="Times New Roman" w:hAnsi="Times New Roman"/>
+          <w:sz w:val="24"/>
+          <w:szCs w:val="24"/>
+        </w:rPr>
+      </w:pPr>
+      <w:r>
+        <w:rPr>
+          <w:rFonts w:ascii="Times New Roman" w:hAnsi="Times New Roman"/>
+          <w:sz w:val="24"/>
+          <w:szCs w:val="24"/>
+        </w:rPr>
+        <w:t xml:space="preserve">Create a unit test class called </w:t>
+      </w:r>
+      <w:proofErr w:type="spellStart"/>
+      <w:r>
+        <w:rPr>
+          <w:rFonts w:ascii="Consolas" w:hAnsi="Consolas" w:cs="Consolas"/>
+          <w:b/>
+          <w:bCs/>
+          <w:color w:val="2B91AF"/>
+          <w:sz w:val="20"/>
+          <w:szCs w:val="20"/>
+          <w:lang w:eastAsia="en-US"/>
+        </w:rPr>
+        <w:t>CustomerApiIntegrationTest</w:t>
+      </w:r>
+      <w:proofErr w:type="spellEnd"/>
+      <w:r>
+        <w:rPr>
+          <w:sz w:val="24"/>
+          <w:szCs w:val="24"/>
+        </w:rPr>
+        <w:t xml:space="preserve">  </w:t>
+      </w:r>
+      <w:r>
+        <w:rPr>
+          <w:rFonts w:ascii="Times New Roman" w:hAnsi="Times New Roman"/>
+          <w:sz w:val="24"/>
+          <w:szCs w:val="24"/>
+        </w:rPr>
+        <w:t>(or rename the UnitTest1.cs)</w:t>
+      </w:r>
+      <w:r>
+        <w:rPr>
+          <w:rFonts w:ascii="Times New Roman" w:hAnsi="Times New Roman"/>
+          <w:sz w:val="24"/>
+          <w:szCs w:val="24"/>
+        </w:rPr>
+        <w:t xml:space="preserve"> to </w:t>
+      </w:r>
+      <w:r>
+        <w:rPr>
+          <w:rFonts w:ascii="Times New Roman" w:hAnsi="Times New Roman"/>
+          <w:sz w:val="24"/>
+          <w:szCs w:val="24"/>
+        </w:rPr>
+        <w:t xml:space="preserve">test your </w:t>
+      </w:r>
+      <w:proofErr w:type="spellStart"/>
+      <w:r>
+        <w:rPr>
+          <w:rFonts w:ascii="Times New Roman" w:hAnsi="Times New Roman"/>
+          <w:b/>
+          <w:bCs/>
+          <w:sz w:val="24"/>
+          <w:szCs w:val="24"/>
+        </w:rPr>
+        <w:t>UserService</w:t>
+      </w:r>
+      <w:proofErr w:type="spellEnd"/>
+      <w:r>
+        <w:rPr>
+          <w:rFonts w:ascii="Times New Roman" w:hAnsi="Times New Roman"/>
+          <w:sz w:val="24"/>
+          <w:szCs w:val="24"/>
+        </w:rPr>
+        <w:t xml:space="preserve"> class code.</w:t>
+      </w:r>
+    </w:p>
+    <w:p>
+      <w:pPr>
+        <w:keepNext/>
+        <w:keepLines/>
+      </w:pPr>
+    </w:p>
+    <w:p>
+      <w:pPr>
+        <w:keepNext/>
+        <w:keepLines/>
+      </w:pPr>
+      <w:r>
+        <w:t xml:space="preserve">Create a test class called </w:t>
+      </w:r>
+      <w:proofErr w:type="spellStart"/>
+      <w:r>
+        <w:rPr>
+          <w:rFonts w:ascii="Consolas" w:hAnsi="Consolas" w:cs="Consolas"/>
+          <w:b/>
+          <w:bCs/>
+          <w:color w:val="2B91AF"/>
+          <w:sz w:val="20"/>
+          <w:szCs w:val="20"/>
+          <w:lang w:eastAsia="en-US"/>
+        </w:rPr>
+        <w:t>CustomerApiIntegrationTest</w:t>
+      </w:r>
+      <w:proofErr w:type="spellEnd"/>
+      <w:r>
+        <w:rPr>
+          <w:sz w:val="24"/>
+          <w:szCs w:val="24"/>
+        </w:rPr>
+        <w:t xml:space="preserve">  </w:t>
+      </w:r>
+      <w:r>
+        <w:t>in a test project and then add the following code:</w:t>
+      </w:r>
+    </w:p>
+    <w:p>
+      <w:pPr>
+        <w:keepNext/>
+        <w:keepLines/>
+      </w:pPr>
+    </w:p>
+    <w:p>
+      <w:pPr>
+        <w:keepNext/>
+        <w:keepLines/>
+        <w:suppressAutoHyphens w:val="0"/>
+        <w:autoSpaceDE w:val="0"/>
+        <w:autoSpaceDN w:val="0"/>
+        <w:adjustRightInd w:val="0"/>
+        <w:rPr>
+          <w:rFonts w:ascii="Consolas" w:hAnsi="Consolas" w:cs="Consolas"/>
+          <w:b/>
+          <w:bCs/>
+          <w:color w:val="000000"/>
+          <w:sz w:val="20"/>
+          <w:szCs w:val="20"/>
+          <w:lang w:eastAsia="en-US"/>
+        </w:rPr>
+      </w:pPr>
+      <w:r>
+        <w:rPr>
+          <w:rFonts w:ascii="Consolas" w:hAnsi="Consolas" w:cs="Consolas"/>
+          <w:b/>
+          <w:bCs/>
+          <w:color w:val="0000FF"/>
+          <w:sz w:val="20"/>
+          <w:szCs w:val="20"/>
+          <w:lang w:eastAsia="en-US"/>
+        </w:rPr>
+        <w:t>using</w:t>
+      </w:r>
+      <w:r>
+        <w:rPr>
+          <w:rFonts w:ascii="Consolas" w:hAnsi="Consolas" w:cs="Consolas"/>
+          <w:b/>
+          <w:bCs/>
+          <w:color w:val="000000"/>
+          <w:sz w:val="20"/>
+          <w:szCs w:val="20"/>
+          <w:lang w:eastAsia="en-US"/>
+        </w:rPr>
+        <w:t xml:space="preserve"> </w:t>
+      </w:r>
+      <w:proofErr w:type="spellStart"/>
+      <w:r>
+        <w:rPr>
+          <w:rFonts w:ascii="Consolas" w:hAnsi="Consolas" w:cs="Consolas"/>
+          <w:b/>
+          <w:bCs/>
+          <w:color w:val="000000"/>
+          <w:sz w:val="20"/>
+          <w:szCs w:val="20"/>
+          <w:lang w:eastAsia="en-US"/>
+        </w:rPr>
+        <w:t>Microsoft.VisualStudio.TestTools.UnitTesting</w:t>
+      </w:r>
+      <w:proofErr w:type="spellEnd"/>
+      <w:r>
+        <w:rPr>
+          <w:rFonts w:ascii="Consolas" w:hAnsi="Consolas" w:cs="Consolas"/>
+          <w:b/>
+          <w:bCs/>
+          <w:color w:val="000000"/>
+          <w:sz w:val="20"/>
+          <w:szCs w:val="20"/>
+          <w:lang w:eastAsia="en-US"/>
+        </w:rPr>
+        <w:t>;</w:t>
+      </w:r>
+    </w:p>
+    <w:p>
+      <w:pPr>
+        <w:keepNext/>
+        <w:keepLines/>
+        <w:suppressAutoHyphens w:val="0"/>
+        <w:autoSpaceDE w:val="0"/>
+        <w:autoSpaceDN w:val="0"/>
+        <w:adjustRightInd w:val="0"/>
+        <w:rPr>
+          <w:rFonts w:ascii="Consolas" w:hAnsi="Consolas" w:cs="Consolas"/>
+          <w:b/>
+          <w:bCs/>
+          <w:color w:val="000000"/>
+          <w:sz w:val="20"/>
+          <w:szCs w:val="20"/>
+          <w:lang w:eastAsia="en-US"/>
+        </w:rPr>
+      </w:pPr>
+      <w:r>
+        <w:rPr>
+          <w:rFonts w:ascii="Consolas" w:hAnsi="Consolas" w:cs="Consolas"/>
+          <w:b/>
+          <w:bCs/>
+          <w:color w:val="0000FF"/>
+          <w:sz w:val="20"/>
+          <w:szCs w:val="20"/>
+          <w:lang w:eastAsia="en-US"/>
+        </w:rPr>
+        <w:t>using</w:t>
+      </w:r>
+      <w:r>
+        <w:rPr>
+          <w:rFonts w:ascii="Consolas" w:hAnsi="Consolas" w:cs="Consolas"/>
+          <w:b/>
+          <w:bCs/>
+          <w:color w:val="000000"/>
+          <w:sz w:val="20"/>
+          <w:szCs w:val="20"/>
+          <w:lang w:eastAsia="en-US"/>
+        </w:rPr>
+        <w:t xml:space="preserve"> </w:t>
+      </w:r>
+      <w:proofErr w:type="spellStart"/>
+      <w:r>
+        <w:rPr>
+          <w:rFonts w:ascii="Consolas" w:hAnsi="Consolas" w:cs="Consolas"/>
+          <w:b/>
+          <w:bCs/>
+          <w:color w:val="000000"/>
+          <w:sz w:val="20"/>
+          <w:szCs w:val="20"/>
+          <w:lang w:eastAsia="en-US"/>
+        </w:rPr>
+        <w:t>System.Threading.Tasks</w:t>
+      </w:r>
+      <w:proofErr w:type="spellEnd"/>
+      <w:r>
+        <w:rPr>
+          <w:rFonts w:ascii="Consolas" w:hAnsi="Consolas" w:cs="Consolas"/>
+          <w:b/>
+          <w:bCs/>
+          <w:color w:val="000000"/>
+          <w:sz w:val="20"/>
+          <w:szCs w:val="20"/>
+          <w:lang w:eastAsia="en-US"/>
+        </w:rPr>
+        <w:t>;</w:t>
+      </w:r>
+    </w:p>
+    <w:p>
+      <w:pPr>
+        <w:keepNext/>
+        <w:keepLines/>
+        <w:suppressAutoHyphens w:val="0"/>
+        <w:autoSpaceDE w:val="0"/>
+        <w:autoSpaceDN w:val="0"/>
+        <w:adjustRightInd w:val="0"/>
+        <w:rPr>
+          <w:rFonts w:ascii="Consolas" w:hAnsi="Consolas" w:cs="Consolas"/>
+          <w:b/>
+          <w:bCs/>
+          <w:color w:val="000000"/>
+          <w:sz w:val="20"/>
+          <w:szCs w:val="20"/>
+          <w:lang w:eastAsia="en-US"/>
+        </w:rPr>
+      </w:pPr>
+      <w:r>
+        <w:rPr>
+          <w:rFonts w:ascii="Consolas" w:hAnsi="Consolas" w:cs="Consolas"/>
+          <w:b/>
+          <w:bCs/>
+          <w:color w:val="0000FF"/>
+          <w:sz w:val="20"/>
+          <w:szCs w:val="20"/>
+          <w:lang w:eastAsia="en-US"/>
+        </w:rPr>
+        <w:t>using</w:t>
+      </w:r>
+      <w:r>
+        <w:rPr>
+          <w:rFonts w:ascii="Consolas" w:hAnsi="Consolas" w:cs="Consolas"/>
+          <w:b/>
+          <w:bCs/>
+          <w:color w:val="000000"/>
+          <w:sz w:val="20"/>
+          <w:szCs w:val="20"/>
+          <w:lang w:eastAsia="en-US"/>
+        </w:rPr>
+        <w:t xml:space="preserve"> </w:t>
+      </w:r>
+      <w:proofErr w:type="spellStart"/>
+      <w:r>
+        <w:rPr>
+          <w:rFonts w:ascii="Consolas" w:hAnsi="Consolas" w:cs="Consolas"/>
+          <w:b/>
+          <w:bCs/>
+          <w:color w:val="000000"/>
+          <w:sz w:val="20"/>
+          <w:szCs w:val="20"/>
+          <w:lang w:eastAsia="en-US"/>
+        </w:rPr>
+        <w:t>FluentAssertions</w:t>
+      </w:r>
+      <w:proofErr w:type="spellEnd"/>
+      <w:r>
+        <w:rPr>
+          <w:rFonts w:ascii="Consolas" w:hAnsi="Consolas" w:cs="Consolas"/>
+          <w:b/>
+          <w:bCs/>
+          <w:color w:val="000000"/>
+          <w:sz w:val="20"/>
+          <w:szCs w:val="20"/>
+          <w:lang w:eastAsia="en-US"/>
+        </w:rPr>
+        <w:t>;</w:t>
+      </w:r>
+    </w:p>
+    <w:p>
+      <w:pPr>
+        <w:keepNext/>
+        <w:keepLines/>
+        <w:suppressAutoHyphens w:val="0"/>
+        <w:autoSpaceDE w:val="0"/>
+        <w:autoSpaceDN w:val="0"/>
+        <w:adjustRightInd w:val="0"/>
+        <w:rPr>
+          <w:rFonts w:ascii="Consolas" w:hAnsi="Consolas" w:cs="Consolas"/>
+          <w:b/>
+          <w:bCs/>
+          <w:color w:val="000000"/>
+          <w:sz w:val="20"/>
+          <w:szCs w:val="20"/>
+          <w:lang w:eastAsia="en-US"/>
+        </w:rPr>
+      </w:pPr>
+      <w:r>
+        <w:rPr>
+          <w:rFonts w:ascii="Consolas" w:hAnsi="Consolas" w:cs="Consolas"/>
+          <w:b/>
+          <w:bCs/>
+          <w:color w:val="0000FF"/>
+          <w:sz w:val="20"/>
+          <w:szCs w:val="20"/>
+          <w:lang w:eastAsia="en-US"/>
+        </w:rPr>
+        <w:t>using</w:t>
+      </w:r>
+      <w:r>
+        <w:rPr>
+          <w:rFonts w:ascii="Consolas" w:hAnsi="Consolas" w:cs="Consolas"/>
+          <w:b/>
+          <w:bCs/>
+          <w:color w:val="000000"/>
+          <w:sz w:val="20"/>
+          <w:szCs w:val="20"/>
+          <w:lang w:eastAsia="en-US"/>
+        </w:rPr>
+        <w:t xml:space="preserve"> </w:t>
+      </w:r>
+      <w:proofErr w:type="spellStart"/>
+      <w:r>
+        <w:rPr>
+          <w:rFonts w:ascii="Consolas" w:hAnsi="Consolas" w:cs="Consolas"/>
+          <w:b/>
+          <w:bCs/>
+          <w:color w:val="000000"/>
+          <w:sz w:val="20"/>
+          <w:szCs w:val="20"/>
+          <w:lang w:eastAsia="en-US"/>
+        </w:rPr>
+        <w:t>RestSharp</w:t>
+      </w:r>
+      <w:proofErr w:type="spellEnd"/>
+      <w:r>
+        <w:rPr>
+          <w:rFonts w:ascii="Consolas" w:hAnsi="Consolas" w:cs="Consolas"/>
+          <w:b/>
+          <w:bCs/>
+          <w:color w:val="000000"/>
+          <w:sz w:val="20"/>
+          <w:szCs w:val="20"/>
+          <w:lang w:eastAsia="en-US"/>
+        </w:rPr>
+        <w:t>;</w:t>
+      </w:r>
+    </w:p>
+    <w:p>
+      <w:pPr>
+        <w:keepNext/>
+        <w:keepLines/>
+        <w:suppressAutoHyphens w:val="0"/>
+        <w:autoSpaceDE w:val="0"/>
+        <w:autoSpaceDN w:val="0"/>
+        <w:adjustRightInd w:val="0"/>
+        <w:rPr>
+          <w:rFonts w:ascii="Consolas" w:hAnsi="Consolas" w:cs="Consolas"/>
+          <w:b/>
+          <w:bCs/>
+          <w:color w:val="000000"/>
+          <w:sz w:val="20"/>
+          <w:szCs w:val="20"/>
+          <w:lang w:eastAsia="en-US"/>
+        </w:rPr>
+      </w:pPr>
+    </w:p>
+    <w:p>
+      <w:pPr>
+        <w:keepNext/>
+        <w:keepLines/>
+        <w:suppressAutoHyphens w:val="0"/>
+        <w:autoSpaceDE w:val="0"/>
+        <w:autoSpaceDN w:val="0"/>
+        <w:adjustRightInd w:val="0"/>
+        <w:rPr>
+          <w:rFonts w:ascii="Consolas" w:hAnsi="Consolas" w:cs="Consolas"/>
+          <w:b/>
+          <w:bCs/>
+          <w:color w:val="000000"/>
+          <w:sz w:val="20"/>
+          <w:szCs w:val="20"/>
+          <w:lang w:eastAsia="en-US"/>
+        </w:rPr>
+      </w:pPr>
+      <w:r>
+        <w:rPr>
+          <w:rFonts w:ascii="Consolas" w:hAnsi="Consolas" w:cs="Consolas"/>
+          <w:b/>
+          <w:bCs/>
+          <w:color w:val="000000"/>
+          <w:sz w:val="20"/>
+          <w:szCs w:val="20"/>
+          <w:lang w:eastAsia="en-US"/>
+        </w:rPr>
+        <w:t>[</w:t>
+      </w:r>
+      <w:proofErr w:type="spellStart"/>
+      <w:r>
+        <w:rPr>
+          <w:rFonts w:ascii="Consolas" w:hAnsi="Consolas" w:cs="Consolas"/>
+          <w:b/>
+          <w:bCs/>
+          <w:color w:val="000000"/>
+          <w:sz w:val="20"/>
+          <w:szCs w:val="20"/>
+          <w:lang w:eastAsia="en-US"/>
+        </w:rPr>
+        <w:t>TestClass</w:t>
+      </w:r>
+      <w:proofErr w:type="spellEnd"/>
+      <w:r>
+        <w:rPr>
+          <w:rFonts w:ascii="Consolas" w:hAnsi="Consolas" w:cs="Consolas"/>
+          <w:b/>
+          <w:bCs/>
+          <w:color w:val="000000"/>
+          <w:sz w:val="20"/>
+          <w:szCs w:val="20"/>
+          <w:lang w:eastAsia="en-US"/>
+        </w:rPr>
+        <w:t>]</w:t>
+      </w:r>
+    </w:p>
+    <w:p>
+      <w:pPr>
+        <w:keepNext/>
+        <w:keepLines/>
+        <w:suppressAutoHyphens w:val="0"/>
+        <w:autoSpaceDE w:val="0"/>
+        <w:autoSpaceDN w:val="0"/>
+        <w:adjustRightInd w:val="0"/>
+        <w:rPr>
+          <w:rFonts w:ascii="Consolas" w:hAnsi="Consolas" w:cs="Consolas"/>
+          <w:b/>
+          <w:bCs/>
+          <w:color w:val="000000"/>
+          <w:sz w:val="20"/>
+          <w:szCs w:val="20"/>
+          <w:lang w:eastAsia="en-US"/>
+        </w:rPr>
+      </w:pPr>
+      <w:r>
+        <w:rPr>
+          <w:rFonts w:ascii="Consolas" w:hAnsi="Consolas" w:cs="Consolas"/>
+          <w:b/>
+          <w:bCs/>
+          <w:color w:val="0000FF"/>
+          <w:sz w:val="20"/>
+          <w:szCs w:val="20"/>
+          <w:lang w:eastAsia="en-US"/>
+        </w:rPr>
+        <w:t>public</w:t>
+      </w:r>
+      <w:r>
+        <w:rPr>
+          <w:rFonts w:ascii="Consolas" w:hAnsi="Consolas" w:cs="Consolas"/>
+          <w:b/>
+          <w:bCs/>
+          <w:color w:val="000000"/>
+          <w:sz w:val="20"/>
+          <w:szCs w:val="20"/>
+          <w:lang w:eastAsia="en-US"/>
+        </w:rPr>
+        <w:t xml:space="preserve"> </w:t>
+      </w:r>
+      <w:r>
+        <w:rPr>
+          <w:rFonts w:ascii="Consolas" w:hAnsi="Consolas" w:cs="Consolas"/>
+          <w:b/>
+          <w:bCs/>
+          <w:color w:val="0000FF"/>
+          <w:sz w:val="20"/>
+          <w:szCs w:val="20"/>
+          <w:lang w:eastAsia="en-US"/>
+        </w:rPr>
+        <w:t>class</w:t>
+      </w:r>
+      <w:r>
+        <w:rPr>
+          <w:rFonts w:ascii="Consolas" w:hAnsi="Consolas" w:cs="Consolas"/>
+          <w:b/>
+          <w:bCs/>
+          <w:color w:val="000000"/>
+          <w:sz w:val="20"/>
+          <w:szCs w:val="20"/>
+          <w:lang w:eastAsia="en-US"/>
+        </w:rPr>
+        <w:t xml:space="preserve"> </w:t>
+      </w:r>
+      <w:proofErr w:type="spellStart"/>
+      <w:r>
+        <w:rPr>
+          <w:rFonts w:ascii="Consolas" w:hAnsi="Consolas" w:cs="Consolas"/>
+          <w:b/>
+          <w:bCs/>
+          <w:color w:val="2B91AF"/>
+          <w:sz w:val="20"/>
+          <w:szCs w:val="20"/>
+          <w:lang w:eastAsia="en-US"/>
+        </w:rPr>
+        <w:t>CustomerApiIntegrationTest</w:t>
+      </w:r>
+      <w:proofErr w:type="spellEnd"/>
+    </w:p>
+    <w:p>
+      <w:pPr>
+        <w:keepNext/>
+        <w:keepLines/>
+        <w:suppressAutoHyphens w:val="0"/>
+        <w:autoSpaceDE w:val="0"/>
+        <w:autoSpaceDN w:val="0"/>
+        <w:adjustRightInd w:val="0"/>
+        <w:rPr>
+          <w:rFonts w:ascii="Consolas" w:hAnsi="Consolas" w:cs="Consolas"/>
+          <w:b/>
+          <w:bCs/>
+          <w:color w:val="000000"/>
+          <w:sz w:val="20"/>
+          <w:szCs w:val="20"/>
+          <w:lang w:eastAsia="en-US"/>
+        </w:rPr>
+      </w:pPr>
+      <w:r>
+        <w:rPr>
+          <w:rFonts w:ascii="Consolas" w:hAnsi="Consolas" w:cs="Consolas"/>
+          <w:b/>
+          <w:bCs/>
+          <w:color w:val="000000"/>
+          <w:sz w:val="20"/>
+          <w:szCs w:val="20"/>
+          <w:lang w:eastAsia="en-US"/>
+        </w:rPr>
+        <w:t>{</w:t>
+      </w:r>
+    </w:p>
+    <w:p>
+      <w:pPr>
+        <w:keepNext/>
+        <w:keepLines/>
+        <w:suppressAutoHyphens w:val="0"/>
+        <w:autoSpaceDE w:val="0"/>
+        <w:autoSpaceDN w:val="0"/>
+        <w:adjustRightInd w:val="0"/>
+        <w:rPr>
+          <w:rFonts w:ascii="Consolas" w:hAnsi="Consolas" w:cs="Consolas"/>
+          <w:b/>
+          <w:bCs/>
+          <w:color w:val="000000"/>
+          <w:sz w:val="20"/>
+          <w:szCs w:val="20"/>
+          <w:lang w:eastAsia="en-US"/>
+        </w:rPr>
+      </w:pPr>
+      <w:r>
+        <w:rPr>
+          <w:rFonts w:ascii="Consolas" w:hAnsi="Consolas" w:cs="Consolas"/>
+          <w:b/>
+          <w:bCs/>
+          <w:color w:val="000000"/>
+          <w:sz w:val="20"/>
+          <w:szCs w:val="20"/>
+          <w:lang w:eastAsia="en-US"/>
+        </w:rPr>
+        <w:t xml:space="preserve">    </w:t>
+      </w:r>
+      <w:r>
+        <w:rPr>
+          <w:rFonts w:ascii="Consolas" w:hAnsi="Consolas" w:cs="Consolas"/>
+          <w:b/>
+          <w:bCs/>
+          <w:color w:val="0000FF"/>
+          <w:sz w:val="20"/>
+          <w:szCs w:val="20"/>
+          <w:lang w:eastAsia="en-US"/>
+        </w:rPr>
+        <w:t>private</w:t>
+      </w:r>
+      <w:r>
+        <w:rPr>
+          <w:rFonts w:ascii="Consolas" w:hAnsi="Consolas" w:cs="Consolas"/>
+          <w:b/>
+          <w:bCs/>
+          <w:color w:val="000000"/>
+          <w:sz w:val="20"/>
+          <w:szCs w:val="20"/>
+          <w:lang w:eastAsia="en-US"/>
+        </w:rPr>
+        <w:t xml:space="preserve"> </w:t>
+      </w:r>
+      <w:r>
+        <w:rPr>
+          <w:rFonts w:ascii="Consolas" w:hAnsi="Consolas" w:cs="Consolas"/>
+          <w:b/>
+          <w:bCs/>
+          <w:color w:val="0000FF"/>
+          <w:sz w:val="20"/>
+          <w:szCs w:val="20"/>
+          <w:lang w:eastAsia="en-US"/>
+        </w:rPr>
+        <w:t>static</w:t>
+      </w:r>
+      <w:r>
+        <w:rPr>
+          <w:rFonts w:ascii="Consolas" w:hAnsi="Consolas" w:cs="Consolas"/>
+          <w:b/>
+          <w:bCs/>
+          <w:color w:val="000000"/>
+          <w:sz w:val="20"/>
+          <w:szCs w:val="20"/>
+          <w:lang w:eastAsia="en-US"/>
+        </w:rPr>
+        <w:t xml:space="preserve"> </w:t>
+      </w:r>
+      <w:proofErr w:type="spellStart"/>
+      <w:r>
+        <w:rPr>
+          <w:rFonts w:ascii="Consolas" w:hAnsi="Consolas" w:cs="Consolas"/>
+          <w:b/>
+          <w:bCs/>
+          <w:color w:val="000000"/>
+          <w:sz w:val="20"/>
+          <w:szCs w:val="20"/>
+          <w:lang w:eastAsia="en-US"/>
+        </w:rPr>
+        <w:t>RestClient</w:t>
+      </w:r>
+      <w:proofErr w:type="spellEnd"/>
+      <w:r>
+        <w:rPr>
+          <w:rFonts w:ascii="Consolas" w:hAnsi="Consolas" w:cs="Consolas"/>
+          <w:b/>
+          <w:bCs/>
+          <w:color w:val="000000"/>
+          <w:sz w:val="20"/>
+          <w:szCs w:val="20"/>
+          <w:lang w:eastAsia="en-US"/>
+        </w:rPr>
+        <w:t xml:space="preserve"> _client;</w:t>
+      </w:r>
+    </w:p>
+    <w:p>
+      <w:pPr>
+        <w:keepNext/>
+        <w:keepLines/>
+        <w:suppressAutoHyphens w:val="0"/>
+        <w:autoSpaceDE w:val="0"/>
+        <w:autoSpaceDN w:val="0"/>
+        <w:adjustRightInd w:val="0"/>
+        <w:rPr>
+          <w:rFonts w:ascii="Consolas" w:hAnsi="Consolas" w:cs="Consolas"/>
+          <w:b/>
+          <w:bCs/>
+          <w:color w:val="000000"/>
+          <w:sz w:val="20"/>
+          <w:szCs w:val="20"/>
+          <w:lang w:eastAsia="en-US"/>
+        </w:rPr>
+      </w:pPr>
+    </w:p>
+    <w:p>
+      <w:pPr>
+        <w:keepNext/>
+        <w:keepLines/>
+        <w:suppressAutoHyphens w:val="0"/>
+        <w:autoSpaceDE w:val="0"/>
+        <w:autoSpaceDN w:val="0"/>
+        <w:adjustRightInd w:val="0"/>
+        <w:rPr>
+          <w:rFonts w:ascii="Consolas" w:hAnsi="Consolas" w:cs="Consolas"/>
+          <w:b/>
+          <w:bCs/>
+          <w:color w:val="000000"/>
+          <w:sz w:val="20"/>
+          <w:szCs w:val="20"/>
+          <w:lang w:eastAsia="en-US"/>
+        </w:rPr>
+      </w:pPr>
+      <w:r>
+        <w:rPr>
+          <w:rFonts w:ascii="Consolas" w:hAnsi="Consolas" w:cs="Consolas"/>
+          <w:b/>
+          <w:bCs/>
+          <w:color w:val="000000"/>
+          <w:sz w:val="20"/>
+          <w:szCs w:val="20"/>
+          <w:lang w:eastAsia="en-US"/>
+        </w:rPr>
+        <w:t xml:space="preserve">    [</w:t>
+      </w:r>
+      <w:proofErr w:type="spellStart"/>
+      <w:r>
+        <w:rPr>
+          <w:rFonts w:ascii="Consolas" w:hAnsi="Consolas" w:cs="Consolas"/>
+          <w:b/>
+          <w:bCs/>
+          <w:color w:val="000000"/>
+          <w:sz w:val="20"/>
+          <w:szCs w:val="20"/>
+          <w:lang w:eastAsia="en-US"/>
+        </w:rPr>
+        <w:t>ClassInitialize</w:t>
+      </w:r>
+      <w:proofErr w:type="spellEnd"/>
+      <w:r>
+        <w:rPr>
+          <w:rFonts w:ascii="Consolas" w:hAnsi="Consolas" w:cs="Consolas"/>
+          <w:b/>
+          <w:bCs/>
+          <w:color w:val="000000"/>
+          <w:sz w:val="20"/>
+          <w:szCs w:val="20"/>
+          <w:lang w:eastAsia="en-US"/>
+        </w:rPr>
+        <w:t>]</w:t>
+      </w:r>
+    </w:p>
+    <w:p>
+      <w:pPr>
+        <w:keepNext/>
+        <w:keepLines/>
+        <w:suppressAutoHyphens w:val="0"/>
+        <w:autoSpaceDE w:val="0"/>
+        <w:autoSpaceDN w:val="0"/>
+        <w:adjustRightInd w:val="0"/>
+        <w:rPr>
+          <w:rFonts w:ascii="Consolas" w:hAnsi="Consolas" w:cs="Consolas"/>
+          <w:b/>
+          <w:bCs/>
+          <w:color w:val="000000"/>
+          <w:sz w:val="20"/>
+          <w:szCs w:val="20"/>
+          <w:lang w:eastAsia="en-US"/>
+        </w:rPr>
+      </w:pPr>
+      <w:r>
+        <w:rPr>
+          <w:rFonts w:ascii="Consolas" w:hAnsi="Consolas" w:cs="Consolas"/>
+          <w:b/>
+          <w:bCs/>
+          <w:color w:val="000000"/>
+          <w:sz w:val="20"/>
+          <w:szCs w:val="20"/>
+          <w:lang w:eastAsia="en-US"/>
+        </w:rPr>
+        <w:t xml:space="preserve">    </w:t>
+      </w:r>
+      <w:r>
+        <w:rPr>
+          <w:rFonts w:ascii="Consolas" w:hAnsi="Consolas" w:cs="Consolas"/>
+          <w:b/>
+          <w:bCs/>
+          <w:color w:val="0000FF"/>
+          <w:sz w:val="20"/>
+          <w:szCs w:val="20"/>
+          <w:lang w:eastAsia="en-US"/>
+        </w:rPr>
+        <w:t>public</w:t>
+      </w:r>
+      <w:r>
+        <w:rPr>
+          <w:rFonts w:ascii="Consolas" w:hAnsi="Consolas" w:cs="Consolas"/>
+          <w:b/>
+          <w:bCs/>
+          <w:color w:val="000000"/>
+          <w:sz w:val="20"/>
+          <w:szCs w:val="20"/>
+          <w:lang w:eastAsia="en-US"/>
+        </w:rPr>
+        <w:t xml:space="preserve"> </w:t>
+      </w:r>
+      <w:r>
+        <w:rPr>
+          <w:rFonts w:ascii="Consolas" w:hAnsi="Consolas" w:cs="Consolas"/>
+          <w:b/>
+          <w:bCs/>
+          <w:color w:val="0000FF"/>
+          <w:sz w:val="20"/>
+          <w:szCs w:val="20"/>
+          <w:lang w:eastAsia="en-US"/>
+        </w:rPr>
+        <w:t>static</w:t>
+      </w:r>
+      <w:r>
+        <w:rPr>
+          <w:rFonts w:ascii="Consolas" w:hAnsi="Consolas" w:cs="Consolas"/>
+          <w:b/>
+          <w:bCs/>
+          <w:color w:val="000000"/>
+          <w:sz w:val="20"/>
+          <w:szCs w:val="20"/>
+          <w:lang w:eastAsia="en-US"/>
+        </w:rPr>
+        <w:t xml:space="preserve"> </w:t>
+      </w:r>
+      <w:r>
+        <w:rPr>
+          <w:rFonts w:ascii="Consolas" w:hAnsi="Consolas" w:cs="Consolas"/>
+          <w:b/>
+          <w:bCs/>
+          <w:color w:val="0000FF"/>
+          <w:sz w:val="20"/>
+          <w:szCs w:val="20"/>
+          <w:lang w:eastAsia="en-US"/>
+        </w:rPr>
+        <w:t>void</w:t>
+      </w:r>
+      <w:r>
+        <w:rPr>
+          <w:rFonts w:ascii="Consolas" w:hAnsi="Consolas" w:cs="Consolas"/>
+          <w:b/>
+          <w:bCs/>
+          <w:color w:val="000000"/>
+          <w:sz w:val="20"/>
+          <w:szCs w:val="20"/>
+          <w:lang w:eastAsia="en-US"/>
+        </w:rPr>
+        <w:t xml:space="preserve"> Setup(</w:t>
+      </w:r>
+      <w:proofErr w:type="spellStart"/>
+      <w:r>
+        <w:rPr>
+          <w:rFonts w:ascii="Consolas" w:hAnsi="Consolas" w:cs="Consolas"/>
+          <w:b/>
+          <w:bCs/>
+          <w:color w:val="000000"/>
+          <w:sz w:val="20"/>
+          <w:szCs w:val="20"/>
+          <w:lang w:eastAsia="en-US"/>
+        </w:rPr>
+        <w:t>TestContext</w:t>
+      </w:r>
+      <w:proofErr w:type="spellEnd"/>
+      <w:r>
+        <w:rPr>
+          <w:rFonts w:ascii="Consolas" w:hAnsi="Consolas" w:cs="Consolas"/>
+          <w:b/>
+          <w:bCs/>
+          <w:color w:val="000000"/>
+          <w:sz w:val="20"/>
+          <w:szCs w:val="20"/>
+          <w:lang w:eastAsia="en-US"/>
+        </w:rPr>
+        <w:t xml:space="preserve"> context)</w:t>
+      </w:r>
+    </w:p>
+    <w:p>
+      <w:pPr>
+        <w:suppressAutoHyphens w:val="0"/>
+        <w:autoSpaceDE w:val="0"/>
+        <w:autoSpaceDN w:val="0"/>
+        <w:adjustRightInd w:val="0"/>
+        <w:rPr>
+          <w:rFonts w:ascii="Consolas" w:hAnsi="Consolas" w:cs="Consolas"/>
+          <w:b/>
+          <w:bCs/>
+          <w:color w:val="000000"/>
+          <w:sz w:val="20"/>
+          <w:szCs w:val="20"/>
+          <w:lang w:eastAsia="en-US"/>
+        </w:rPr>
+      </w:pPr>
+      <w:r>
+        <w:rPr>
+          <w:rFonts w:ascii="Consolas" w:hAnsi="Consolas" w:cs="Consolas"/>
+          <w:b/>
+          <w:bCs/>
+          <w:color w:val="000000"/>
+          <w:sz w:val="20"/>
+          <w:szCs w:val="20"/>
+          <w:lang w:eastAsia="en-US"/>
+        </w:rPr>
+        <w:t xml:space="preserve">    {</w:t>
+      </w:r>
+    </w:p>
+    <w:p>
+      <w:pPr>
+        <w:suppressAutoHyphens w:val="0"/>
+        <w:autoSpaceDE w:val="0"/>
+        <w:autoSpaceDN w:val="0"/>
+        <w:adjustRightInd w:val="0"/>
+        <w:rPr>
+          <w:rFonts w:ascii="Consolas" w:hAnsi="Consolas" w:cs="Consolas"/>
+          <w:b/>
+          <w:bCs/>
+          <w:color w:val="000000"/>
+          <w:sz w:val="20"/>
+          <w:szCs w:val="20"/>
+          <w:lang w:eastAsia="en-US"/>
+        </w:rPr>
+      </w:pPr>
+      <w:r>
+        <w:rPr>
+          <w:rFonts w:ascii="Consolas" w:hAnsi="Consolas" w:cs="Consolas"/>
+          <w:b/>
+          <w:bCs/>
+          <w:color w:val="000000"/>
+          <w:sz w:val="20"/>
+          <w:szCs w:val="20"/>
+          <w:lang w:eastAsia="en-US"/>
+        </w:rPr>
+        <w:t xml:space="preserve">        _client = </w:t>
+      </w:r>
+      <w:r>
+        <w:rPr>
+          <w:rFonts w:ascii="Consolas" w:hAnsi="Consolas" w:cs="Consolas"/>
+          <w:b/>
+          <w:bCs/>
+          <w:color w:val="0000FF"/>
+          <w:sz w:val="20"/>
+          <w:szCs w:val="20"/>
+          <w:lang w:eastAsia="en-US"/>
+        </w:rPr>
+        <w:t>new</w:t>
+      </w:r>
+      <w:r>
+        <w:rPr>
+          <w:rFonts w:ascii="Consolas" w:hAnsi="Consolas" w:cs="Consolas"/>
+          <w:b/>
+          <w:bCs/>
+          <w:color w:val="000000"/>
+          <w:sz w:val="20"/>
+          <w:szCs w:val="20"/>
+          <w:lang w:eastAsia="en-US"/>
+        </w:rPr>
+        <w:t xml:space="preserve"> </w:t>
+      </w:r>
+      <w:proofErr w:type="spellStart"/>
+      <w:r>
+        <w:rPr>
+          <w:rFonts w:ascii="Consolas" w:hAnsi="Consolas" w:cs="Consolas"/>
+          <w:b/>
+          <w:bCs/>
+          <w:color w:val="000000"/>
+          <w:sz w:val="20"/>
+          <w:szCs w:val="20"/>
+          <w:lang w:eastAsia="en-US"/>
+        </w:rPr>
+        <w:t>RestClient</w:t>
+      </w:r>
+      <w:proofErr w:type="spellEnd"/>
+      <w:r>
+        <w:rPr>
+          <w:rFonts w:ascii="Consolas" w:hAnsi="Consolas" w:cs="Consolas"/>
+          <w:b/>
+          <w:bCs/>
+          <w:color w:val="000000"/>
+          <w:sz w:val="20"/>
+          <w:szCs w:val="20"/>
+          <w:lang w:eastAsia="en-US"/>
+        </w:rPr>
+        <w:t>(</w:t>
+      </w:r>
+      <w:r>
+        <w:rPr>
+          <w:rFonts w:ascii="Consolas" w:hAnsi="Consolas" w:cs="Consolas"/>
+          <w:b/>
+          <w:bCs/>
+          <w:color w:val="A31515"/>
+          <w:sz w:val="20"/>
+          <w:szCs w:val="20"/>
+          <w:lang w:eastAsia="en-US"/>
+        </w:rPr>
+        <w:t>"https://tx100.</w:t>
+      </w:r>
+      <w:r>
+        <w:rPr>
+          <w:rFonts w:ascii="Consolas" w:hAnsi="Consolas" w:cs="Consolas"/>
+          <w:b/>
+          <w:bCs/>
+          <w:color w:val="A31515"/>
+          <w:sz w:val="20"/>
+          <w:szCs w:val="20"/>
+          <w:lang w:eastAsia="en-US"/>
+        </w:rPr>
+        <w:t>onrender.com</w:t>
+      </w:r>
+      <w:r>
+        <w:rPr>
+          <w:rFonts w:ascii="Consolas" w:hAnsi="Consolas" w:cs="Consolas"/>
+          <w:b/>
+          <w:bCs/>
+          <w:color w:val="A31515"/>
+          <w:sz w:val="20"/>
+          <w:szCs w:val="20"/>
+          <w:lang w:eastAsia="en-US"/>
+        </w:rPr>
+        <w:t>"</w:t>
+      </w:r>
+      <w:r>
+        <w:rPr>
+          <w:rFonts w:ascii="Consolas" w:hAnsi="Consolas" w:cs="Consolas"/>
+          <w:b/>
+          <w:bCs/>
+          <w:color w:val="000000"/>
+          <w:sz w:val="20"/>
+          <w:szCs w:val="20"/>
+          <w:lang w:eastAsia="en-US"/>
+        </w:rPr>
+        <w:t xml:space="preserve">); </w:t>
+      </w:r>
+      <w:r>
+        <w:rPr>
+          <w:rFonts w:ascii="Consolas" w:hAnsi="Consolas" w:cs="Consolas"/>
+          <w:b/>
+          <w:bCs/>
+          <w:color w:val="008000"/>
+          <w:sz w:val="20"/>
+          <w:szCs w:val="20"/>
+          <w:lang w:eastAsia="en-US"/>
+        </w:rPr>
+        <w:t>// Base API URL</w:t>
+      </w:r>
+    </w:p>
+    <w:p>
+      <w:pPr>
+        <w:suppressAutoHyphens w:val="0"/>
+        <w:autoSpaceDE w:val="0"/>
+        <w:autoSpaceDN w:val="0"/>
+        <w:adjustRightInd w:val="0"/>
+        <w:rPr>
+          <w:rFonts w:ascii="Consolas" w:hAnsi="Consolas" w:cs="Consolas"/>
+          <w:b/>
+          <w:bCs/>
+          <w:color w:val="000000"/>
+          <w:sz w:val="20"/>
+          <w:szCs w:val="20"/>
+          <w:lang w:eastAsia="en-US"/>
+        </w:rPr>
+      </w:pPr>
+      <w:r>
+        <w:rPr>
+          <w:rFonts w:ascii="Consolas" w:hAnsi="Consolas" w:cs="Consolas"/>
+          <w:b/>
+          <w:bCs/>
+          <w:color w:val="000000"/>
+          <w:sz w:val="20"/>
+          <w:szCs w:val="20"/>
+          <w:lang w:eastAsia="en-US"/>
+        </w:rPr>
+        <w:t xml:space="preserve">    }</w:t>
+      </w:r>
+    </w:p>
+    <w:p>
+      <w:pPr>
+        <w:suppressAutoHyphens w:val="0"/>
+        <w:autoSpaceDE w:val="0"/>
+        <w:autoSpaceDN w:val="0"/>
+        <w:adjustRightInd w:val="0"/>
+        <w:rPr>
+          <w:rFonts w:ascii="Consolas" w:hAnsi="Consolas" w:cs="Consolas"/>
+          <w:b/>
+          <w:bCs/>
+          <w:color w:val="000000"/>
+          <w:sz w:val="20"/>
+          <w:szCs w:val="20"/>
+          <w:lang w:eastAsia="en-US"/>
+        </w:rPr>
+      </w:pPr>
+    </w:p>
+    <w:p>
+      <w:pPr>
+        <w:suppressAutoHyphens w:val="0"/>
+        <w:autoSpaceDE w:val="0"/>
+        <w:autoSpaceDN w:val="0"/>
+        <w:adjustRightInd w:val="0"/>
+        <w:rPr>
+          <w:rFonts w:ascii="Consolas" w:hAnsi="Consolas" w:cs="Consolas"/>
+          <w:b/>
+          <w:bCs/>
+          <w:color w:val="000000"/>
+          <w:sz w:val="20"/>
+          <w:szCs w:val="20"/>
+          <w:lang w:eastAsia="en-US"/>
+        </w:rPr>
+      </w:pPr>
+      <w:r>
+        <w:rPr>
+          <w:rFonts w:ascii="Consolas" w:hAnsi="Consolas" w:cs="Consolas"/>
+          <w:b/>
+          <w:bCs/>
+          <w:color w:val="000000"/>
+          <w:sz w:val="20"/>
+          <w:szCs w:val="20"/>
+          <w:lang w:eastAsia="en-US"/>
+        </w:rPr>
+        <w:t xml:space="preserve">    [</w:t>
+      </w:r>
+      <w:proofErr w:type="spellStart"/>
+      <w:r>
+        <w:rPr>
+          <w:rFonts w:ascii="Consolas" w:hAnsi="Consolas" w:cs="Consolas"/>
+          <w:b/>
+          <w:bCs/>
+          <w:color w:val="000000"/>
+          <w:sz w:val="20"/>
+          <w:szCs w:val="20"/>
+          <w:lang w:eastAsia="en-US"/>
+        </w:rPr>
+        <w:t>TestMethod</w:t>
+      </w:r>
+      <w:proofErr w:type="spellEnd"/>
+      <w:r>
+        <w:rPr>
+          <w:rFonts w:ascii="Consolas" w:hAnsi="Consolas" w:cs="Consolas"/>
+          <w:b/>
+          <w:bCs/>
+          <w:color w:val="000000"/>
+          <w:sz w:val="20"/>
+          <w:szCs w:val="20"/>
+          <w:lang w:eastAsia="en-US"/>
+        </w:rPr>
+        <w:t>]</w:t>
+      </w:r>
+    </w:p>
+    <w:p>
+      <w:pPr>
+        <w:suppressAutoHyphens w:val="0"/>
+        <w:autoSpaceDE w:val="0"/>
+        <w:autoSpaceDN w:val="0"/>
+        <w:adjustRightInd w:val="0"/>
+        <w:rPr>
+          <w:rFonts w:ascii="Consolas" w:hAnsi="Consolas" w:cs="Consolas"/>
+          <w:b/>
+          <w:bCs/>
+          <w:color w:val="000000"/>
+          <w:sz w:val="20"/>
+          <w:szCs w:val="20"/>
+          <w:lang w:eastAsia="en-US"/>
+        </w:rPr>
+      </w:pPr>
+      <w:r>
+        <w:rPr>
+          <w:rFonts w:ascii="Consolas" w:hAnsi="Consolas" w:cs="Consolas"/>
+          <w:b/>
+          <w:bCs/>
+          <w:color w:val="000000"/>
+          <w:sz w:val="20"/>
+          <w:szCs w:val="20"/>
+          <w:lang w:eastAsia="en-US"/>
+        </w:rPr>
+        <w:t xml:space="preserve">    </w:t>
+      </w:r>
+      <w:r>
+        <w:rPr>
+          <w:rFonts w:ascii="Consolas" w:hAnsi="Consolas" w:cs="Consolas"/>
+          <w:b/>
+          <w:bCs/>
+          <w:color w:val="0000FF"/>
+          <w:sz w:val="20"/>
+          <w:szCs w:val="20"/>
+          <w:lang w:eastAsia="en-US"/>
+        </w:rPr>
+        <w:t>public</w:t>
+      </w:r>
+      <w:r>
+        <w:rPr>
+          <w:rFonts w:ascii="Consolas" w:hAnsi="Consolas" w:cs="Consolas"/>
+          <w:b/>
+          <w:bCs/>
+          <w:color w:val="000000"/>
+          <w:sz w:val="20"/>
+          <w:szCs w:val="20"/>
+          <w:lang w:eastAsia="en-US"/>
+        </w:rPr>
+        <w:t xml:space="preserve"> </w:t>
+      </w:r>
+      <w:r>
+        <w:rPr>
+          <w:rFonts w:ascii="Consolas" w:hAnsi="Consolas" w:cs="Consolas"/>
+          <w:b/>
+          <w:bCs/>
+          <w:color w:val="0000FF"/>
+          <w:sz w:val="20"/>
+          <w:szCs w:val="20"/>
+          <w:lang w:eastAsia="en-US"/>
+        </w:rPr>
+        <w:t>async</w:t>
+      </w:r>
+      <w:r>
+        <w:rPr>
+          <w:rFonts w:ascii="Consolas" w:hAnsi="Consolas" w:cs="Consolas"/>
+          <w:b/>
+          <w:bCs/>
+          <w:color w:val="000000"/>
+          <w:sz w:val="20"/>
+          <w:szCs w:val="20"/>
+          <w:lang w:eastAsia="en-US"/>
+        </w:rPr>
+        <w:t xml:space="preserve"> Task </w:t>
+      </w:r>
+      <w:proofErr w:type="spellStart"/>
+      <w:r>
+        <w:rPr>
+          <w:rFonts w:ascii="Consolas" w:hAnsi="Consolas" w:cs="Consolas"/>
+          <w:b/>
+          <w:bCs/>
+          <w:color w:val="000000"/>
+          <w:sz w:val="20"/>
+          <w:szCs w:val="20"/>
+          <w:lang w:eastAsia="en-US"/>
+        </w:rPr>
+        <w:t>TestFetchCustomers</w:t>
+      </w:r>
+      <w:proofErr w:type="spellEnd"/>
+      <w:r>
+        <w:rPr>
+          <w:rFonts w:ascii="Consolas" w:hAnsi="Consolas" w:cs="Consolas"/>
+          <w:b/>
+          <w:bCs/>
+          <w:color w:val="000000"/>
+          <w:sz w:val="20"/>
+          <w:szCs w:val="20"/>
+          <w:lang w:eastAsia="en-US"/>
+        </w:rPr>
+        <w:t>()</w:t>
+      </w:r>
+    </w:p>
+    <w:p>
+      <w:pPr>
+        <w:suppressAutoHyphens w:val="0"/>
+        <w:autoSpaceDE w:val="0"/>
+        <w:autoSpaceDN w:val="0"/>
+        <w:adjustRightInd w:val="0"/>
+        <w:rPr>
+          <w:rFonts w:ascii="Consolas" w:hAnsi="Consolas" w:cs="Consolas"/>
+          <w:b/>
+          <w:bCs/>
+          <w:color w:val="000000"/>
+          <w:sz w:val="20"/>
+          <w:szCs w:val="20"/>
+          <w:lang w:eastAsia="en-US"/>
+        </w:rPr>
+      </w:pPr>
+      <w:r>
+        <w:rPr>
+          <w:rFonts w:ascii="Consolas" w:hAnsi="Consolas" w:cs="Consolas"/>
+          <w:b/>
+          <w:bCs/>
+          <w:color w:val="000000"/>
+          <w:sz w:val="20"/>
+          <w:szCs w:val="20"/>
+          <w:lang w:eastAsia="en-US"/>
+        </w:rPr>
+        <w:t xml:space="preserve">    {</w:t>
+      </w:r>
+    </w:p>
+    <w:p>
+      <w:pPr>
+        <w:suppressAutoHyphens w:val="0"/>
+        <w:autoSpaceDE w:val="0"/>
+        <w:autoSpaceDN w:val="0"/>
+        <w:adjustRightInd w:val="0"/>
+        <w:rPr>
+          <w:rFonts w:ascii="Consolas" w:hAnsi="Consolas" w:cs="Consolas"/>
+          <w:b/>
+          <w:bCs/>
+          <w:color w:val="000000"/>
+          <w:sz w:val="20"/>
+          <w:szCs w:val="20"/>
+          <w:lang w:eastAsia="en-US"/>
+        </w:rPr>
+      </w:pPr>
+      <w:r>
+        <w:rPr>
+          <w:rFonts w:ascii="Consolas" w:hAnsi="Consolas" w:cs="Consolas"/>
+          <w:b/>
+          <w:bCs/>
+          <w:color w:val="000000"/>
+          <w:sz w:val="20"/>
+          <w:szCs w:val="20"/>
+          <w:lang w:eastAsia="en-US"/>
+        </w:rPr>
+        <w:t xml:space="preserve">        </w:t>
+      </w:r>
+      <w:r>
+        <w:rPr>
+          <w:rFonts w:ascii="Consolas" w:hAnsi="Consolas" w:cs="Consolas"/>
+          <w:b/>
+          <w:bCs/>
+          <w:color w:val="0000FF"/>
+          <w:sz w:val="20"/>
+          <w:szCs w:val="20"/>
+          <w:lang w:eastAsia="en-US"/>
+        </w:rPr>
+        <w:t>var</w:t>
+      </w:r>
+      <w:r>
+        <w:rPr>
+          <w:rFonts w:ascii="Consolas" w:hAnsi="Consolas" w:cs="Consolas"/>
+          <w:b/>
+          <w:bCs/>
+          <w:color w:val="000000"/>
+          <w:sz w:val="20"/>
+          <w:szCs w:val="20"/>
+          <w:lang w:eastAsia="en-US"/>
+        </w:rPr>
+        <w:t xml:space="preserve"> </w:t>
+      </w:r>
+      <w:proofErr w:type="spellStart"/>
+      <w:r>
+        <w:rPr>
+          <w:rFonts w:ascii="Consolas" w:hAnsi="Consolas" w:cs="Consolas"/>
+          <w:b/>
+          <w:bCs/>
+          <w:color w:val="000000"/>
+          <w:sz w:val="20"/>
+          <w:szCs w:val="20"/>
+          <w:lang w:eastAsia="en-US"/>
+        </w:rPr>
+        <w:t>userService</w:t>
+      </w:r>
+      <w:proofErr w:type="spellEnd"/>
+      <w:r>
+        <w:rPr>
+          <w:rFonts w:ascii="Consolas" w:hAnsi="Consolas" w:cs="Consolas"/>
+          <w:b/>
+          <w:bCs/>
+          <w:color w:val="000000"/>
+          <w:sz w:val="20"/>
+          <w:szCs w:val="20"/>
+          <w:lang w:eastAsia="en-US"/>
+        </w:rPr>
+        <w:t xml:space="preserve"> = </w:t>
+      </w:r>
+      <w:r>
+        <w:rPr>
+          <w:rFonts w:ascii="Consolas" w:hAnsi="Consolas" w:cs="Consolas"/>
+          <w:b/>
+          <w:bCs/>
+          <w:color w:val="0000FF"/>
+          <w:sz w:val="20"/>
+          <w:szCs w:val="20"/>
+          <w:lang w:eastAsia="en-US"/>
+        </w:rPr>
+        <w:t>new</w:t>
+      </w:r>
+      <w:r>
+        <w:rPr>
+          <w:rFonts w:ascii="Consolas" w:hAnsi="Consolas" w:cs="Consolas"/>
+          <w:b/>
+          <w:bCs/>
+          <w:color w:val="000000"/>
+          <w:sz w:val="20"/>
+          <w:szCs w:val="20"/>
+          <w:lang w:eastAsia="en-US"/>
+        </w:rPr>
+        <w:t xml:space="preserve"> </w:t>
+      </w:r>
+      <w:proofErr w:type="spellStart"/>
+      <w:r>
+        <w:rPr>
+          <w:rFonts w:ascii="Consolas" w:hAnsi="Consolas" w:cs="Consolas"/>
+          <w:b/>
+          <w:bCs/>
+          <w:color w:val="000000"/>
+          <w:sz w:val="20"/>
+          <w:szCs w:val="20"/>
+          <w:lang w:eastAsia="en-US"/>
+        </w:rPr>
+        <w:t>UserService</w:t>
+      </w:r>
+      <w:proofErr w:type="spellEnd"/>
+      <w:r>
+        <w:rPr>
+          <w:rFonts w:ascii="Consolas" w:hAnsi="Consolas" w:cs="Consolas"/>
+          <w:b/>
+          <w:bCs/>
+          <w:color w:val="000000"/>
+          <w:sz w:val="20"/>
+          <w:szCs w:val="20"/>
+          <w:lang w:eastAsia="en-US"/>
+        </w:rPr>
+        <w:t>();</w:t>
+      </w:r>
+    </w:p>
+    <w:p>
+      <w:pPr>
+        <w:suppressAutoHyphens w:val="0"/>
+        <w:autoSpaceDE w:val="0"/>
+        <w:autoSpaceDN w:val="0"/>
+        <w:adjustRightInd w:val="0"/>
+        <w:rPr>
+          <w:rFonts w:ascii="Consolas" w:hAnsi="Consolas" w:cs="Consolas"/>
+          <w:b/>
+          <w:bCs/>
+          <w:color w:val="000000"/>
+          <w:sz w:val="20"/>
+          <w:szCs w:val="20"/>
+          <w:lang w:eastAsia="en-US"/>
+        </w:rPr>
+      </w:pPr>
+      <w:r>
+        <w:rPr>
+          <w:rFonts w:ascii="Consolas" w:hAnsi="Consolas" w:cs="Consolas"/>
+          <w:b/>
+          <w:bCs/>
+          <w:color w:val="000000"/>
+          <w:sz w:val="20"/>
+          <w:szCs w:val="20"/>
+          <w:lang w:eastAsia="en-US"/>
+        </w:rPr>
+        <w:t xml:space="preserve">        </w:t>
+      </w:r>
+      <w:r>
+        <w:rPr>
+          <w:rFonts w:ascii="Consolas" w:hAnsi="Consolas" w:cs="Consolas"/>
+          <w:b/>
+          <w:bCs/>
+          <w:color w:val="0000FF"/>
+          <w:sz w:val="20"/>
+          <w:szCs w:val="20"/>
+          <w:lang w:eastAsia="en-US"/>
+        </w:rPr>
+        <w:t>var</w:t>
+      </w:r>
+      <w:r>
+        <w:rPr>
+          <w:rFonts w:ascii="Consolas" w:hAnsi="Consolas" w:cs="Consolas"/>
+          <w:b/>
+          <w:bCs/>
+          <w:color w:val="000000"/>
+          <w:sz w:val="20"/>
+          <w:szCs w:val="20"/>
+          <w:lang w:eastAsia="en-US"/>
+        </w:rPr>
+        <w:t xml:space="preserve"> response = </w:t>
+      </w:r>
+      <w:r>
+        <w:rPr>
+          <w:rFonts w:ascii="Consolas" w:hAnsi="Consolas" w:cs="Consolas"/>
+          <w:b/>
+          <w:bCs/>
+          <w:color w:val="0000FF"/>
+          <w:sz w:val="20"/>
+          <w:szCs w:val="20"/>
+          <w:lang w:eastAsia="en-US"/>
+        </w:rPr>
+        <w:t>await</w:t>
+      </w:r>
+      <w:r>
+        <w:rPr>
+          <w:rFonts w:ascii="Consolas" w:hAnsi="Consolas" w:cs="Consolas"/>
+          <w:b/>
+          <w:bCs/>
+          <w:color w:val="000000"/>
+          <w:sz w:val="20"/>
+          <w:szCs w:val="20"/>
+          <w:lang w:eastAsia="en-US"/>
+        </w:rPr>
+        <w:t xml:space="preserve"> </w:t>
+      </w:r>
+      <w:proofErr w:type="spellStart"/>
+      <w:r>
+        <w:rPr>
+          <w:rFonts w:ascii="Consolas" w:hAnsi="Consolas" w:cs="Consolas"/>
+          <w:b/>
+          <w:bCs/>
+          <w:color w:val="000000"/>
+          <w:sz w:val="20"/>
+          <w:szCs w:val="20"/>
+          <w:lang w:eastAsia="en-US"/>
+        </w:rPr>
+        <w:t>userService.GetCustomers</w:t>
+      </w:r>
+      <w:proofErr w:type="spellEnd"/>
+      <w:r>
+        <w:rPr>
+          <w:rFonts w:ascii="Consolas" w:hAnsi="Consolas" w:cs="Consolas"/>
+          <w:b/>
+          <w:bCs/>
+          <w:color w:val="000000"/>
+          <w:sz w:val="20"/>
+          <w:szCs w:val="20"/>
+          <w:lang w:eastAsia="en-US"/>
+        </w:rPr>
+        <w:t>();</w:t>
+      </w:r>
+    </w:p>
+    <w:p>
+      <w:pPr>
+        <w:suppressAutoHyphens w:val="0"/>
+        <w:autoSpaceDE w:val="0"/>
+        <w:autoSpaceDN w:val="0"/>
+        <w:adjustRightInd w:val="0"/>
+        <w:rPr>
+          <w:rFonts w:ascii="Consolas" w:hAnsi="Consolas" w:cs="Consolas"/>
+          <w:b/>
+          <w:bCs/>
+          <w:color w:val="000000"/>
+          <w:sz w:val="20"/>
+          <w:szCs w:val="20"/>
+          <w:lang w:eastAsia="en-US"/>
+        </w:rPr>
+      </w:pPr>
+      <w:r>
+        <w:rPr>
+          <w:rFonts w:ascii="Consolas" w:hAnsi="Consolas" w:cs="Consolas"/>
+          <w:b/>
+          <w:bCs/>
+          <w:color w:val="000000"/>
+          <w:sz w:val="20"/>
+          <w:szCs w:val="20"/>
+          <w:lang w:eastAsia="en-US"/>
+        </w:rPr>
+        <w:t xml:space="preserve">        </w:t>
+      </w:r>
+      <w:proofErr w:type="spellStart"/>
+      <w:r>
+        <w:rPr>
+          <w:rFonts w:ascii="Consolas" w:hAnsi="Consolas" w:cs="Consolas"/>
+          <w:b/>
+          <w:bCs/>
+          <w:color w:val="000000"/>
+          <w:sz w:val="20"/>
+          <w:szCs w:val="20"/>
+          <w:lang w:eastAsia="en-US"/>
+        </w:rPr>
+        <w:t>response.Should</w:t>
+      </w:r>
+      <w:proofErr w:type="spellEnd"/>
+      <w:r>
+        <w:rPr>
+          <w:rFonts w:ascii="Consolas" w:hAnsi="Consolas" w:cs="Consolas"/>
+          <w:b/>
+          <w:bCs/>
+          <w:color w:val="000000"/>
+          <w:sz w:val="20"/>
+          <w:szCs w:val="20"/>
+          <w:lang w:eastAsia="en-US"/>
+        </w:rPr>
+        <w:t>().Contain(</w:t>
+      </w:r>
+      <w:r>
+        <w:rPr>
+          <w:rFonts w:ascii="Consolas" w:hAnsi="Consolas" w:cs="Consolas"/>
+          <w:b/>
+          <w:bCs/>
+          <w:color w:val="A31515"/>
+          <w:sz w:val="20"/>
+          <w:szCs w:val="20"/>
+          <w:lang w:eastAsia="en-US"/>
+        </w:rPr>
+        <w:t>"ALFKI"</w:t>
+      </w:r>
+      <w:r>
+        <w:rPr>
+          <w:rFonts w:ascii="Consolas" w:hAnsi="Consolas" w:cs="Consolas"/>
+          <w:b/>
+          <w:bCs/>
+          <w:color w:val="000000"/>
+          <w:sz w:val="20"/>
+          <w:szCs w:val="20"/>
+          <w:lang w:eastAsia="en-US"/>
+        </w:rPr>
+        <w:t>);</w:t>
+      </w:r>
+    </w:p>
+    <w:p>
+      <w:pPr>
+        <w:suppressAutoHyphens w:val="0"/>
+        <w:autoSpaceDE w:val="0"/>
+        <w:autoSpaceDN w:val="0"/>
+        <w:adjustRightInd w:val="0"/>
+        <w:rPr>
+          <w:rFonts w:ascii="Consolas" w:hAnsi="Consolas" w:cs="Consolas"/>
+          <w:b/>
+          <w:bCs/>
+          <w:color w:val="000000"/>
+          <w:sz w:val="20"/>
+          <w:szCs w:val="20"/>
+          <w:lang w:eastAsia="en-US"/>
+        </w:rPr>
+      </w:pPr>
+      <w:r>
+        <w:rPr>
+          <w:rFonts w:ascii="Consolas" w:hAnsi="Consolas" w:cs="Consolas"/>
+          <w:b/>
+          <w:bCs/>
+          <w:color w:val="000000"/>
+          <w:sz w:val="20"/>
+          <w:szCs w:val="20"/>
+          <w:lang w:eastAsia="en-US"/>
+        </w:rPr>
+        <w:t xml:space="preserve">    }</w:t>
+      </w:r>
+    </w:p>
+    <w:p>
+      <w:pPr>
+        <w:suppressAutoHyphens w:val="0"/>
+        <w:autoSpaceDE w:val="0"/>
+        <w:autoSpaceDN w:val="0"/>
+        <w:adjustRightInd w:val="0"/>
+        <w:rPr>
+          <w:rFonts w:ascii="Consolas" w:hAnsi="Consolas" w:cs="Consolas"/>
+          <w:b/>
+          <w:bCs/>
+          <w:color w:val="000000"/>
+          <w:sz w:val="20"/>
+          <w:szCs w:val="20"/>
+          <w:lang w:eastAsia="en-US"/>
+        </w:rPr>
+      </w:pPr>
+    </w:p>
+    <w:p>
+      <w:pPr>
+        <w:suppressAutoHyphens w:val="0"/>
+        <w:autoSpaceDE w:val="0"/>
+        <w:autoSpaceDN w:val="0"/>
+        <w:adjustRightInd w:val="0"/>
+        <w:rPr>
+          <w:rFonts w:ascii="Consolas" w:hAnsi="Consolas" w:cs="Consolas"/>
+          <w:b/>
+          <w:bCs/>
+          <w:color w:val="000000"/>
+          <w:sz w:val="20"/>
+          <w:szCs w:val="20"/>
+          <w:lang w:eastAsia="en-US"/>
+        </w:rPr>
+      </w:pPr>
+      <w:r>
+        <w:rPr>
+          <w:rFonts w:ascii="Consolas" w:hAnsi="Consolas" w:cs="Consolas"/>
+          <w:b/>
+          <w:bCs/>
+          <w:color w:val="000000"/>
+          <w:sz w:val="20"/>
+          <w:szCs w:val="20"/>
+          <w:lang w:eastAsia="en-US"/>
+        </w:rPr>
+        <w:t xml:space="preserve">    [</w:t>
+      </w:r>
+      <w:proofErr w:type="spellStart"/>
+      <w:r>
+        <w:rPr>
+          <w:rFonts w:ascii="Consolas" w:hAnsi="Consolas" w:cs="Consolas"/>
+          <w:b/>
+          <w:bCs/>
+          <w:color w:val="000000"/>
+          <w:sz w:val="20"/>
+          <w:szCs w:val="20"/>
+          <w:lang w:eastAsia="en-US"/>
+        </w:rPr>
+        <w:t>TestMethod</w:t>
+      </w:r>
+      <w:proofErr w:type="spellEnd"/>
+      <w:r>
+        <w:rPr>
+          <w:rFonts w:ascii="Consolas" w:hAnsi="Consolas" w:cs="Consolas"/>
+          <w:b/>
+          <w:bCs/>
+          <w:color w:val="000000"/>
+          <w:sz w:val="20"/>
+          <w:szCs w:val="20"/>
+          <w:lang w:eastAsia="en-US"/>
+        </w:rPr>
+        <w:t>]</w:t>
+      </w:r>
+    </w:p>
+    <w:p>
+      <w:pPr>
+        <w:suppressAutoHyphens w:val="0"/>
+        <w:autoSpaceDE w:val="0"/>
+        <w:autoSpaceDN w:val="0"/>
+        <w:adjustRightInd w:val="0"/>
+        <w:rPr>
+          <w:rFonts w:ascii="Consolas" w:hAnsi="Consolas" w:cs="Consolas"/>
+          <w:b/>
+          <w:bCs/>
+          <w:color w:val="000000"/>
+          <w:sz w:val="20"/>
+          <w:szCs w:val="20"/>
+          <w:lang w:eastAsia="en-US"/>
+        </w:rPr>
+      </w:pPr>
+      <w:r>
+        <w:rPr>
+          <w:rFonts w:ascii="Consolas" w:hAnsi="Consolas" w:cs="Consolas"/>
+          <w:b/>
+          <w:bCs/>
+          <w:color w:val="000000"/>
+          <w:sz w:val="20"/>
+          <w:szCs w:val="20"/>
+          <w:lang w:eastAsia="en-US"/>
+        </w:rPr>
+        <w:t xml:space="preserve">    </w:t>
+      </w:r>
+      <w:r>
+        <w:rPr>
+          <w:rFonts w:ascii="Consolas" w:hAnsi="Consolas" w:cs="Consolas"/>
+          <w:b/>
+          <w:bCs/>
+          <w:color w:val="0000FF"/>
+          <w:sz w:val="20"/>
+          <w:szCs w:val="20"/>
+          <w:lang w:eastAsia="en-US"/>
+        </w:rPr>
+        <w:t>public</w:t>
+      </w:r>
+      <w:r>
+        <w:rPr>
+          <w:rFonts w:ascii="Consolas" w:hAnsi="Consolas" w:cs="Consolas"/>
+          <w:b/>
+          <w:bCs/>
+          <w:color w:val="000000"/>
+          <w:sz w:val="20"/>
+          <w:szCs w:val="20"/>
+          <w:lang w:eastAsia="en-US"/>
+        </w:rPr>
+        <w:t xml:space="preserve"> </w:t>
+      </w:r>
+      <w:r>
+        <w:rPr>
+          <w:rFonts w:ascii="Consolas" w:hAnsi="Consolas" w:cs="Consolas"/>
+          <w:b/>
+          <w:bCs/>
+          <w:color w:val="0000FF"/>
+          <w:sz w:val="20"/>
+          <w:szCs w:val="20"/>
+          <w:lang w:eastAsia="en-US"/>
+        </w:rPr>
+        <w:t>async</w:t>
+      </w:r>
+      <w:r>
+        <w:rPr>
+          <w:rFonts w:ascii="Consolas" w:hAnsi="Consolas" w:cs="Consolas"/>
+          <w:b/>
+          <w:bCs/>
+          <w:color w:val="000000"/>
+          <w:sz w:val="20"/>
+          <w:szCs w:val="20"/>
+          <w:lang w:eastAsia="en-US"/>
+        </w:rPr>
+        <w:t xml:space="preserve"> Task </w:t>
+      </w:r>
+      <w:proofErr w:type="spellStart"/>
+      <w:r>
+        <w:rPr>
+          <w:rFonts w:ascii="Consolas" w:hAnsi="Consolas" w:cs="Consolas"/>
+          <w:b/>
+          <w:bCs/>
+          <w:color w:val="000000"/>
+          <w:sz w:val="20"/>
+          <w:szCs w:val="20"/>
+          <w:lang w:eastAsia="en-US"/>
+        </w:rPr>
+        <w:t>TestGetCustomerById</w:t>
+      </w:r>
+      <w:proofErr w:type="spellEnd"/>
+      <w:r>
+        <w:rPr>
+          <w:rFonts w:ascii="Consolas" w:hAnsi="Consolas" w:cs="Consolas"/>
+          <w:b/>
+          <w:bCs/>
+          <w:color w:val="000000"/>
+          <w:sz w:val="20"/>
+          <w:szCs w:val="20"/>
+          <w:lang w:eastAsia="en-US"/>
+        </w:rPr>
+        <w:t>()</w:t>
+      </w:r>
+    </w:p>
+    <w:p>
+      <w:pPr>
+        <w:suppressAutoHyphens w:val="0"/>
+        <w:autoSpaceDE w:val="0"/>
+        <w:autoSpaceDN w:val="0"/>
+        <w:adjustRightInd w:val="0"/>
+        <w:rPr>
+          <w:rFonts w:ascii="Consolas" w:hAnsi="Consolas" w:cs="Consolas"/>
+          <w:b/>
+          <w:bCs/>
+          <w:color w:val="000000"/>
+          <w:sz w:val="20"/>
+          <w:szCs w:val="20"/>
+          <w:lang w:eastAsia="en-US"/>
+        </w:rPr>
+      </w:pPr>
+      <w:r>
+        <w:rPr>
+          <w:rFonts w:ascii="Consolas" w:hAnsi="Consolas" w:cs="Consolas"/>
+          <w:b/>
+          <w:bCs/>
+          <w:color w:val="000000"/>
+          <w:sz w:val="20"/>
+          <w:szCs w:val="20"/>
+          <w:lang w:eastAsia="en-US"/>
+        </w:rPr>
+        <w:t xml:space="preserve">    {</w:t>
+      </w:r>
+    </w:p>
+    <w:p>
+      <w:pPr>
+        <w:suppressAutoHyphens w:val="0"/>
+        <w:autoSpaceDE w:val="0"/>
+        <w:autoSpaceDN w:val="0"/>
+        <w:adjustRightInd w:val="0"/>
+        <w:rPr>
+          <w:rFonts w:ascii="Consolas" w:hAnsi="Consolas" w:cs="Consolas"/>
+          <w:b/>
+          <w:bCs/>
+          <w:color w:val="000000"/>
+          <w:sz w:val="20"/>
+          <w:szCs w:val="20"/>
+          <w:lang w:eastAsia="en-US"/>
+        </w:rPr>
+      </w:pPr>
+      <w:r>
+        <w:rPr>
+          <w:rFonts w:ascii="Consolas" w:hAnsi="Consolas" w:cs="Consolas"/>
+          <w:b/>
+          <w:bCs/>
+          <w:color w:val="000000"/>
+          <w:sz w:val="20"/>
+          <w:szCs w:val="20"/>
+          <w:lang w:eastAsia="en-US"/>
+        </w:rPr>
+        <w:t xml:space="preserve">        </w:t>
+      </w:r>
+      <w:r>
+        <w:rPr>
+          <w:rFonts w:ascii="Consolas" w:hAnsi="Consolas" w:cs="Consolas"/>
+          <w:b/>
+          <w:bCs/>
+          <w:color w:val="0000FF"/>
+          <w:sz w:val="20"/>
+          <w:szCs w:val="20"/>
+          <w:lang w:eastAsia="en-US"/>
+        </w:rPr>
+        <w:t>var</w:t>
+      </w:r>
+      <w:r>
+        <w:rPr>
+          <w:rFonts w:ascii="Consolas" w:hAnsi="Consolas" w:cs="Consolas"/>
+          <w:b/>
+          <w:bCs/>
+          <w:color w:val="000000"/>
+          <w:sz w:val="20"/>
+          <w:szCs w:val="20"/>
+          <w:lang w:eastAsia="en-US"/>
+        </w:rPr>
+        <w:t xml:space="preserve"> </w:t>
+      </w:r>
+      <w:proofErr w:type="spellStart"/>
+      <w:r>
+        <w:rPr>
+          <w:rFonts w:ascii="Consolas" w:hAnsi="Consolas" w:cs="Consolas"/>
+          <w:b/>
+          <w:bCs/>
+          <w:color w:val="000000"/>
+          <w:sz w:val="20"/>
+          <w:szCs w:val="20"/>
+          <w:lang w:eastAsia="en-US"/>
+        </w:rPr>
+        <w:t>userService</w:t>
+      </w:r>
+      <w:proofErr w:type="spellEnd"/>
+      <w:r>
+        <w:rPr>
+          <w:rFonts w:ascii="Consolas" w:hAnsi="Consolas" w:cs="Consolas"/>
+          <w:b/>
+          <w:bCs/>
+          <w:color w:val="000000"/>
+          <w:sz w:val="20"/>
+          <w:szCs w:val="20"/>
+          <w:lang w:eastAsia="en-US"/>
+        </w:rPr>
+        <w:t xml:space="preserve"> = </w:t>
+      </w:r>
+      <w:r>
+        <w:rPr>
+          <w:rFonts w:ascii="Consolas" w:hAnsi="Consolas" w:cs="Consolas"/>
+          <w:b/>
+          <w:bCs/>
+          <w:color w:val="0000FF"/>
+          <w:sz w:val="20"/>
+          <w:szCs w:val="20"/>
+          <w:lang w:eastAsia="en-US"/>
+        </w:rPr>
+        <w:t>new</w:t>
+      </w:r>
+      <w:r>
+        <w:rPr>
+          <w:rFonts w:ascii="Consolas" w:hAnsi="Consolas" w:cs="Consolas"/>
+          <w:b/>
+          <w:bCs/>
+          <w:color w:val="000000"/>
+          <w:sz w:val="20"/>
+          <w:szCs w:val="20"/>
+          <w:lang w:eastAsia="en-US"/>
+        </w:rPr>
+        <w:t xml:space="preserve"> </w:t>
+      </w:r>
+      <w:proofErr w:type="spellStart"/>
+      <w:r>
+        <w:rPr>
+          <w:rFonts w:ascii="Consolas" w:hAnsi="Consolas" w:cs="Consolas"/>
+          <w:b/>
+          <w:bCs/>
+          <w:color w:val="000000"/>
+          <w:sz w:val="20"/>
+          <w:szCs w:val="20"/>
+          <w:lang w:eastAsia="en-US"/>
+        </w:rPr>
+        <w:t>UserService</w:t>
+      </w:r>
+      <w:proofErr w:type="spellEnd"/>
+      <w:r>
+        <w:rPr>
+          <w:rFonts w:ascii="Consolas" w:hAnsi="Consolas" w:cs="Consolas"/>
+          <w:b/>
+          <w:bCs/>
+          <w:color w:val="000000"/>
+          <w:sz w:val="20"/>
+          <w:szCs w:val="20"/>
+          <w:lang w:eastAsia="en-US"/>
+        </w:rPr>
+        <w:t>();</w:t>
+      </w:r>
+    </w:p>
+    <w:p>
+      <w:pPr>
+        <w:suppressAutoHyphens w:val="0"/>
+        <w:autoSpaceDE w:val="0"/>
+        <w:autoSpaceDN w:val="0"/>
+        <w:adjustRightInd w:val="0"/>
+        <w:rPr>
+          <w:rFonts w:ascii="Consolas" w:hAnsi="Consolas" w:cs="Consolas"/>
+          <w:b/>
+          <w:bCs/>
+          <w:color w:val="000000"/>
+          <w:sz w:val="20"/>
+          <w:szCs w:val="20"/>
+          <w:lang w:eastAsia="en-US"/>
+        </w:rPr>
+      </w:pPr>
+      <w:r>
+        <w:rPr>
+          <w:rFonts w:ascii="Consolas" w:hAnsi="Consolas" w:cs="Consolas"/>
+          <w:b/>
+          <w:bCs/>
+          <w:color w:val="000000"/>
+          <w:sz w:val="20"/>
+          <w:szCs w:val="20"/>
+          <w:lang w:eastAsia="en-US"/>
+        </w:rPr>
+        <w:t xml:space="preserve">        </w:t>
+      </w:r>
+      <w:r>
+        <w:rPr>
+          <w:rFonts w:ascii="Consolas" w:hAnsi="Consolas" w:cs="Consolas"/>
+          <w:b/>
+          <w:bCs/>
+          <w:color w:val="0000FF"/>
+          <w:sz w:val="20"/>
+          <w:szCs w:val="20"/>
+          <w:lang w:eastAsia="en-US"/>
+        </w:rPr>
+        <w:t>var</w:t>
+      </w:r>
+      <w:r>
+        <w:rPr>
+          <w:rFonts w:ascii="Consolas" w:hAnsi="Consolas" w:cs="Consolas"/>
+          <w:b/>
+          <w:bCs/>
+          <w:color w:val="000000"/>
+          <w:sz w:val="20"/>
+          <w:szCs w:val="20"/>
+          <w:lang w:eastAsia="en-US"/>
+        </w:rPr>
+        <w:t xml:space="preserve"> response = </w:t>
+      </w:r>
+      <w:r>
+        <w:rPr>
+          <w:rFonts w:ascii="Consolas" w:hAnsi="Consolas" w:cs="Consolas"/>
+          <w:b/>
+          <w:bCs/>
+          <w:color w:val="0000FF"/>
+          <w:sz w:val="20"/>
+          <w:szCs w:val="20"/>
+          <w:lang w:eastAsia="en-US"/>
+        </w:rPr>
+        <w:t>await</w:t>
+      </w:r>
+      <w:r>
+        <w:rPr>
+          <w:rFonts w:ascii="Consolas" w:hAnsi="Consolas" w:cs="Consolas"/>
+          <w:b/>
+          <w:bCs/>
+          <w:color w:val="000000"/>
+          <w:sz w:val="20"/>
+          <w:szCs w:val="20"/>
+          <w:lang w:eastAsia="en-US"/>
+        </w:rPr>
+        <w:t xml:space="preserve"> </w:t>
+      </w:r>
+      <w:proofErr w:type="spellStart"/>
+      <w:r>
+        <w:rPr>
+          <w:rFonts w:ascii="Consolas" w:hAnsi="Consolas" w:cs="Consolas"/>
+          <w:b/>
+          <w:bCs/>
+          <w:color w:val="000000"/>
+          <w:sz w:val="20"/>
+          <w:szCs w:val="20"/>
+          <w:lang w:eastAsia="en-US"/>
+        </w:rPr>
+        <w:t>userService.GetCustomerById</w:t>
+      </w:r>
+      <w:proofErr w:type="spellEnd"/>
+      <w:r>
+        <w:rPr>
+          <w:rFonts w:ascii="Consolas" w:hAnsi="Consolas" w:cs="Consolas"/>
+          <w:b/>
+          <w:bCs/>
+          <w:color w:val="000000"/>
+          <w:sz w:val="20"/>
+          <w:szCs w:val="20"/>
+          <w:lang w:eastAsia="en-US"/>
+        </w:rPr>
+        <w:t>(</w:t>
+      </w:r>
+      <w:r>
+        <w:rPr>
+          <w:rFonts w:ascii="Consolas" w:hAnsi="Consolas" w:cs="Consolas"/>
+          <w:b/>
+          <w:bCs/>
+          <w:color w:val="A31515"/>
+          <w:sz w:val="20"/>
+          <w:szCs w:val="20"/>
+          <w:lang w:eastAsia="en-US"/>
+        </w:rPr>
+        <w:t>"ALFKI"</w:t>
+      </w:r>
+      <w:r>
+        <w:rPr>
+          <w:rFonts w:ascii="Consolas" w:hAnsi="Consolas" w:cs="Consolas"/>
+          <w:b/>
+          <w:bCs/>
+          <w:color w:val="000000"/>
+          <w:sz w:val="20"/>
+          <w:szCs w:val="20"/>
+          <w:lang w:eastAsia="en-US"/>
+        </w:rPr>
+        <w:t>);</w:t>
+      </w:r>
+    </w:p>
+    <w:p>
+      <w:pPr>
+        <w:suppressAutoHyphens w:val="0"/>
+        <w:autoSpaceDE w:val="0"/>
+        <w:autoSpaceDN w:val="0"/>
+        <w:adjustRightInd w:val="0"/>
+        <w:rPr>
+          <w:rFonts w:ascii="Consolas" w:hAnsi="Consolas" w:cs="Consolas"/>
+          <w:b/>
+          <w:bCs/>
+          <w:color w:val="000000"/>
+          <w:sz w:val="20"/>
+          <w:szCs w:val="20"/>
+          <w:lang w:eastAsia="en-US"/>
+        </w:rPr>
+      </w:pPr>
+      <w:r>
+        <w:rPr>
+          <w:rFonts w:ascii="Consolas" w:hAnsi="Consolas" w:cs="Consolas"/>
+          <w:b/>
+          <w:bCs/>
+          <w:color w:val="000000"/>
+          <w:sz w:val="20"/>
+          <w:szCs w:val="20"/>
+          <w:lang w:eastAsia="en-US"/>
+        </w:rPr>
+        <w:t xml:space="preserve">        </w:t>
+      </w:r>
+      <w:proofErr w:type="spellStart"/>
+      <w:r>
+        <w:rPr>
+          <w:rFonts w:ascii="Consolas" w:hAnsi="Consolas" w:cs="Consolas"/>
+          <w:b/>
+          <w:bCs/>
+          <w:color w:val="000000"/>
+          <w:sz w:val="20"/>
+          <w:szCs w:val="20"/>
+          <w:lang w:eastAsia="en-US"/>
+        </w:rPr>
+        <w:t>response.Should</w:t>
+      </w:r>
+      <w:proofErr w:type="spellEnd"/>
+      <w:r>
+        <w:rPr>
+          <w:rFonts w:ascii="Consolas" w:hAnsi="Consolas" w:cs="Consolas"/>
+          <w:b/>
+          <w:bCs/>
+          <w:color w:val="000000"/>
+          <w:sz w:val="20"/>
+          <w:szCs w:val="20"/>
+          <w:lang w:eastAsia="en-US"/>
+        </w:rPr>
+        <w:t>().Contain(</w:t>
+      </w:r>
+      <w:r>
+        <w:rPr>
+          <w:rFonts w:ascii="Consolas" w:hAnsi="Consolas" w:cs="Consolas"/>
+          <w:b/>
+          <w:bCs/>
+          <w:color w:val="A31515"/>
+          <w:sz w:val="20"/>
+          <w:szCs w:val="20"/>
+          <w:lang w:eastAsia="en-US"/>
+        </w:rPr>
+        <w:t>"ALFKI"</w:t>
+      </w:r>
+      <w:r>
+        <w:rPr>
+          <w:rFonts w:ascii="Consolas" w:hAnsi="Consolas" w:cs="Consolas"/>
+          <w:b/>
+          <w:bCs/>
+          <w:color w:val="000000"/>
+          <w:sz w:val="20"/>
+          <w:szCs w:val="20"/>
+          <w:lang w:eastAsia="en-US"/>
+        </w:rPr>
+        <w:t>);</w:t>
+      </w:r>
+    </w:p>
+    <w:p>
+      <w:pPr>
+        <w:suppressAutoHyphens w:val="0"/>
+        <w:autoSpaceDE w:val="0"/>
+        <w:autoSpaceDN w:val="0"/>
+        <w:adjustRightInd w:val="0"/>
+        <w:rPr>
+          <w:rFonts w:ascii="Consolas" w:hAnsi="Consolas" w:cs="Consolas"/>
+          <w:b/>
+          <w:bCs/>
+          <w:color w:val="000000"/>
+          <w:sz w:val="20"/>
+          <w:szCs w:val="20"/>
+          <w:lang w:eastAsia="en-US"/>
+        </w:rPr>
+      </w:pPr>
+      <w:r>
+        <w:rPr>
+          <w:rFonts w:ascii="Consolas" w:hAnsi="Consolas" w:cs="Consolas"/>
+          <w:b/>
+          <w:bCs/>
+          <w:color w:val="000000"/>
+          <w:sz w:val="20"/>
+          <w:szCs w:val="20"/>
+          <w:lang w:eastAsia="en-US"/>
+        </w:rPr>
+        <w:t xml:space="preserve">    }</w:t>
+      </w:r>
+    </w:p>
+    <w:p>
+      <w:pPr>
+        <w:suppressAutoHyphens w:val="0"/>
+        <w:autoSpaceDE w:val="0"/>
+        <w:autoSpaceDN w:val="0"/>
+        <w:adjustRightInd w:val="0"/>
+        <w:rPr>
+          <w:rFonts w:ascii="Consolas" w:hAnsi="Consolas" w:cs="Consolas"/>
+          <w:b/>
+          <w:bCs/>
+          <w:color w:val="000000"/>
+          <w:sz w:val="20"/>
+          <w:szCs w:val="20"/>
+          <w:lang w:eastAsia="en-US"/>
+        </w:rPr>
+      </w:pPr>
+      <w:r>
+        <w:rPr>
+          <w:rFonts w:ascii="Consolas" w:hAnsi="Consolas" w:cs="Consolas"/>
+          <w:b/>
+          <w:bCs/>
+          <w:color w:val="000000"/>
+          <w:sz w:val="20"/>
+          <w:szCs w:val="20"/>
+          <w:lang w:eastAsia="en-US"/>
+        </w:rPr>
+        <w:t>}</w:t>
+      </w:r>
+    </w:p>
+    <w:p>
+      <w:pPr>
+        <w:keepNext/>
+        <w:keepLines/>
+      </w:pPr>
+    </w:p>
+    <w:p>
+      <w:pPr>
+        <w:suppressAutoHyphens w:val="0"/>
+        <w:autoSpaceDE w:val="0"/>
+        <w:autoSpaceDN w:val="0"/>
+        <w:adjustRightInd w:val="0"/>
+        <w:rPr>
+          <w:rFonts w:ascii="Consolas" w:hAnsi="Consolas" w:cs="Consolas"/>
+          <w:b/>
+          <w:bCs/>
+          <w:color w:val="000000"/>
+          <w:sz w:val="20"/>
+          <w:szCs w:val="20"/>
+          <w:lang w:eastAsia="en-US"/>
+        </w:rPr>
+      </w:pPr>
+      <w:r>
+        <w:rPr>
+          <w:rFonts w:ascii="Consolas" w:hAnsi="Consolas" w:cs="Consolas"/>
+          <w:b/>
+          <w:bCs/>
+          <w:color w:val="000000"/>
+          <w:sz w:val="19"/>
+          <w:szCs w:val="19"/>
+          <w:lang w:eastAsia="en-US"/>
+        </w:rPr>
+        <w:t xml:space="preserve">Note: You can add code to test for </w:t>
+      </w:r>
+      <w:proofErr w:type="spellStart"/>
+      <w:r>
+        <w:rPr>
+          <w:rFonts w:ascii="Consolas" w:hAnsi="Consolas" w:cs="Consolas"/>
+          <w:b/>
+          <w:bCs/>
+          <w:color w:val="000000"/>
+          <w:sz w:val="20"/>
+          <w:szCs w:val="20"/>
+          <w:lang w:eastAsia="en-US"/>
+        </w:rPr>
+        <w:t>HttpRequestException</w:t>
+      </w:r>
+      <w:proofErr w:type="spellEnd"/>
+      <w:r>
+        <w:rPr>
+          <w:rFonts w:ascii="Consolas" w:hAnsi="Consolas" w:cs="Consolas"/>
+          <w:b/>
+          <w:bCs/>
+          <w:color w:val="000000"/>
+          <w:sz w:val="20"/>
+          <w:szCs w:val="20"/>
+          <w:lang w:eastAsia="en-US"/>
+        </w:rPr>
+        <w:t xml:space="preserve"> when </w:t>
+      </w:r>
+      <w:r>
+        <w:rPr>
+          <w:rFonts w:ascii="Consolas" w:hAnsi="Consolas" w:cs="Consolas"/>
+          <w:b/>
+          <w:bCs/>
+          <w:color w:val="000000"/>
+          <w:sz w:val="19"/>
+          <w:szCs w:val="19"/>
+          <w:lang w:eastAsia="en-US"/>
+        </w:rPr>
+        <w:br/>
+      </w:r>
+      <w:proofErr w:type="spellStart"/>
+      <w:r>
+        <w:rPr>
+          <w:rFonts w:ascii="Consolas" w:hAnsi="Consolas" w:cs="Consolas"/>
+          <w:b/>
+          <w:bCs/>
+          <w:color w:val="000000"/>
+          <w:sz w:val="20"/>
+          <w:szCs w:val="20"/>
+          <w:lang w:eastAsia="en-US"/>
+        </w:rPr>
+        <w:t>response.StatusCode</w:t>
+      </w:r>
+      <w:proofErr w:type="spellEnd"/>
+      <w:r>
+        <w:rPr>
+          <w:rFonts w:ascii="Consolas" w:hAnsi="Consolas" w:cs="Consolas"/>
+          <w:b/>
+          <w:bCs/>
+          <w:color w:val="000000"/>
+          <w:sz w:val="20"/>
+          <w:szCs w:val="20"/>
+          <w:lang w:eastAsia="en-US"/>
+        </w:rPr>
+        <w:t xml:space="preserve"> != </w:t>
+      </w:r>
+      <w:proofErr w:type="spellStart"/>
+      <w:r>
+        <w:rPr>
+          <w:rFonts w:ascii="Consolas" w:hAnsi="Consolas" w:cs="Consolas"/>
+          <w:b/>
+          <w:bCs/>
+          <w:color w:val="000000"/>
+          <w:sz w:val="20"/>
+          <w:szCs w:val="20"/>
+          <w:lang w:eastAsia="en-US"/>
+        </w:rPr>
+        <w:t>HttpStatusCode.OK</w:t>
+      </w:r>
+      <w:proofErr w:type="spellEnd"/>
+    </w:p>
+    <w:p>
+      <w:pPr>
+        <w:suppressAutoHyphens w:val="0"/>
+        <w:autoSpaceDE w:val="0"/>
+        <w:autoSpaceDN w:val="0"/>
+        <w:adjustRightInd w:val="0"/>
+        <w:rPr>
+          <w:rFonts w:ascii="Consolas" w:hAnsi="Consolas" w:cs="Consolas"/>
+          <w:b/>
+          <w:bCs/>
+          <w:color w:val="000000"/>
+          <w:sz w:val="19"/>
+          <w:szCs w:val="19"/>
+          <w:lang w:eastAsia="en-US"/>
+        </w:rPr>
+      </w:pPr>
+    </w:p>
+    <w:p>
+      <w:pPr>
+        <w:suppressAutoHyphens w:val="0"/>
+        <w:autoSpaceDE w:val="0"/>
+        <w:autoSpaceDN w:val="0"/>
+        <w:adjustRightInd w:val="0"/>
+        <w:rPr>
+          <w:rFonts w:ascii="Consolas" w:hAnsi="Consolas" w:cs="Consolas"/>
+          <w:b/>
+          <w:bCs/>
+          <w:color w:val="000000"/>
+          <w:sz w:val="19"/>
+          <w:szCs w:val="19"/>
+          <w:lang w:eastAsia="en-US"/>
+        </w:rPr>
+      </w:pPr>
+    </w:p>
+    <w:p>
+      <w:pPr>
+        <w:pStyle w:val="Heading2"/>
+        <w:rPr>
+          <w:rFonts w:eastAsia="Times New Roman"/>
+        </w:rPr>
+      </w:pPr>
+      <w:r>
+        <w:rPr>
+          <w:rFonts w:eastAsia="Times New Roman"/>
+        </w:rPr>
+        <w:t>Run the integration test</w:t>
+      </w:r>
+    </w:p>
+    <w:p/>
+    <w:p>
+      <w:pPr>
+        <w:pStyle w:val="ListParagraph"/>
+        <w:numPr>
+          <w:ilvl w:val="0"/>
+          <w:numId w:val="11"/>
+        </w:numPr>
+      </w:pPr>
+      <w:r>
+        <w:t>Save all files and run the</w:t>
+      </w:r>
+      <w:r>
+        <w:t xml:space="preserve"> tests in the</w:t>
+      </w:r>
+      <w:r>
+        <w:t xml:space="preserve"> </w:t>
+      </w:r>
+      <w:proofErr w:type="spellStart"/>
+      <w:r>
+        <w:rPr>
+          <w:b/>
+          <w:bCs/>
+        </w:rPr>
+        <w:t>CustomerApiIntegrationTest</w:t>
+      </w:r>
+      <w:proofErr w:type="spellEnd"/>
+      <w:r>
+        <w:t xml:space="preserve"> </w:t>
+      </w:r>
+      <w:r>
+        <w:t>class</w:t>
+      </w:r>
+      <w:r>
+        <w:t xml:space="preserve">. </w:t>
+      </w:r>
+    </w:p>
+    <w:p>
+      <w:pPr>
+        <w:pStyle w:val="ListParagraph"/>
+      </w:pPr>
+      <w:r>
+        <w:lastRenderedPageBreak/>
+        <w:t xml:space="preserve">If everything is set up correctly, you should see a green bar, indicating that all tests passed. </w:t>
+      </w:r>
+      <w:r>
+        <w:br/>
+      </w:r>
+    </w:p>
+    <w:p>
+      <w:pPr>
+        <w:pStyle w:val="ListParagraph"/>
+        <w:numPr>
+          <w:ilvl w:val="0"/>
+          <w:numId w:val="11"/>
+        </w:numPr>
+      </w:pPr>
+      <w:r>
+        <w:t xml:space="preserve">Now, try introducing an error (e.g., changing the base URL to something incorrect) and rerun the test. </w:t>
+      </w:r>
+      <w:r>
+        <w:t xml:space="preserve"> </w:t>
+      </w:r>
+      <w:r>
+        <w:t xml:space="preserve">This time, </w:t>
+      </w:r>
+      <w:r>
+        <w:t xml:space="preserve">the </w:t>
+      </w:r>
+      <w:r>
+        <w:t>Test Explorer will display the dreaded red bar, showing that the test has failed!</w:t>
+      </w:r>
+    </w:p>
+    <w:p/>
+    <w:p>
+      <w:pPr>
+        <w:rPr>
+          <w:b/>
+          <w:bCs/>
+          <w:sz w:val="28"/>
+          <w:szCs w:val="28"/>
+        </w:rPr>
+      </w:pPr>
+      <w:r>
+        <w:rPr>
+          <w:b/>
+          <w:bCs/>
+          <w:sz w:val="28"/>
+          <w:szCs w:val="28"/>
+        </w:rPr>
         <w:t>** End **</w:t>
       </w:r>
+    </w:p>
+    <w:p>
+      <w:pPr>
+        <w:suppressAutoHyphens w:val="0"/>
+        <w:rPr>
+          <w:b/>
+          <w:bCs/>
+          <w:sz w:val="28"/>
+          <w:szCs w:val="28"/>
+        </w:rPr>
+      </w:pPr>
     </w:p>
     <w:sectPr>
       <w:pgSz w:w="11906" w:h="16838"/>
@@ -2137,6 +10602,119 @@
     </w:lvl>
   </w:abstractNum>
   <w:abstractNum w:abstractNumId="2" w15:restartNumberingAfterBreak="0">
+    <w:nsid w:val="23D02325"/>
+    <w:multiLevelType w:val="hybridMultilevel"/>
+    <w:tmpl w:val="D0A28102"/>
+    <w:lvl w:ilvl="0" w:tplc="08090001">
+      <w:start w:val="1"/>
+      <w:numFmt w:val="bullet"/>
+      <w:lvlText w:val=""/>
+      <w:lvlJc w:val="left"/>
+      <w:pPr>
+        <w:ind w:left="720" w:hanging="360"/>
+      </w:pPr>
+      <w:rPr>
+        <w:rFonts w:ascii="Symbol" w:hAnsi="Symbol" w:hint="default"/>
+      </w:rPr>
+    </w:lvl>
+    <w:lvl w:ilvl="1" w:tplc="08090003" w:tentative="1">
+      <w:start w:val="1"/>
+      <w:numFmt w:val="bullet"/>
+      <w:lvlText w:val="o"/>
+      <w:lvlJc w:val="left"/>
+      <w:pPr>
+        <w:ind w:left="1440" w:hanging="360"/>
+      </w:pPr>
+      <w:rPr>
+        <w:rFonts w:ascii="Courier New" w:hAnsi="Courier New" w:cs="Courier New" w:hint="default"/>
+      </w:rPr>
+    </w:lvl>
+    <w:lvl w:ilvl="2" w:tplc="08090005" w:tentative="1">
+      <w:start w:val="1"/>
+      <w:numFmt w:val="bullet"/>
+      <w:lvlText w:val=""/>
+      <w:lvlJc w:val="left"/>
+      <w:pPr>
+        <w:ind w:left="2160" w:hanging="360"/>
+      </w:pPr>
+      <w:rPr>
+        <w:rFonts w:ascii="Wingdings" w:hAnsi="Wingdings" w:hint="default"/>
+      </w:rPr>
+    </w:lvl>
+    <w:lvl w:ilvl="3" w:tplc="08090001" w:tentative="1">
+      <w:start w:val="1"/>
+      <w:numFmt w:val="bullet"/>
+      <w:lvlText w:val=""/>
+      <w:lvlJc w:val="left"/>
+      <w:pPr>
+        <w:ind w:left="2880" w:hanging="360"/>
+      </w:pPr>
+      <w:rPr>
+        <w:rFonts w:ascii="Symbol" w:hAnsi="Symbol" w:hint="default"/>
+      </w:rPr>
+    </w:lvl>
+    <w:lvl w:ilvl="4" w:tplc="08090003" w:tentative="1">
+      <w:start w:val="1"/>
+      <w:numFmt w:val="bullet"/>
+      <w:lvlText w:val="o"/>
+      <w:lvlJc w:val="left"/>
+      <w:pPr>
+        <w:ind w:left="3600" w:hanging="360"/>
+      </w:pPr>
+      <w:rPr>
+        <w:rFonts w:ascii="Courier New" w:hAnsi="Courier New" w:cs="Courier New" w:hint="default"/>
+      </w:rPr>
+    </w:lvl>
+    <w:lvl w:ilvl="5" w:tplc="08090005" w:tentative="1">
+      <w:start w:val="1"/>
+      <w:numFmt w:val="bullet"/>
+      <w:lvlText w:val=""/>
+      <w:lvlJc w:val="left"/>
+      <w:pPr>
+        <w:ind w:left="4320" w:hanging="360"/>
+      </w:pPr>
+      <w:rPr>
+        <w:rFonts w:ascii="Wingdings" w:hAnsi="Wingdings" w:hint="default"/>
+      </w:rPr>
+    </w:lvl>
+    <w:lvl w:ilvl="6" w:tplc="08090001" w:tentative="1">
+      <w:start w:val="1"/>
+      <w:numFmt w:val="bullet"/>
+      <w:lvlText w:val=""/>
+      <w:lvlJc w:val="left"/>
+      <w:pPr>
+        <w:ind w:left="5040" w:hanging="360"/>
+      </w:pPr>
+      <w:rPr>
+        <w:rFonts w:ascii="Symbol" w:hAnsi="Symbol" w:hint="default"/>
+      </w:rPr>
+    </w:lvl>
+    <w:lvl w:ilvl="7" w:tplc="08090003" w:tentative="1">
+      <w:start w:val="1"/>
+      <w:numFmt w:val="bullet"/>
+      <w:lvlText w:val="o"/>
+      <w:lvlJc w:val="left"/>
+      <w:pPr>
+        <w:ind w:left="5760" w:hanging="360"/>
+      </w:pPr>
+      <w:rPr>
+        <w:rFonts w:ascii="Courier New" w:hAnsi="Courier New" w:cs="Courier New" w:hint="default"/>
+      </w:rPr>
+    </w:lvl>
+    <w:lvl w:ilvl="8" w:tplc="08090005" w:tentative="1">
+      <w:start w:val="1"/>
+      <w:numFmt w:val="bullet"/>
+      <w:lvlText w:val=""/>
+      <w:lvlJc w:val="left"/>
+      <w:pPr>
+        <w:ind w:left="6480" w:hanging="360"/>
+      </w:pPr>
+      <w:rPr>
+        <w:rFonts w:ascii="Wingdings" w:hAnsi="Wingdings" w:hint="default"/>
+      </w:rPr>
+    </w:lvl>
+  </w:abstractNum>
+  <w:abstractNum w:abstractNumId="3" w15:restartNumberingAfterBreak="0">
     <w:nsid w:val="25817413"/>
     <w:multiLevelType w:val="multilevel"/>
     <w:tmpl w:val="AD46E590"/>
@@ -2285,7 +10863,7 @@
       </w:rPr>
     </w:lvl>
   </w:abstractNum>
-  <w:abstractNum w:abstractNumId="3" w15:restartNumberingAfterBreak="0">
+  <w:abstractNum w:abstractNumId="4" w15:restartNumberingAfterBreak="0">
     <w:nsid w:val="4C2A3A2C"/>
     <w:multiLevelType w:val="hybridMultilevel"/>
     <w:tmpl w:val="F0F6A09E"/>
@@ -2398,7 +10976,7 @@
       </w:rPr>
     </w:lvl>
   </w:abstractNum>
-  <w:abstractNum w:abstractNumId="4" w15:restartNumberingAfterBreak="0">
+  <w:abstractNum w:abstractNumId="5" w15:restartNumberingAfterBreak="0">
     <w:nsid w:val="4F2F776E"/>
     <w:multiLevelType w:val="multilevel"/>
     <w:tmpl w:val="2ADA6AE2"/>
@@ -2547,7 +11125,7 @@
       </w:rPr>
     </w:lvl>
   </w:abstractNum>
-  <w:abstractNum w:abstractNumId="5" w15:restartNumberingAfterBreak="0">
+  <w:abstractNum w:abstractNumId="6" w15:restartNumberingAfterBreak="0">
     <w:nsid w:val="536C2A83"/>
     <w:multiLevelType w:val="multilevel"/>
     <w:tmpl w:val="511E79E0"/>
@@ -2696,7 +11274,7 @@
       </w:rPr>
     </w:lvl>
   </w:abstractNum>
-  <w:abstractNum w:abstractNumId="6" w15:restartNumberingAfterBreak="0">
+  <w:abstractNum w:abstractNumId="7" w15:restartNumberingAfterBreak="0">
     <w:nsid w:val="58DF200A"/>
     <w:multiLevelType w:val="multilevel"/>
     <w:tmpl w:val="A2FC470E"/>
@@ -2845,7 +11423,7 @@
       </w:rPr>
     </w:lvl>
   </w:abstractNum>
-  <w:abstractNum w:abstractNumId="7" w15:restartNumberingAfterBreak="0">
+  <w:abstractNum w:abstractNumId="8" w15:restartNumberingAfterBreak="0">
     <w:nsid w:val="7B9B30BA"/>
     <w:multiLevelType w:val="multilevel"/>
     <w:tmpl w:val="3520840A"/>
@@ -2994,7 +11572,7 @@
       </w:rPr>
     </w:lvl>
   </w:abstractNum>
-  <w:abstractNum w:abstractNumId="8" w15:restartNumberingAfterBreak="0">
+  <w:abstractNum w:abstractNumId="9" w15:restartNumberingAfterBreak="0">
     <w:nsid w:val="7D3A6EFF"/>
     <w:multiLevelType w:val="hybridMultilevel"/>
     <w:tmpl w:val="D632B918"/>
@@ -3107,7 +11685,7 @@
       </w:rPr>
     </w:lvl>
   </w:abstractNum>
-  <w:abstractNum w:abstractNumId="9" w15:restartNumberingAfterBreak="0">
+  <w:abstractNum w:abstractNumId="10" w15:restartNumberingAfterBreak="0">
     <w:nsid w:val="7ECC24DE"/>
     <w:multiLevelType w:val="hybridMultilevel"/>
     <w:tmpl w:val="035C3890"/>
@@ -3221,7 +11799,7 @@
     </w:lvl>
   </w:abstractNum>
   <w:num w:numId="1" w16cid:durableId="657341066">
-    <w:abstractNumId w:val="6"/>
+    <w:abstractNumId w:val="7"/>
   </w:num>
   <w:num w:numId="2" w16cid:durableId="641084825">
     <w:abstractNumId w:val="1"/>
@@ -3230,25 +11808,28 @@
     <w:abstractNumId w:val="0"/>
   </w:num>
   <w:num w:numId="4" w16cid:durableId="645932133">
-    <w:abstractNumId w:val="2"/>
+    <w:abstractNumId w:val="3"/>
   </w:num>
   <w:num w:numId="5" w16cid:durableId="1908417089">
-    <w:abstractNumId w:val="7"/>
+    <w:abstractNumId w:val="8"/>
   </w:num>
   <w:num w:numId="6" w16cid:durableId="1598177723">
+    <w:abstractNumId w:val="5"/>
+  </w:num>
+  <w:num w:numId="7" w16cid:durableId="2131431382">
+    <w:abstractNumId w:val="6"/>
+  </w:num>
+  <w:num w:numId="8" w16cid:durableId="862743525">
+    <w:abstractNumId w:val="9"/>
+  </w:num>
+  <w:num w:numId="9" w16cid:durableId="1441532469">
     <w:abstractNumId w:val="4"/>
   </w:num>
-  <w:num w:numId="7" w16cid:durableId="2131431382">
-    <w:abstractNumId w:val="5"/>
+  <w:num w:numId="10" w16cid:durableId="24406696">
+    <w:abstractNumId w:val="10"/>
   </w:num>
-  <w:num w:numId="8" w16cid:durableId="862743525">
-    <w:abstractNumId w:val="8"/>
-  </w:num>
-  <w:num w:numId="9" w16cid:durableId="1441532469">
-    <w:abstractNumId w:val="3"/>
-  </w:num>
-  <w:num w:numId="10" w16cid:durableId="24406696">
-    <w:abstractNumId w:val="9"/>
+  <w:num w:numId="11" w16cid:durableId="147552254">
+    <w:abstractNumId w:val="2"/>
   </w:num>
 </w:numbering>
 </file>
@@ -4200,6 +12781,18 @@
       <w:spacing w:val="5"/>
     </w:rPr>
   </w:style>
+  <w:style w:type="paragraph" w:styleId="NormalWeb">
+    <w:name w:val="Normal (Web)"/>
+    <w:basedOn w:val="Normal"/>
+    <w:uiPriority w:val="99"/>
+    <w:unhideWhenUsed/>
+    <w:rsid w:val="001473FE"/>
+    <w:rPr>
+      <w:rFonts w:ascii="Times New Roman" w:hAnsi="Times New Roman" w:cs="Times New Roman"/>
+      <w:sz w:val="24"/>
+      <w:szCs w:val="24"/>
+    </w:rPr>
+  </w:style>
 </w:styles>
 </file>
 
